--- a/outputs/tables/results_table.docx
+++ b/outputs/tables/results_table.docx
@@ -4,10 +4,28 @@
   <w:body>
     <w:p>
       <w:pPr>
-        <w:pStyle w:val="Titre2"/>
+        <w:jc w:val="left"/>
+        <w:pBdr>
+          <w:bottom w:val="none" w:sz="0" w:space="0" w:color="000000"/>
+          <w:top w:val="none" w:sz="0" w:space="0" w:color="000000"/>
+          <w:left w:val="none" w:sz="0" w:space="0" w:color="000000"/>
+          <w:right w:val="none" w:sz="0" w:space="0" w:color="000000"/>
+        </w:pBdr>
+        <w:spacing w:after="0" w:before="0" w:line="240"/>
+        <w:ind w:left="0" w:right="0" w:firstLine="0" w:firstLineChars="0"/>
       </w:pPr>
       <w:r>
-        <w:t xml:space="preserve">Table 2. Results of a Cost Effectiveness Analysis of PPSV23 Vaccination Relative to No PPCV23 Vaccination in Addition to Routine PCV13 Vaccination In Children 2-4 Years Old With SCD in Burkina Faso.</w:t>
+        <w:rPr>
+          <w:rFonts w:ascii="Arial" w:hAnsi="Arial" w:eastAsia="Arial" w:cs="Arial"/>
+          <w:i w:val="false"/>
+          <w:b w:val="true"/>
+          <w:u w:val="none"/>
+          <w:strike w:val="false"/>
+          <w:sz w:val="20"/>
+          <w:szCs w:val="20"/>
+          <w:color w:val="000000"/>
+        </w:rPr>
+        <w:t xml:space="preserve">Table 2. Results of a Cost Effectiveness Analysis of PPSV23 Vaccination Relative to No PPCV23 Vaccination in Addition to Routine PCV13 Vaccination in Children 2–4 Years Old With SCD in Burkina Faso.</w:t>
       </w:r>
     </w:p>
     <w:tbl xmlns:a="http://schemas.openxmlformats.org/drawingml/2006/main" xmlns:pic="http://schemas.openxmlformats.org/drawingml/2006/picture">
@@ -24,14 +42,21 @@
         <w:gridCol w:w="1413"/>
         <w:gridCol w:w="2270"/>
         <w:gridCol w:w="1413"/>
+        <w:gridCol w:w="1531"/>
         <w:gridCol w:w="1780"/>
+        <w:gridCol w:w="2025"/>
+        <w:gridCol w:w="1951"/>
+        <w:gridCol w:w="1397"/>
+        <w:gridCol w:w="1511"/>
+        <w:gridCol w:w="2109"/>
+        <w:gridCol w:w="1266"/>
       </w:tblGrid>
       <w:tr>
         <w:trPr>
           <w:trHeight w:val="966" w:hRule="auto"/>
           <w:tblHeader/>
         </w:trPr>
-        header1
+        header 1
         <w:tc>
           <w:tcPr>
             <w:tcBorders>
@@ -591,6 +616,384 @@
                 <w:color w:val="000000"/>
               </w:rPr>
               <w:t xml:space="preserve">Averted)</w:t>
+            </w:r>
+          </w:p>
+        </w:tc>
+        <w:tc>
+          <w:tcPr>
+            <w:tcBorders>
+              <w:bottom w:val="single" w:sz="12" w:space="0" w:color="666666"/>
+              <w:top w:val="single" w:sz="12" w:space="0" w:color="666666"/>
+              <w:left w:val="none" w:sz="0" w:space="0" w:color="000000"/>
+              <w:right w:val="none" w:sz="0" w:space="0" w:color="000000"/>
+            </w:tcBorders>
+            <w:shd w:val="clear" w:color="auto" w:fill="FFFFFF"/>
+            <w:tcMar>
+              <w:top w:w="0" w:type="dxa"/>
+              <w:bottom w:w="0" w:type="dxa"/>
+              <w:left w:w="0" w:type="dxa"/>
+              <w:right w:w="0" w:type="dxa"/>
+            </w:tcMar>
+            <w:vAlign w:val="top"/>
+          </w:tcPr>
+          <w:p>
+            <w:pPr>
+              <w:jc w:val="center"/>
+              <w:pBdr>
+                <w:bottom w:val="none" w:sz="0" w:space="0" w:color="000000"/>
+                <w:top w:val="none" w:sz="0" w:space="0" w:color="000000"/>
+                <w:left w:val="none" w:sz="0" w:space="0" w:color="000000"/>
+                <w:right w:val="none" w:sz="0" w:space="0" w:color="000000"/>
+              </w:pBdr>
+              <w:spacing w:after="100" w:before="100" w:line="240"/>
+              <w:ind w:left="100" w:right="100" w:firstLine="0" w:firstLineChars="0"/>
+              <w:rPr>
+                <w:rFonts w:ascii="Helvetica" w:hAnsi="Helvetica" w:eastAsia="Helvetica" w:cs="Helvetica"/>
+                <w:i w:val="false"/>
+                <w:b w:val="true"/>
+                <w:u w:val="none"/>
+                <w:strike w:val="false"/>
+                <w:sz w:val="22"/>
+                <w:szCs w:val="22"/>
+                <w:color w:val="000000"/>
+              </w:rPr>
+            </w:pPr>
+            <w:r>
+              <w:rPr>
+                <w:rFonts w:ascii="Helvetica" w:hAnsi="Helvetica" w:eastAsia="Helvetica" w:cs="Helvetica"/>
+                <w:i w:val="false"/>
+                <w:b w:val="true"/>
+                <w:u w:val="none"/>
+                <w:strike w:val="false"/>
+                <w:sz w:val="22"/>
+                <w:szCs w:val="22"/>
+                <w:color w:val="000000"/>
+              </w:rPr>
+              <w:t xml:space="preserve">Pr(CE)</w:t>
+            </w:r>
+          </w:p>
+        </w:tc>
+        <w:tc>
+          <w:tcPr>
+            <w:tcBorders>
+              <w:bottom w:val="single" w:sz="12" w:space="0" w:color="666666"/>
+              <w:top w:val="single" w:sz="12" w:space="0" w:color="666666"/>
+              <w:left w:val="none" w:sz="0" w:space="0" w:color="000000"/>
+              <w:right w:val="none" w:sz="0" w:space="0" w:color="000000"/>
+            </w:tcBorders>
+            <w:shd w:val="clear" w:color="auto" w:fill="FFFFFF"/>
+            <w:tcMar>
+              <w:top w:w="0" w:type="dxa"/>
+              <w:bottom w:w="0" w:type="dxa"/>
+              <w:left w:w="0" w:type="dxa"/>
+              <w:right w:w="0" w:type="dxa"/>
+            </w:tcMar>
+            <w:vAlign w:val="top"/>
+          </w:tcPr>
+          <w:p>
+            <w:pPr>
+              <w:jc w:val="center"/>
+              <w:pBdr>
+                <w:bottom w:val="none" w:sz="0" w:space="0" w:color="000000"/>
+                <w:top w:val="none" w:sz="0" w:space="0" w:color="000000"/>
+                <w:left w:val="none" w:sz="0" w:space="0" w:color="000000"/>
+                <w:right w:val="none" w:sz="0" w:space="0" w:color="000000"/>
+              </w:pBdr>
+              <w:spacing w:after="100" w:before="100" w:line="240"/>
+              <w:ind w:left="100" w:right="100" w:firstLine="0" w:firstLineChars="0"/>
+              <w:rPr>
+                <w:rFonts w:ascii="Helvetica" w:hAnsi="Helvetica" w:eastAsia="Helvetica" w:cs="Helvetica"/>
+                <w:i w:val="false"/>
+                <w:b w:val="true"/>
+                <w:u w:val="none"/>
+                <w:strike w:val="false"/>
+                <w:sz w:val="22"/>
+                <w:szCs w:val="22"/>
+                <w:color w:val="000000"/>
+              </w:rPr>
+            </w:pPr>
+            <w:r>
+              <w:rPr>
+                <w:rFonts w:ascii="Helvetica" w:hAnsi="Helvetica" w:eastAsia="Helvetica" w:cs="Helvetica"/>
+                <w:i w:val="false"/>
+                <w:b w:val="true"/>
+                <w:u w:val="none"/>
+                <w:strike w:val="false"/>
+                <w:sz w:val="22"/>
+                <w:szCs w:val="22"/>
+                <w:color w:val="000000"/>
+              </w:rPr>
+              <w:t xml:space="preserve">Infections</w:t>
+            </w:r>
+          </w:p>
+        </w:tc>
+        <w:tc>
+          <w:tcPr>
+            <w:tcBorders>
+              <w:bottom w:val="single" w:sz="12" w:space="0" w:color="666666"/>
+              <w:top w:val="single" w:sz="12" w:space="0" w:color="666666"/>
+              <w:left w:val="none" w:sz="0" w:space="0" w:color="000000"/>
+              <w:right w:val="none" w:sz="0" w:space="0" w:color="000000"/>
+            </w:tcBorders>
+            <w:shd w:val="clear" w:color="auto" w:fill="FFFFFF"/>
+            <w:tcMar>
+              <w:top w:w="0" w:type="dxa"/>
+              <w:bottom w:w="0" w:type="dxa"/>
+              <w:left w:w="0" w:type="dxa"/>
+              <w:right w:w="0" w:type="dxa"/>
+            </w:tcMar>
+            <w:vAlign w:val="top"/>
+          </w:tcPr>
+          <w:p>
+            <w:pPr>
+              <w:jc w:val="center"/>
+              <w:pBdr>
+                <w:bottom w:val="none" w:sz="0" w:space="0" w:color="000000"/>
+                <w:top w:val="none" w:sz="0" w:space="0" w:color="000000"/>
+                <w:left w:val="none" w:sz="0" w:space="0" w:color="000000"/>
+                <w:right w:val="none" w:sz="0" w:space="0" w:color="000000"/>
+              </w:pBdr>
+              <w:spacing w:after="100" w:before="100" w:line="240"/>
+              <w:ind w:left="100" w:right="100" w:firstLine="0" w:firstLineChars="0"/>
+              <w:rPr>
+                <w:rFonts w:ascii="Helvetica" w:hAnsi="Helvetica" w:eastAsia="Helvetica" w:cs="Helvetica"/>
+                <w:i w:val="false"/>
+                <w:b w:val="true"/>
+                <w:u w:val="none"/>
+                <w:strike w:val="false"/>
+                <w:sz w:val="22"/>
+                <w:szCs w:val="22"/>
+                <w:color w:val="000000"/>
+              </w:rPr>
+            </w:pPr>
+            <w:r>
+              <w:rPr>
+                <w:rFonts w:ascii="Helvetica" w:hAnsi="Helvetica" w:eastAsia="Helvetica" w:cs="Helvetica"/>
+                <w:i w:val="false"/>
+                <w:b w:val="true"/>
+                <w:u w:val="none"/>
+                <w:strike w:val="false"/>
+                <w:sz w:val="22"/>
+                <w:szCs w:val="22"/>
+                <w:color w:val="000000"/>
+              </w:rPr>
+              <w:t xml:space="preserve">Hospitalizations</w:t>
+            </w:r>
+          </w:p>
+        </w:tc>
+        <w:tc>
+          <w:tcPr>
+            <w:tcBorders>
+              <w:bottom w:val="single" w:sz="12" w:space="0" w:color="666666"/>
+              <w:top w:val="single" w:sz="12" w:space="0" w:color="666666"/>
+              <w:left w:val="none" w:sz="0" w:space="0" w:color="000000"/>
+              <w:right w:val="none" w:sz="0" w:space="0" w:color="000000"/>
+            </w:tcBorders>
+            <w:shd w:val="clear" w:color="auto" w:fill="FFFFFF"/>
+            <w:tcMar>
+              <w:top w:w="0" w:type="dxa"/>
+              <w:bottom w:w="0" w:type="dxa"/>
+              <w:left w:w="0" w:type="dxa"/>
+              <w:right w:w="0" w:type="dxa"/>
+            </w:tcMar>
+            <w:vAlign w:val="top"/>
+          </w:tcPr>
+          <w:p>
+            <w:pPr>
+              <w:jc w:val="center"/>
+              <w:pBdr>
+                <w:bottom w:val="none" w:sz="0" w:space="0" w:color="000000"/>
+                <w:top w:val="none" w:sz="0" w:space="0" w:color="000000"/>
+                <w:left w:val="none" w:sz="0" w:space="0" w:color="000000"/>
+                <w:right w:val="none" w:sz="0" w:space="0" w:color="000000"/>
+              </w:pBdr>
+              <w:spacing w:after="100" w:before="100" w:line="240"/>
+              <w:ind w:left="100" w:right="100" w:firstLine="0" w:firstLineChars="0"/>
+              <w:rPr>
+                <w:rFonts w:ascii="Helvetica" w:hAnsi="Helvetica" w:eastAsia="Helvetica" w:cs="Helvetica"/>
+                <w:i w:val="false"/>
+                <w:b w:val="true"/>
+                <w:u w:val="none"/>
+                <w:strike w:val="false"/>
+                <w:sz w:val="22"/>
+                <w:szCs w:val="22"/>
+                <w:color w:val="000000"/>
+              </w:rPr>
+            </w:pPr>
+            <w:r>
+              <w:rPr>
+                <w:rFonts w:ascii="Helvetica" w:hAnsi="Helvetica" w:eastAsia="Helvetica" w:cs="Helvetica"/>
+                <w:i w:val="false"/>
+                <w:b w:val="true"/>
+                <w:u w:val="none"/>
+                <w:strike w:val="false"/>
+                <w:sz w:val="22"/>
+                <w:szCs w:val="22"/>
+                <w:color w:val="000000"/>
+              </w:rPr>
+              <w:t xml:space="preserve">Deaths</w:t>
+            </w:r>
+          </w:p>
+        </w:tc>
+        <w:tc>
+          <w:tcPr>
+            <w:tcBorders>
+              <w:bottom w:val="single" w:sz="12" w:space="0" w:color="666666"/>
+              <w:top w:val="single" w:sz="12" w:space="0" w:color="666666"/>
+              <w:left w:val="none" w:sz="0" w:space="0" w:color="000000"/>
+              <w:right w:val="none" w:sz="0" w:space="0" w:color="000000"/>
+            </w:tcBorders>
+            <w:shd w:val="clear" w:color="auto" w:fill="FFFFFF"/>
+            <w:tcMar>
+              <w:top w:w="0" w:type="dxa"/>
+              <w:bottom w:w="0" w:type="dxa"/>
+              <w:left w:w="0" w:type="dxa"/>
+              <w:right w:w="0" w:type="dxa"/>
+            </w:tcMar>
+            <w:vAlign w:val="top"/>
+          </w:tcPr>
+          <w:p>
+            <w:pPr>
+              <w:jc w:val="center"/>
+              <w:pBdr>
+                <w:bottom w:val="none" w:sz="0" w:space="0" w:color="000000"/>
+                <w:top w:val="none" w:sz="0" w:space="0" w:color="000000"/>
+                <w:left w:val="none" w:sz="0" w:space="0" w:color="000000"/>
+                <w:right w:val="none" w:sz="0" w:space="0" w:color="000000"/>
+              </w:pBdr>
+              <w:spacing w:after="100" w:before="100" w:line="240"/>
+              <w:ind w:left="100" w:right="100" w:firstLine="0" w:firstLineChars="0"/>
+              <w:rPr>
+                <w:rFonts w:ascii="Helvetica" w:hAnsi="Helvetica" w:eastAsia="Helvetica" w:cs="Helvetica"/>
+                <w:i w:val="false"/>
+                <w:b w:val="true"/>
+                <w:u w:val="none"/>
+                <w:strike w:val="false"/>
+                <w:sz w:val="22"/>
+                <w:szCs w:val="22"/>
+                <w:color w:val="000000"/>
+              </w:rPr>
+            </w:pPr>
+            <w:r>
+              <w:rPr>
+                <w:rFonts w:ascii="Helvetica" w:hAnsi="Helvetica" w:eastAsia="Helvetica" w:cs="Helvetica"/>
+                <w:i w:val="false"/>
+                <w:b w:val="true"/>
+                <w:u w:val="none"/>
+                <w:strike w:val="false"/>
+                <w:sz w:val="22"/>
+                <w:szCs w:val="22"/>
+                <w:color w:val="000000"/>
+              </w:rPr>
+              <w:t xml:space="preserve">ΔInfections</w:t>
+            </w:r>
+          </w:p>
+        </w:tc>
+        <w:tc>
+          <w:tcPr>
+            <w:tcBorders>
+              <w:bottom w:val="single" w:sz="12" w:space="0" w:color="666666"/>
+              <w:top w:val="single" w:sz="12" w:space="0" w:color="666666"/>
+              <w:left w:val="none" w:sz="0" w:space="0" w:color="000000"/>
+              <w:right w:val="none" w:sz="0" w:space="0" w:color="000000"/>
+            </w:tcBorders>
+            <w:shd w:val="clear" w:color="auto" w:fill="FFFFFF"/>
+            <w:tcMar>
+              <w:top w:w="0" w:type="dxa"/>
+              <w:bottom w:w="0" w:type="dxa"/>
+              <w:left w:w="0" w:type="dxa"/>
+              <w:right w:w="0" w:type="dxa"/>
+            </w:tcMar>
+            <w:vAlign w:val="top"/>
+          </w:tcPr>
+          <w:p>
+            <w:pPr>
+              <w:jc w:val="center"/>
+              <w:pBdr>
+                <w:bottom w:val="none" w:sz="0" w:space="0" w:color="000000"/>
+                <w:top w:val="none" w:sz="0" w:space="0" w:color="000000"/>
+                <w:left w:val="none" w:sz="0" w:space="0" w:color="000000"/>
+                <w:right w:val="none" w:sz="0" w:space="0" w:color="000000"/>
+              </w:pBdr>
+              <w:spacing w:after="100" w:before="100" w:line="240"/>
+              <w:ind w:left="100" w:right="100" w:firstLine="0" w:firstLineChars="0"/>
+              <w:rPr>
+                <w:rFonts w:ascii="Helvetica" w:hAnsi="Helvetica" w:eastAsia="Helvetica" w:cs="Helvetica"/>
+                <w:i w:val="false"/>
+                <w:b w:val="true"/>
+                <w:u w:val="none"/>
+                <w:strike w:val="false"/>
+                <w:sz w:val="22"/>
+                <w:szCs w:val="22"/>
+                <w:color w:val="000000"/>
+              </w:rPr>
+            </w:pPr>
+            <w:r>
+              <w:rPr>
+                <w:rFonts w:ascii="Helvetica" w:hAnsi="Helvetica" w:eastAsia="Helvetica" w:cs="Helvetica"/>
+                <w:i w:val="false"/>
+                <w:b w:val="true"/>
+                <w:u w:val="none"/>
+                <w:strike w:val="false"/>
+                <w:sz w:val="22"/>
+                <w:szCs w:val="22"/>
+                <w:color w:val="000000"/>
+              </w:rPr>
+              <w:t xml:space="preserve">ΔHospitalizations</w:t>
+            </w:r>
+          </w:p>
+        </w:tc>
+        <w:tc>
+          <w:tcPr>
+            <w:tcBorders>
+              <w:bottom w:val="single" w:sz="12" w:space="0" w:color="666666"/>
+              <w:top w:val="single" w:sz="12" w:space="0" w:color="666666"/>
+              <w:left w:val="none" w:sz="0" w:space="0" w:color="000000"/>
+              <w:right w:val="none" w:sz="0" w:space="0" w:color="000000"/>
+            </w:tcBorders>
+            <w:shd w:val="clear" w:color="auto" w:fill="FFFFFF"/>
+            <w:tcMar>
+              <w:top w:w="0" w:type="dxa"/>
+              <w:bottom w:w="0" w:type="dxa"/>
+              <w:left w:w="0" w:type="dxa"/>
+              <w:right w:w="0" w:type="dxa"/>
+            </w:tcMar>
+            <w:vAlign w:val="top"/>
+          </w:tcPr>
+          <w:p>
+            <w:pPr>
+              <w:jc w:val="center"/>
+              <w:pBdr>
+                <w:bottom w:val="none" w:sz="0" w:space="0" w:color="000000"/>
+                <w:top w:val="none" w:sz="0" w:space="0" w:color="000000"/>
+                <w:left w:val="none" w:sz="0" w:space="0" w:color="000000"/>
+                <w:right w:val="none" w:sz="0" w:space="0" w:color="000000"/>
+              </w:pBdr>
+              <w:spacing w:after="100" w:before="100" w:line="240"/>
+              <w:ind w:left="100" w:right="100" w:firstLine="0" w:firstLineChars="0"/>
+              <w:rPr>
+                <w:rFonts w:ascii="Helvetica" w:hAnsi="Helvetica" w:eastAsia="Helvetica" w:cs="Helvetica"/>
+                <w:i w:val="false"/>
+                <w:b w:val="true"/>
+                <w:u w:val="none"/>
+                <w:strike w:val="false"/>
+                <w:sz w:val="22"/>
+                <w:szCs w:val="22"/>
+                <w:color w:val="000000"/>
+              </w:rPr>
+            </w:pPr>
+            <w:r>
+              <w:rPr>
+                <w:rFonts w:ascii="Helvetica" w:hAnsi="Helvetica" w:eastAsia="Helvetica" w:cs="Helvetica"/>
+                <w:i w:val="false"/>
+                <w:b w:val="true"/>
+                <w:u w:val="none"/>
+                <w:strike w:val="false"/>
+                <w:sz w:val="22"/>
+                <w:szCs w:val="22"/>
+                <w:color w:val="000000"/>
+              </w:rPr>
+              <w:t xml:space="preserve">ΔDeaths</w:t>
             </w:r>
           </w:p>
         </w:tc>
@@ -599,7 +1002,7 @@
         <w:trPr>
           <w:trHeight w:val="591" w:hRule="auto"/>
         </w:trPr>
-        body1
+        body 1
         <w:tc>
           <w:tcPr>
             <w:tcBorders>
@@ -651,6 +1054,384 @@
                 <w:color w:val="000000"/>
               </w:rPr>
               <w:t xml:space="preserve">Base case, Est.</w:t>
+            </w:r>
+          </w:p>
+        </w:tc>
+        <w:tc>
+          <w:tcPr>
+            <w:tcBorders>
+              <w:bottom w:val="single" w:sz="4" w:space="0" w:color="000000"/>
+              <w:top w:val="single" w:sz="12" w:space="0" w:color="666666"/>
+              <w:left w:val="none" w:sz="0" w:space="0" w:color="000000"/>
+              <w:right w:val="none" w:sz="0" w:space="0" w:color="000000"/>
+            </w:tcBorders>
+            <w:shd w:val="clear" w:color="auto" w:fill="FFFFFF"/>
+            <w:tcMar>
+              <w:top w:w="0" w:type="dxa"/>
+              <w:bottom w:w="0" w:type="dxa"/>
+              <w:left w:w="0" w:type="dxa"/>
+              <w:right w:w="0" w:type="dxa"/>
+            </w:tcMar>
+            <w:vAlign w:val="top"/>
+          </w:tcPr>
+          <w:p>
+            <w:pPr>
+              <w:jc w:val="center"/>
+              <w:pBdr>
+                <w:bottom w:val="none" w:sz="0" w:space="0" w:color="000000"/>
+                <w:top w:val="none" w:sz="0" w:space="0" w:color="000000"/>
+                <w:left w:val="none" w:sz="0" w:space="0" w:color="000000"/>
+                <w:right w:val="none" w:sz="0" w:space="0" w:color="000000"/>
+              </w:pBdr>
+              <w:spacing w:after="100" w:before="100" w:line="240"/>
+              <w:ind w:left="100" w:right="100" w:firstLine="0" w:firstLineChars="0"/>
+              <w:rPr>
+                <w:rFonts w:ascii="Helvetica" w:hAnsi="Helvetica" w:eastAsia="Helvetica" w:cs="Helvetica"/>
+                <w:i w:val="false"/>
+                <w:b w:val="false"/>
+                <w:u w:val="none"/>
+                <w:strike w:val="false"/>
+                <w:sz w:val="22"/>
+                <w:szCs w:val="22"/>
+                <w:color w:val="000000"/>
+              </w:rPr>
+            </w:pPr>
+            <w:r>
+              <w:rPr>
+                <w:rFonts w:ascii="Helvetica" w:hAnsi="Helvetica" w:eastAsia="Helvetica" w:cs="Helvetica"/>
+                <w:i w:val="false"/>
+                <w:b w:val="false"/>
+                <w:u w:val="none"/>
+                <w:strike w:val="false"/>
+                <w:sz w:val="22"/>
+                <w:szCs w:val="22"/>
+                <w:color w:val="000000"/>
+              </w:rPr>
+              <w:t xml:space="preserve"/>
+            </w:r>
+          </w:p>
+        </w:tc>
+        <w:tc>
+          <w:tcPr>
+            <w:tcBorders>
+              <w:bottom w:val="single" w:sz="4" w:space="0" w:color="000000"/>
+              <w:top w:val="single" w:sz="12" w:space="0" w:color="666666"/>
+              <w:left w:val="none" w:sz="0" w:space="0" w:color="000000"/>
+              <w:right w:val="none" w:sz="0" w:space="0" w:color="000000"/>
+            </w:tcBorders>
+            <w:shd w:val="clear" w:color="auto" w:fill="FFFFFF"/>
+            <w:tcMar>
+              <w:top w:w="0" w:type="dxa"/>
+              <w:bottom w:w="0" w:type="dxa"/>
+              <w:left w:w="0" w:type="dxa"/>
+              <w:right w:w="0" w:type="dxa"/>
+            </w:tcMar>
+            <w:vAlign w:val="top"/>
+          </w:tcPr>
+          <w:p>
+            <w:pPr>
+              <w:jc w:val="center"/>
+              <w:pBdr>
+                <w:bottom w:val="none" w:sz="0" w:space="0" w:color="000000"/>
+                <w:top w:val="none" w:sz="0" w:space="0" w:color="000000"/>
+                <w:left w:val="none" w:sz="0" w:space="0" w:color="000000"/>
+                <w:right w:val="none" w:sz="0" w:space="0" w:color="000000"/>
+              </w:pBdr>
+              <w:spacing w:after="100" w:before="100" w:line="240"/>
+              <w:ind w:left="100" w:right="100" w:firstLine="0" w:firstLineChars="0"/>
+              <w:rPr>
+                <w:rFonts w:ascii="Helvetica" w:hAnsi="Helvetica" w:eastAsia="Helvetica" w:cs="Helvetica"/>
+                <w:i w:val="false"/>
+                <w:b w:val="false"/>
+                <w:u w:val="none"/>
+                <w:strike w:val="false"/>
+                <w:sz w:val="22"/>
+                <w:szCs w:val="22"/>
+                <w:color w:val="000000"/>
+              </w:rPr>
+            </w:pPr>
+            <w:r>
+              <w:rPr>
+                <w:rFonts w:ascii="Helvetica" w:hAnsi="Helvetica" w:eastAsia="Helvetica" w:cs="Helvetica"/>
+                <w:i w:val="false"/>
+                <w:b w:val="false"/>
+                <w:u w:val="none"/>
+                <w:strike w:val="false"/>
+                <w:sz w:val="22"/>
+                <w:szCs w:val="22"/>
+                <w:color w:val="000000"/>
+              </w:rPr>
+              <w:t xml:space="preserve"/>
+            </w:r>
+          </w:p>
+        </w:tc>
+        <w:tc>
+          <w:tcPr>
+            <w:tcBorders>
+              <w:bottom w:val="single" w:sz="4" w:space="0" w:color="000000"/>
+              <w:top w:val="single" w:sz="12" w:space="0" w:color="666666"/>
+              <w:left w:val="none" w:sz="0" w:space="0" w:color="000000"/>
+              <w:right w:val="none" w:sz="0" w:space="0" w:color="000000"/>
+            </w:tcBorders>
+            <w:shd w:val="clear" w:color="auto" w:fill="FFFFFF"/>
+            <w:tcMar>
+              <w:top w:w="0" w:type="dxa"/>
+              <w:bottom w:w="0" w:type="dxa"/>
+              <w:left w:w="0" w:type="dxa"/>
+              <w:right w:w="0" w:type="dxa"/>
+            </w:tcMar>
+            <w:vAlign w:val="top"/>
+          </w:tcPr>
+          <w:p>
+            <w:pPr>
+              <w:jc w:val="center"/>
+              <w:pBdr>
+                <w:bottom w:val="none" w:sz="0" w:space="0" w:color="000000"/>
+                <w:top w:val="none" w:sz="0" w:space="0" w:color="000000"/>
+                <w:left w:val="none" w:sz="0" w:space="0" w:color="000000"/>
+                <w:right w:val="none" w:sz="0" w:space="0" w:color="000000"/>
+              </w:pBdr>
+              <w:spacing w:after="100" w:before="100" w:line="240"/>
+              <w:ind w:left="100" w:right="100" w:firstLine="0" w:firstLineChars="0"/>
+              <w:rPr>
+                <w:rFonts w:ascii="Helvetica" w:hAnsi="Helvetica" w:eastAsia="Helvetica" w:cs="Helvetica"/>
+                <w:i w:val="false"/>
+                <w:b w:val="false"/>
+                <w:u w:val="none"/>
+                <w:strike w:val="false"/>
+                <w:sz w:val="22"/>
+                <w:szCs w:val="22"/>
+                <w:color w:val="000000"/>
+              </w:rPr>
+            </w:pPr>
+            <w:r>
+              <w:rPr>
+                <w:rFonts w:ascii="Helvetica" w:hAnsi="Helvetica" w:eastAsia="Helvetica" w:cs="Helvetica"/>
+                <w:i w:val="false"/>
+                <w:b w:val="false"/>
+                <w:u w:val="none"/>
+                <w:strike w:val="false"/>
+                <w:sz w:val="22"/>
+                <w:szCs w:val="22"/>
+                <w:color w:val="000000"/>
+              </w:rPr>
+              <w:t xml:space="preserve"/>
+            </w:r>
+          </w:p>
+        </w:tc>
+        <w:tc>
+          <w:tcPr>
+            <w:tcBorders>
+              <w:bottom w:val="single" w:sz="4" w:space="0" w:color="000000"/>
+              <w:top w:val="single" w:sz="12" w:space="0" w:color="666666"/>
+              <w:left w:val="none" w:sz="0" w:space="0" w:color="000000"/>
+              <w:right w:val="none" w:sz="0" w:space="0" w:color="000000"/>
+            </w:tcBorders>
+            <w:shd w:val="clear" w:color="auto" w:fill="FFFFFF"/>
+            <w:tcMar>
+              <w:top w:w="0" w:type="dxa"/>
+              <w:bottom w:w="0" w:type="dxa"/>
+              <w:left w:w="0" w:type="dxa"/>
+              <w:right w:w="0" w:type="dxa"/>
+            </w:tcMar>
+            <w:vAlign w:val="top"/>
+          </w:tcPr>
+          <w:p>
+            <w:pPr>
+              <w:jc w:val="center"/>
+              <w:pBdr>
+                <w:bottom w:val="none" w:sz="0" w:space="0" w:color="000000"/>
+                <w:top w:val="none" w:sz="0" w:space="0" w:color="000000"/>
+                <w:left w:val="none" w:sz="0" w:space="0" w:color="000000"/>
+                <w:right w:val="none" w:sz="0" w:space="0" w:color="000000"/>
+              </w:pBdr>
+              <w:spacing w:after="100" w:before="100" w:line="240"/>
+              <w:ind w:left="100" w:right="100" w:firstLine="0" w:firstLineChars="0"/>
+              <w:rPr>
+                <w:rFonts w:ascii="Helvetica" w:hAnsi="Helvetica" w:eastAsia="Helvetica" w:cs="Helvetica"/>
+                <w:i w:val="false"/>
+                <w:b w:val="false"/>
+                <w:u w:val="none"/>
+                <w:strike w:val="false"/>
+                <w:sz w:val="22"/>
+                <w:szCs w:val="22"/>
+                <w:color w:val="000000"/>
+              </w:rPr>
+            </w:pPr>
+            <w:r>
+              <w:rPr>
+                <w:rFonts w:ascii="Helvetica" w:hAnsi="Helvetica" w:eastAsia="Helvetica" w:cs="Helvetica"/>
+                <w:i w:val="false"/>
+                <w:b w:val="false"/>
+                <w:u w:val="none"/>
+                <w:strike w:val="false"/>
+                <w:sz w:val="22"/>
+                <w:szCs w:val="22"/>
+                <w:color w:val="000000"/>
+              </w:rPr>
+              <w:t xml:space="preserve"/>
+            </w:r>
+          </w:p>
+        </w:tc>
+        <w:tc>
+          <w:tcPr>
+            <w:tcBorders>
+              <w:bottom w:val="single" w:sz="4" w:space="0" w:color="000000"/>
+              <w:top w:val="single" w:sz="12" w:space="0" w:color="666666"/>
+              <w:left w:val="none" w:sz="0" w:space="0" w:color="000000"/>
+              <w:right w:val="none" w:sz="0" w:space="0" w:color="000000"/>
+            </w:tcBorders>
+            <w:shd w:val="clear" w:color="auto" w:fill="FFFFFF"/>
+            <w:tcMar>
+              <w:top w:w="0" w:type="dxa"/>
+              <w:bottom w:w="0" w:type="dxa"/>
+              <w:left w:w="0" w:type="dxa"/>
+              <w:right w:w="0" w:type="dxa"/>
+            </w:tcMar>
+            <w:vAlign w:val="top"/>
+          </w:tcPr>
+          <w:p>
+            <w:pPr>
+              <w:jc w:val="center"/>
+              <w:pBdr>
+                <w:bottom w:val="none" w:sz="0" w:space="0" w:color="000000"/>
+                <w:top w:val="none" w:sz="0" w:space="0" w:color="000000"/>
+                <w:left w:val="none" w:sz="0" w:space="0" w:color="000000"/>
+                <w:right w:val="none" w:sz="0" w:space="0" w:color="000000"/>
+              </w:pBdr>
+              <w:spacing w:after="100" w:before="100" w:line="240"/>
+              <w:ind w:left="100" w:right="100" w:firstLine="0" w:firstLineChars="0"/>
+              <w:rPr>
+                <w:rFonts w:ascii="Helvetica" w:hAnsi="Helvetica" w:eastAsia="Helvetica" w:cs="Helvetica"/>
+                <w:i w:val="false"/>
+                <w:b w:val="false"/>
+                <w:u w:val="none"/>
+                <w:strike w:val="false"/>
+                <w:sz w:val="22"/>
+                <w:szCs w:val="22"/>
+                <w:color w:val="000000"/>
+              </w:rPr>
+            </w:pPr>
+            <w:r>
+              <w:rPr>
+                <w:rFonts w:ascii="Helvetica" w:hAnsi="Helvetica" w:eastAsia="Helvetica" w:cs="Helvetica"/>
+                <w:i w:val="false"/>
+                <w:b w:val="false"/>
+                <w:u w:val="none"/>
+                <w:strike w:val="false"/>
+                <w:sz w:val="22"/>
+                <w:szCs w:val="22"/>
+                <w:color w:val="000000"/>
+              </w:rPr>
+              <w:t xml:space="preserve"/>
+            </w:r>
+          </w:p>
+        </w:tc>
+        <w:tc>
+          <w:tcPr>
+            <w:tcBorders>
+              <w:bottom w:val="single" w:sz="4" w:space="0" w:color="000000"/>
+              <w:top w:val="single" w:sz="12" w:space="0" w:color="666666"/>
+              <w:left w:val="none" w:sz="0" w:space="0" w:color="000000"/>
+              <w:right w:val="none" w:sz="0" w:space="0" w:color="000000"/>
+            </w:tcBorders>
+            <w:shd w:val="clear" w:color="auto" w:fill="FFFFFF"/>
+            <w:tcMar>
+              <w:top w:w="0" w:type="dxa"/>
+              <w:bottom w:w="0" w:type="dxa"/>
+              <w:left w:w="0" w:type="dxa"/>
+              <w:right w:w="0" w:type="dxa"/>
+            </w:tcMar>
+            <w:vAlign w:val="top"/>
+          </w:tcPr>
+          <w:p>
+            <w:pPr>
+              <w:jc w:val="center"/>
+              <w:pBdr>
+                <w:bottom w:val="none" w:sz="0" w:space="0" w:color="000000"/>
+                <w:top w:val="none" w:sz="0" w:space="0" w:color="000000"/>
+                <w:left w:val="none" w:sz="0" w:space="0" w:color="000000"/>
+                <w:right w:val="none" w:sz="0" w:space="0" w:color="000000"/>
+              </w:pBdr>
+              <w:spacing w:after="100" w:before="100" w:line="240"/>
+              <w:ind w:left="100" w:right="100" w:firstLine="0" w:firstLineChars="0"/>
+              <w:rPr>
+                <w:rFonts w:ascii="Helvetica" w:hAnsi="Helvetica" w:eastAsia="Helvetica" w:cs="Helvetica"/>
+                <w:i w:val="false"/>
+                <w:b w:val="false"/>
+                <w:u w:val="none"/>
+                <w:strike w:val="false"/>
+                <w:sz w:val="22"/>
+                <w:szCs w:val="22"/>
+                <w:color w:val="000000"/>
+              </w:rPr>
+            </w:pPr>
+            <w:r>
+              <w:rPr>
+                <w:rFonts w:ascii="Helvetica" w:hAnsi="Helvetica" w:eastAsia="Helvetica" w:cs="Helvetica"/>
+                <w:i w:val="false"/>
+                <w:b w:val="false"/>
+                <w:u w:val="none"/>
+                <w:strike w:val="false"/>
+                <w:sz w:val="22"/>
+                <w:szCs w:val="22"/>
+                <w:color w:val="000000"/>
+              </w:rPr>
+              <w:t xml:space="preserve"/>
+            </w:r>
+          </w:p>
+        </w:tc>
+        <w:tc>
+          <w:tcPr>
+            <w:tcBorders>
+              <w:bottom w:val="single" w:sz="4" w:space="0" w:color="000000"/>
+              <w:top w:val="single" w:sz="12" w:space="0" w:color="666666"/>
+              <w:left w:val="none" w:sz="0" w:space="0" w:color="000000"/>
+              <w:right w:val="none" w:sz="0" w:space="0" w:color="000000"/>
+            </w:tcBorders>
+            <w:shd w:val="clear" w:color="auto" w:fill="FFFFFF"/>
+            <w:tcMar>
+              <w:top w:w="0" w:type="dxa"/>
+              <w:bottom w:w="0" w:type="dxa"/>
+              <w:left w:w="0" w:type="dxa"/>
+              <w:right w:w="0" w:type="dxa"/>
+            </w:tcMar>
+            <w:vAlign w:val="top"/>
+          </w:tcPr>
+          <w:p>
+            <w:pPr>
+              <w:jc w:val="center"/>
+              <w:pBdr>
+                <w:bottom w:val="none" w:sz="0" w:space="0" w:color="000000"/>
+                <w:top w:val="none" w:sz="0" w:space="0" w:color="000000"/>
+                <w:left w:val="none" w:sz="0" w:space="0" w:color="000000"/>
+                <w:right w:val="none" w:sz="0" w:space="0" w:color="000000"/>
+              </w:pBdr>
+              <w:spacing w:after="100" w:before="100" w:line="240"/>
+              <w:ind w:left="100" w:right="100" w:firstLine="0" w:firstLineChars="0"/>
+              <w:rPr>
+                <w:rFonts w:ascii="Helvetica" w:hAnsi="Helvetica" w:eastAsia="Helvetica" w:cs="Helvetica"/>
+                <w:i w:val="false"/>
+                <w:b w:val="false"/>
+                <w:u w:val="none"/>
+                <w:strike w:val="false"/>
+                <w:sz w:val="22"/>
+                <w:szCs w:val="22"/>
+                <w:color w:val="000000"/>
+              </w:rPr>
+            </w:pPr>
+            <w:r>
+              <w:rPr>
+                <w:rFonts w:ascii="Helvetica" w:hAnsi="Helvetica" w:eastAsia="Helvetica" w:cs="Helvetica"/>
+                <w:i w:val="false"/>
+                <w:b w:val="false"/>
+                <w:u w:val="none"/>
+                <w:strike w:val="false"/>
+                <w:sz w:val="22"/>
+                <w:szCs w:val="22"/>
+                <w:color w:val="000000"/>
+              </w:rPr>
+              <w:t xml:space="preserve"/>
             </w:r>
           </w:p>
         </w:tc>
@@ -1037,7 +1818,7 @@
         <w:trPr>
           <w:trHeight w:val="591" w:hRule="auto"/>
         </w:trPr>
-        body2
+        body 2
         <w:tc>
           <w:tcPr>
             <w:tcBorders>
@@ -1142,169 +1923,547 @@
                 <w:szCs w:val="22"/>
                 <w:color w:val="000000"/>
               </w:rPr>
-              <w:t xml:space="preserve">959,750</w:t>
-            </w:r>
-          </w:p>
-        </w:tc>
-        <w:tc>
-          <w:tcPr>
-            <w:tcBorders>
-              <w:bottom w:val="single" w:sz="4" w:space="0" w:color="000000"/>
-              <w:top w:val="single" w:sz="4" w:space="0" w:color="000000"/>
-              <w:left w:val="none" w:sz="0" w:space="0" w:color="000000"/>
-              <w:right w:val="none" w:sz="0" w:space="0" w:color="000000"/>
-            </w:tcBorders>
-            <w:shd w:val="clear" w:color="auto" w:fill="FFFFFF"/>
-            <w:tcMar>
-              <w:top w:w="0" w:type="dxa"/>
-              <w:bottom w:w="0" w:type="dxa"/>
-              <w:left w:w="0" w:type="dxa"/>
-              <w:right w:w="0" w:type="dxa"/>
-            </w:tcMar>
-            <w:vAlign w:val="top"/>
-          </w:tcPr>
-          <w:p>
-            <w:pPr>
-              <w:jc w:val="center"/>
-              <w:pBdr>
-                <w:bottom w:val="none" w:sz="0" w:space="0" w:color="000000"/>
-                <w:top w:val="none" w:sz="0" w:space="0" w:color="000000"/>
-                <w:left w:val="none" w:sz="0" w:space="0" w:color="000000"/>
-                <w:right w:val="none" w:sz="0" w:space="0" w:color="000000"/>
-              </w:pBdr>
-              <w:spacing w:after="100" w:before="100" w:line="240"/>
-              <w:ind w:left="100" w:right="100" w:firstLine="0" w:firstLineChars="0"/>
-              <w:rPr>
-                <w:rFonts w:ascii="Helvetica" w:hAnsi="Helvetica" w:eastAsia="Helvetica" w:cs="Helvetica"/>
-                <w:i w:val="false"/>
-                <w:b w:val="false"/>
-                <w:u w:val="none"/>
-                <w:strike w:val="false"/>
-                <w:sz w:val="22"/>
-                <w:szCs w:val="22"/>
-                <w:color w:val="000000"/>
-              </w:rPr>
-            </w:pPr>
-            <w:r>
-              <w:rPr>
-                <w:rFonts w:ascii="Helvetica" w:hAnsi="Helvetica" w:eastAsia="Helvetica" w:cs="Helvetica"/>
-                <w:i w:val="false"/>
-                <w:b w:val="false"/>
-                <w:u w:val="none"/>
-                <w:strike w:val="false"/>
-                <w:sz w:val="22"/>
-                <w:szCs w:val="22"/>
-                <w:color w:val="000000"/>
-              </w:rPr>
-              <w:t xml:space="preserve">837</w:t>
-            </w:r>
-          </w:p>
-        </w:tc>
-        <w:tc>
-          <w:tcPr>
-            <w:tcBorders>
-              <w:bottom w:val="single" w:sz="4" w:space="0" w:color="000000"/>
-              <w:top w:val="single" w:sz="4" w:space="0" w:color="000000"/>
-              <w:left w:val="none" w:sz="0" w:space="0" w:color="000000"/>
-              <w:right w:val="none" w:sz="0" w:space="0" w:color="000000"/>
-            </w:tcBorders>
-            <w:shd w:val="clear" w:color="auto" w:fill="FFFFFF"/>
-            <w:tcMar>
-              <w:top w:w="0" w:type="dxa"/>
-              <w:bottom w:w="0" w:type="dxa"/>
-              <w:left w:w="0" w:type="dxa"/>
-              <w:right w:w="0" w:type="dxa"/>
-            </w:tcMar>
-            <w:vAlign w:val="top"/>
-          </w:tcPr>
-          <w:p>
-            <w:pPr>
-              <w:jc w:val="center"/>
-              <w:pBdr>
-                <w:bottom w:val="none" w:sz="0" w:space="0" w:color="000000"/>
-                <w:top w:val="none" w:sz="0" w:space="0" w:color="000000"/>
-                <w:left w:val="none" w:sz="0" w:space="0" w:color="000000"/>
-                <w:right w:val="none" w:sz="0" w:space="0" w:color="000000"/>
-              </w:pBdr>
-              <w:spacing w:after="100" w:before="100" w:line="240"/>
-              <w:ind w:left="100" w:right="100" w:firstLine="0" w:firstLineChars="0"/>
-              <w:rPr>
-                <w:rFonts w:ascii="Helvetica" w:hAnsi="Helvetica" w:eastAsia="Helvetica" w:cs="Helvetica"/>
-                <w:i w:val="false"/>
-                <w:b w:val="false"/>
-                <w:u w:val="none"/>
-                <w:strike w:val="false"/>
-                <w:sz w:val="22"/>
-                <w:szCs w:val="22"/>
-                <w:color w:val="000000"/>
-              </w:rPr>
-            </w:pPr>
-            <w:r>
-              <w:rPr>
-                <w:rFonts w:ascii="Helvetica" w:hAnsi="Helvetica" w:eastAsia="Helvetica" w:cs="Helvetica"/>
-                <w:i w:val="false"/>
-                <w:b w:val="false"/>
-                <w:u w:val="none"/>
-                <w:strike w:val="false"/>
-                <w:sz w:val="22"/>
-                <w:szCs w:val="22"/>
-                <w:color w:val="000000"/>
-              </w:rPr>
-              <w:t xml:space="preserve">—</w:t>
-            </w:r>
-          </w:p>
-        </w:tc>
-        <w:tc>
-          <w:tcPr>
-            <w:tcBorders>
-              <w:bottom w:val="single" w:sz="4" w:space="0" w:color="000000"/>
-              <w:top w:val="single" w:sz="4" w:space="0" w:color="000000"/>
-              <w:left w:val="none" w:sz="0" w:space="0" w:color="000000"/>
-              <w:right w:val="none" w:sz="0" w:space="0" w:color="000000"/>
-            </w:tcBorders>
-            <w:shd w:val="clear" w:color="auto" w:fill="FFFFFF"/>
-            <w:tcMar>
-              <w:top w:w="0" w:type="dxa"/>
-              <w:bottom w:w="0" w:type="dxa"/>
-              <w:left w:w="0" w:type="dxa"/>
-              <w:right w:w="0" w:type="dxa"/>
-            </w:tcMar>
-            <w:vAlign w:val="top"/>
-          </w:tcPr>
-          <w:p>
-            <w:pPr>
-              <w:jc w:val="center"/>
-              <w:pBdr>
-                <w:bottom w:val="none" w:sz="0" w:space="0" w:color="000000"/>
-                <w:top w:val="none" w:sz="0" w:space="0" w:color="000000"/>
-                <w:left w:val="none" w:sz="0" w:space="0" w:color="000000"/>
-                <w:right w:val="none" w:sz="0" w:space="0" w:color="000000"/>
-              </w:pBdr>
-              <w:spacing w:after="100" w:before="100" w:line="240"/>
-              <w:ind w:left="100" w:right="100" w:firstLine="0" w:firstLineChars="0"/>
-              <w:rPr>
-                <w:rFonts w:ascii="Helvetica" w:hAnsi="Helvetica" w:eastAsia="Helvetica" w:cs="Helvetica"/>
-                <w:i w:val="false"/>
-                <w:b w:val="false"/>
-                <w:u w:val="none"/>
-                <w:strike w:val="false"/>
-                <w:sz w:val="22"/>
-                <w:szCs w:val="22"/>
-                <w:color w:val="000000"/>
-              </w:rPr>
-            </w:pPr>
-            <w:r>
-              <w:rPr>
-                <w:rFonts w:ascii="Helvetica" w:hAnsi="Helvetica" w:eastAsia="Helvetica" w:cs="Helvetica"/>
-                <w:i w:val="false"/>
-                <w:b w:val="false"/>
-                <w:u w:val="none"/>
-                <w:strike w:val="false"/>
-                <w:sz w:val="22"/>
-                <w:szCs w:val="22"/>
-                <w:color w:val="000000"/>
-              </w:rPr>
-              <w:t xml:space="preserve">—</w:t>
+              <w:t xml:space="preserve"/>
+            </w:r>
+          </w:p>
+        </w:tc>
+        <w:tc>
+          <w:tcPr>
+            <w:tcBorders>
+              <w:bottom w:val="single" w:sz="4" w:space="0" w:color="000000"/>
+              <w:top w:val="single" w:sz="4" w:space="0" w:color="000000"/>
+              <w:left w:val="none" w:sz="0" w:space="0" w:color="000000"/>
+              <w:right w:val="none" w:sz="0" w:space="0" w:color="000000"/>
+            </w:tcBorders>
+            <w:shd w:val="clear" w:color="auto" w:fill="FFFFFF"/>
+            <w:tcMar>
+              <w:top w:w="0" w:type="dxa"/>
+              <w:bottom w:w="0" w:type="dxa"/>
+              <w:left w:w="0" w:type="dxa"/>
+              <w:right w:w="0" w:type="dxa"/>
+            </w:tcMar>
+            <w:vAlign w:val="top"/>
+          </w:tcPr>
+          <w:p>
+            <w:pPr>
+              <w:jc w:val="center"/>
+              <w:pBdr>
+                <w:bottom w:val="none" w:sz="0" w:space="0" w:color="000000"/>
+                <w:top w:val="none" w:sz="0" w:space="0" w:color="000000"/>
+                <w:left w:val="none" w:sz="0" w:space="0" w:color="000000"/>
+                <w:right w:val="none" w:sz="0" w:space="0" w:color="000000"/>
+              </w:pBdr>
+              <w:spacing w:after="100" w:before="100" w:line="240"/>
+              <w:ind w:left="100" w:right="100" w:firstLine="0" w:firstLineChars="0"/>
+              <w:rPr>
+                <w:rFonts w:ascii="Helvetica" w:hAnsi="Helvetica" w:eastAsia="Helvetica" w:cs="Helvetica"/>
+                <w:i w:val="false"/>
+                <w:b w:val="false"/>
+                <w:u w:val="none"/>
+                <w:strike w:val="false"/>
+                <w:sz w:val="22"/>
+                <w:szCs w:val="22"/>
+                <w:color w:val="000000"/>
+              </w:rPr>
+            </w:pPr>
+            <w:r>
+              <w:rPr>
+                <w:rFonts w:ascii="Helvetica" w:hAnsi="Helvetica" w:eastAsia="Helvetica" w:cs="Helvetica"/>
+                <w:i w:val="false"/>
+                <w:b w:val="false"/>
+                <w:u w:val="none"/>
+                <w:strike w:val="false"/>
+                <w:sz w:val="22"/>
+                <w:szCs w:val="22"/>
+                <w:color w:val="000000"/>
+              </w:rPr>
+              <w:t xml:space="preserve"/>
+            </w:r>
+          </w:p>
+        </w:tc>
+        <w:tc>
+          <w:tcPr>
+            <w:tcBorders>
+              <w:bottom w:val="single" w:sz="4" w:space="0" w:color="000000"/>
+              <w:top w:val="single" w:sz="4" w:space="0" w:color="000000"/>
+              <w:left w:val="none" w:sz="0" w:space="0" w:color="000000"/>
+              <w:right w:val="none" w:sz="0" w:space="0" w:color="000000"/>
+            </w:tcBorders>
+            <w:shd w:val="clear" w:color="auto" w:fill="FFFFFF"/>
+            <w:tcMar>
+              <w:top w:w="0" w:type="dxa"/>
+              <w:bottom w:w="0" w:type="dxa"/>
+              <w:left w:w="0" w:type="dxa"/>
+              <w:right w:w="0" w:type="dxa"/>
+            </w:tcMar>
+            <w:vAlign w:val="top"/>
+          </w:tcPr>
+          <w:p>
+            <w:pPr>
+              <w:jc w:val="center"/>
+              <w:pBdr>
+                <w:bottom w:val="none" w:sz="0" w:space="0" w:color="000000"/>
+                <w:top w:val="none" w:sz="0" w:space="0" w:color="000000"/>
+                <w:left w:val="none" w:sz="0" w:space="0" w:color="000000"/>
+                <w:right w:val="none" w:sz="0" w:space="0" w:color="000000"/>
+              </w:pBdr>
+              <w:spacing w:after="100" w:before="100" w:line="240"/>
+              <w:ind w:left="100" w:right="100" w:firstLine="0" w:firstLineChars="0"/>
+              <w:rPr>
+                <w:rFonts w:ascii="Helvetica" w:hAnsi="Helvetica" w:eastAsia="Helvetica" w:cs="Helvetica"/>
+                <w:i w:val="false"/>
+                <w:b w:val="false"/>
+                <w:u w:val="none"/>
+                <w:strike w:val="false"/>
+                <w:sz w:val="22"/>
+                <w:szCs w:val="22"/>
+                <w:color w:val="000000"/>
+              </w:rPr>
+            </w:pPr>
+            <w:r>
+              <w:rPr>
+                <w:rFonts w:ascii="Helvetica" w:hAnsi="Helvetica" w:eastAsia="Helvetica" w:cs="Helvetica"/>
+                <w:i w:val="false"/>
+                <w:b w:val="false"/>
+                <w:u w:val="none"/>
+                <w:strike w:val="false"/>
+                <w:sz w:val="22"/>
+                <w:szCs w:val="22"/>
+                <w:color w:val="000000"/>
+              </w:rPr>
+              <w:t xml:space="preserve"/>
+            </w:r>
+          </w:p>
+        </w:tc>
+        <w:tc>
+          <w:tcPr>
+            <w:tcBorders>
+              <w:bottom w:val="single" w:sz="4" w:space="0" w:color="000000"/>
+              <w:top w:val="single" w:sz="4" w:space="0" w:color="000000"/>
+              <w:left w:val="none" w:sz="0" w:space="0" w:color="000000"/>
+              <w:right w:val="none" w:sz="0" w:space="0" w:color="000000"/>
+            </w:tcBorders>
+            <w:shd w:val="clear" w:color="auto" w:fill="FFFFFF"/>
+            <w:tcMar>
+              <w:top w:w="0" w:type="dxa"/>
+              <w:bottom w:w="0" w:type="dxa"/>
+              <w:left w:w="0" w:type="dxa"/>
+              <w:right w:w="0" w:type="dxa"/>
+            </w:tcMar>
+            <w:vAlign w:val="top"/>
+          </w:tcPr>
+          <w:p>
+            <w:pPr>
+              <w:jc w:val="center"/>
+              <w:pBdr>
+                <w:bottom w:val="none" w:sz="0" w:space="0" w:color="000000"/>
+                <w:top w:val="none" w:sz="0" w:space="0" w:color="000000"/>
+                <w:left w:val="none" w:sz="0" w:space="0" w:color="000000"/>
+                <w:right w:val="none" w:sz="0" w:space="0" w:color="000000"/>
+              </w:pBdr>
+              <w:spacing w:after="100" w:before="100" w:line="240"/>
+              <w:ind w:left="100" w:right="100" w:firstLine="0" w:firstLineChars="0"/>
+              <w:rPr>
+                <w:rFonts w:ascii="Helvetica" w:hAnsi="Helvetica" w:eastAsia="Helvetica" w:cs="Helvetica"/>
+                <w:i w:val="false"/>
+                <w:b w:val="false"/>
+                <w:u w:val="none"/>
+                <w:strike w:val="false"/>
+                <w:sz w:val="22"/>
+                <w:szCs w:val="22"/>
+                <w:color w:val="000000"/>
+              </w:rPr>
+            </w:pPr>
+            <w:r>
+              <w:rPr>
+                <w:rFonts w:ascii="Helvetica" w:hAnsi="Helvetica" w:eastAsia="Helvetica" w:cs="Helvetica"/>
+                <w:i w:val="false"/>
+                <w:b w:val="false"/>
+                <w:u w:val="none"/>
+                <w:strike w:val="false"/>
+                <w:sz w:val="22"/>
+                <w:szCs w:val="22"/>
+                <w:color w:val="000000"/>
+              </w:rPr>
+              <w:t xml:space="preserve"/>
+            </w:r>
+          </w:p>
+        </w:tc>
+        <w:tc>
+          <w:tcPr>
+            <w:tcBorders>
+              <w:bottom w:val="single" w:sz="4" w:space="0" w:color="000000"/>
+              <w:top w:val="single" w:sz="4" w:space="0" w:color="000000"/>
+              <w:left w:val="none" w:sz="0" w:space="0" w:color="000000"/>
+              <w:right w:val="none" w:sz="0" w:space="0" w:color="000000"/>
+            </w:tcBorders>
+            <w:shd w:val="clear" w:color="auto" w:fill="FFFFFF"/>
+            <w:tcMar>
+              <w:top w:w="0" w:type="dxa"/>
+              <w:bottom w:w="0" w:type="dxa"/>
+              <w:left w:w="0" w:type="dxa"/>
+              <w:right w:w="0" w:type="dxa"/>
+            </w:tcMar>
+            <w:vAlign w:val="top"/>
+          </w:tcPr>
+          <w:p>
+            <w:pPr>
+              <w:jc w:val="center"/>
+              <w:pBdr>
+                <w:bottom w:val="none" w:sz="0" w:space="0" w:color="000000"/>
+                <w:top w:val="none" w:sz="0" w:space="0" w:color="000000"/>
+                <w:left w:val="none" w:sz="0" w:space="0" w:color="000000"/>
+                <w:right w:val="none" w:sz="0" w:space="0" w:color="000000"/>
+              </w:pBdr>
+              <w:spacing w:after="100" w:before="100" w:line="240"/>
+              <w:ind w:left="100" w:right="100" w:firstLine="0" w:firstLineChars="0"/>
+              <w:rPr>
+                <w:rFonts w:ascii="Helvetica" w:hAnsi="Helvetica" w:eastAsia="Helvetica" w:cs="Helvetica"/>
+                <w:i w:val="false"/>
+                <w:b w:val="false"/>
+                <w:u w:val="none"/>
+                <w:strike w:val="false"/>
+                <w:sz w:val="22"/>
+                <w:szCs w:val="22"/>
+                <w:color w:val="000000"/>
+              </w:rPr>
+            </w:pPr>
+            <w:r>
+              <w:rPr>
+                <w:rFonts w:ascii="Helvetica" w:hAnsi="Helvetica" w:eastAsia="Helvetica" w:cs="Helvetica"/>
+                <w:i w:val="false"/>
+                <w:b w:val="false"/>
+                <w:u w:val="none"/>
+                <w:strike w:val="false"/>
+                <w:sz w:val="22"/>
+                <w:szCs w:val="22"/>
+                <w:color w:val="000000"/>
+              </w:rPr>
+              <w:t xml:space="preserve"/>
+            </w:r>
+          </w:p>
+        </w:tc>
+        <w:tc>
+          <w:tcPr>
+            <w:tcBorders>
+              <w:bottom w:val="single" w:sz="4" w:space="0" w:color="000000"/>
+              <w:top w:val="single" w:sz="4" w:space="0" w:color="000000"/>
+              <w:left w:val="none" w:sz="0" w:space="0" w:color="000000"/>
+              <w:right w:val="none" w:sz="0" w:space="0" w:color="000000"/>
+            </w:tcBorders>
+            <w:shd w:val="clear" w:color="auto" w:fill="FFFFFF"/>
+            <w:tcMar>
+              <w:top w:w="0" w:type="dxa"/>
+              <w:bottom w:w="0" w:type="dxa"/>
+              <w:left w:w="0" w:type="dxa"/>
+              <w:right w:w="0" w:type="dxa"/>
+            </w:tcMar>
+            <w:vAlign w:val="top"/>
+          </w:tcPr>
+          <w:p>
+            <w:pPr>
+              <w:jc w:val="center"/>
+              <w:pBdr>
+                <w:bottom w:val="none" w:sz="0" w:space="0" w:color="000000"/>
+                <w:top w:val="none" w:sz="0" w:space="0" w:color="000000"/>
+                <w:left w:val="none" w:sz="0" w:space="0" w:color="000000"/>
+                <w:right w:val="none" w:sz="0" w:space="0" w:color="000000"/>
+              </w:pBdr>
+              <w:spacing w:after="100" w:before="100" w:line="240"/>
+              <w:ind w:left="100" w:right="100" w:firstLine="0" w:firstLineChars="0"/>
+              <w:rPr>
+                <w:rFonts w:ascii="Helvetica" w:hAnsi="Helvetica" w:eastAsia="Helvetica" w:cs="Helvetica"/>
+                <w:i w:val="false"/>
+                <w:b w:val="false"/>
+                <w:u w:val="none"/>
+                <w:strike w:val="false"/>
+                <w:sz w:val="22"/>
+                <w:szCs w:val="22"/>
+                <w:color w:val="000000"/>
+              </w:rPr>
+            </w:pPr>
+            <w:r>
+              <w:rPr>
+                <w:rFonts w:ascii="Helvetica" w:hAnsi="Helvetica" w:eastAsia="Helvetica" w:cs="Helvetica"/>
+                <w:i w:val="false"/>
+                <w:b w:val="false"/>
+                <w:u w:val="none"/>
+                <w:strike w:val="false"/>
+                <w:sz w:val="22"/>
+                <w:szCs w:val="22"/>
+                <w:color w:val="000000"/>
+              </w:rPr>
+              <w:t xml:space="preserve"/>
+            </w:r>
+          </w:p>
+        </w:tc>
+        <w:tc>
+          <w:tcPr>
+            <w:tcBorders>
+              <w:bottom w:val="single" w:sz="4" w:space="0" w:color="000000"/>
+              <w:top w:val="single" w:sz="4" w:space="0" w:color="000000"/>
+              <w:left w:val="none" w:sz="0" w:space="0" w:color="000000"/>
+              <w:right w:val="none" w:sz="0" w:space="0" w:color="000000"/>
+            </w:tcBorders>
+            <w:shd w:val="clear" w:color="auto" w:fill="FFFFFF"/>
+            <w:tcMar>
+              <w:top w:w="0" w:type="dxa"/>
+              <w:bottom w:w="0" w:type="dxa"/>
+              <w:left w:w="0" w:type="dxa"/>
+              <w:right w:w="0" w:type="dxa"/>
+            </w:tcMar>
+            <w:vAlign w:val="top"/>
+          </w:tcPr>
+          <w:p>
+            <w:pPr>
+              <w:jc w:val="center"/>
+              <w:pBdr>
+                <w:bottom w:val="none" w:sz="0" w:space="0" w:color="000000"/>
+                <w:top w:val="none" w:sz="0" w:space="0" w:color="000000"/>
+                <w:left w:val="none" w:sz="0" w:space="0" w:color="000000"/>
+                <w:right w:val="none" w:sz="0" w:space="0" w:color="000000"/>
+              </w:pBdr>
+              <w:spacing w:after="100" w:before="100" w:line="240"/>
+              <w:ind w:left="100" w:right="100" w:firstLine="0" w:firstLineChars="0"/>
+              <w:rPr>
+                <w:rFonts w:ascii="Helvetica" w:hAnsi="Helvetica" w:eastAsia="Helvetica" w:cs="Helvetica"/>
+                <w:i w:val="false"/>
+                <w:b w:val="false"/>
+                <w:u w:val="none"/>
+                <w:strike w:val="false"/>
+                <w:sz w:val="22"/>
+                <w:szCs w:val="22"/>
+                <w:color w:val="000000"/>
+              </w:rPr>
+            </w:pPr>
+            <w:r>
+              <w:rPr>
+                <w:rFonts w:ascii="Helvetica" w:hAnsi="Helvetica" w:eastAsia="Helvetica" w:cs="Helvetica"/>
+                <w:i w:val="false"/>
+                <w:b w:val="false"/>
+                <w:u w:val="none"/>
+                <w:strike w:val="false"/>
+                <w:sz w:val="22"/>
+                <w:szCs w:val="22"/>
+                <w:color w:val="000000"/>
+              </w:rPr>
+              <w:t xml:space="preserve"/>
+            </w:r>
+          </w:p>
+        </w:tc>
+        <w:tc>
+          <w:tcPr>
+            <w:tcBorders>
+              <w:bottom w:val="single" w:sz="4" w:space="0" w:color="000000"/>
+              <w:top w:val="single" w:sz="4" w:space="0" w:color="000000"/>
+              <w:left w:val="none" w:sz="0" w:space="0" w:color="000000"/>
+              <w:right w:val="none" w:sz="0" w:space="0" w:color="000000"/>
+            </w:tcBorders>
+            <w:shd w:val="clear" w:color="auto" w:fill="FFFFFF"/>
+            <w:tcMar>
+              <w:top w:w="0" w:type="dxa"/>
+              <w:bottom w:w="0" w:type="dxa"/>
+              <w:left w:w="0" w:type="dxa"/>
+              <w:right w:w="0" w:type="dxa"/>
+            </w:tcMar>
+            <w:vAlign w:val="top"/>
+          </w:tcPr>
+          <w:p>
+            <w:pPr>
+              <w:jc w:val="center"/>
+              <w:pBdr>
+                <w:bottom w:val="none" w:sz="0" w:space="0" w:color="000000"/>
+                <w:top w:val="none" w:sz="0" w:space="0" w:color="000000"/>
+                <w:left w:val="none" w:sz="0" w:space="0" w:color="000000"/>
+                <w:right w:val="none" w:sz="0" w:space="0" w:color="000000"/>
+              </w:pBdr>
+              <w:spacing w:after="100" w:before="100" w:line="240"/>
+              <w:ind w:left="100" w:right="100" w:firstLine="0" w:firstLineChars="0"/>
+              <w:rPr>
+                <w:rFonts w:ascii="Helvetica" w:hAnsi="Helvetica" w:eastAsia="Helvetica" w:cs="Helvetica"/>
+                <w:i w:val="false"/>
+                <w:b w:val="false"/>
+                <w:u w:val="none"/>
+                <w:strike w:val="false"/>
+                <w:sz w:val="22"/>
+                <w:szCs w:val="22"/>
+                <w:color w:val="000000"/>
+              </w:rPr>
+            </w:pPr>
+            <w:r>
+              <w:rPr>
+                <w:rFonts w:ascii="Helvetica" w:hAnsi="Helvetica" w:eastAsia="Helvetica" w:cs="Helvetica"/>
+                <w:i w:val="false"/>
+                <w:b w:val="false"/>
+                <w:u w:val="none"/>
+                <w:strike w:val="false"/>
+                <w:sz w:val="22"/>
+                <w:szCs w:val="22"/>
+                <w:color w:val="000000"/>
+              </w:rPr>
+              <w:t xml:space="preserve"/>
+            </w:r>
+          </w:p>
+        </w:tc>
+        <w:tc>
+          <w:tcPr>
+            <w:tcBorders>
+              <w:bottom w:val="single" w:sz="4" w:space="0" w:color="000000"/>
+              <w:top w:val="single" w:sz="4" w:space="0" w:color="000000"/>
+              <w:left w:val="none" w:sz="0" w:space="0" w:color="000000"/>
+              <w:right w:val="none" w:sz="0" w:space="0" w:color="000000"/>
+            </w:tcBorders>
+            <w:shd w:val="clear" w:color="auto" w:fill="FFFFFF"/>
+            <w:tcMar>
+              <w:top w:w="0" w:type="dxa"/>
+              <w:bottom w:w="0" w:type="dxa"/>
+              <w:left w:w="0" w:type="dxa"/>
+              <w:right w:w="0" w:type="dxa"/>
+            </w:tcMar>
+            <w:vAlign w:val="top"/>
+          </w:tcPr>
+          <w:p>
+            <w:pPr>
+              <w:jc w:val="center"/>
+              <w:pBdr>
+                <w:bottom w:val="none" w:sz="0" w:space="0" w:color="000000"/>
+                <w:top w:val="none" w:sz="0" w:space="0" w:color="000000"/>
+                <w:left w:val="none" w:sz="0" w:space="0" w:color="000000"/>
+                <w:right w:val="none" w:sz="0" w:space="0" w:color="000000"/>
+              </w:pBdr>
+              <w:spacing w:after="100" w:before="100" w:line="240"/>
+              <w:ind w:left="100" w:right="100" w:firstLine="0" w:firstLineChars="0"/>
+              <w:rPr>
+                <w:rFonts w:ascii="Helvetica" w:hAnsi="Helvetica" w:eastAsia="Helvetica" w:cs="Helvetica"/>
+                <w:i w:val="false"/>
+                <w:b w:val="false"/>
+                <w:u w:val="none"/>
+                <w:strike w:val="false"/>
+                <w:sz w:val="22"/>
+                <w:szCs w:val="22"/>
+                <w:color w:val="000000"/>
+              </w:rPr>
+            </w:pPr>
+            <w:r>
+              <w:rPr>
+                <w:rFonts w:ascii="Helvetica" w:hAnsi="Helvetica" w:eastAsia="Helvetica" w:cs="Helvetica"/>
+                <w:i w:val="false"/>
+                <w:b w:val="false"/>
+                <w:u w:val="none"/>
+                <w:strike w:val="false"/>
+                <w:sz w:val="22"/>
+                <w:szCs w:val="22"/>
+                <w:color w:val="000000"/>
+              </w:rPr>
+              <w:t xml:space="preserve">26,530</w:t>
+            </w:r>
+          </w:p>
+        </w:tc>
+        <w:tc>
+          <w:tcPr>
+            <w:tcBorders>
+              <w:bottom w:val="single" w:sz="4" w:space="0" w:color="000000"/>
+              <w:top w:val="single" w:sz="4" w:space="0" w:color="000000"/>
+              <w:left w:val="none" w:sz="0" w:space="0" w:color="000000"/>
+              <w:right w:val="none" w:sz="0" w:space="0" w:color="000000"/>
+            </w:tcBorders>
+            <w:shd w:val="clear" w:color="auto" w:fill="FFFFFF"/>
+            <w:tcMar>
+              <w:top w:w="0" w:type="dxa"/>
+              <w:bottom w:w="0" w:type="dxa"/>
+              <w:left w:w="0" w:type="dxa"/>
+              <w:right w:w="0" w:type="dxa"/>
+            </w:tcMar>
+            <w:vAlign w:val="top"/>
+          </w:tcPr>
+          <w:p>
+            <w:pPr>
+              <w:jc w:val="center"/>
+              <w:pBdr>
+                <w:bottom w:val="none" w:sz="0" w:space="0" w:color="000000"/>
+                <w:top w:val="none" w:sz="0" w:space="0" w:color="000000"/>
+                <w:left w:val="none" w:sz="0" w:space="0" w:color="000000"/>
+                <w:right w:val="none" w:sz="0" w:space="0" w:color="000000"/>
+              </w:pBdr>
+              <w:spacing w:after="100" w:before="100" w:line="240"/>
+              <w:ind w:left="100" w:right="100" w:firstLine="0" w:firstLineChars="0"/>
+              <w:rPr>
+                <w:rFonts w:ascii="Helvetica" w:hAnsi="Helvetica" w:eastAsia="Helvetica" w:cs="Helvetica"/>
+                <w:i w:val="false"/>
+                <w:b w:val="false"/>
+                <w:u w:val="none"/>
+                <w:strike w:val="false"/>
+                <w:sz w:val="22"/>
+                <w:szCs w:val="22"/>
+                <w:color w:val="000000"/>
+              </w:rPr>
+            </w:pPr>
+            <w:r>
+              <w:rPr>
+                <w:rFonts w:ascii="Helvetica" w:hAnsi="Helvetica" w:eastAsia="Helvetica" w:cs="Helvetica"/>
+                <w:i w:val="false"/>
+                <w:b w:val="false"/>
+                <w:u w:val="none"/>
+                <w:strike w:val="false"/>
+                <w:sz w:val="22"/>
+                <w:szCs w:val="22"/>
+                <w:color w:val="000000"/>
+              </w:rPr>
+              <w:t xml:space="preserve">4,263</w:t>
+            </w:r>
+          </w:p>
+        </w:tc>
+        <w:tc>
+          <w:tcPr>
+            <w:tcBorders>
+              <w:bottom w:val="single" w:sz="4" w:space="0" w:color="000000"/>
+              <w:top w:val="single" w:sz="4" w:space="0" w:color="000000"/>
+              <w:left w:val="none" w:sz="0" w:space="0" w:color="000000"/>
+              <w:right w:val="none" w:sz="0" w:space="0" w:color="000000"/>
+            </w:tcBorders>
+            <w:shd w:val="clear" w:color="auto" w:fill="FFFFFF"/>
+            <w:tcMar>
+              <w:top w:w="0" w:type="dxa"/>
+              <w:bottom w:w="0" w:type="dxa"/>
+              <w:left w:w="0" w:type="dxa"/>
+              <w:right w:w="0" w:type="dxa"/>
+            </w:tcMar>
+            <w:vAlign w:val="top"/>
+          </w:tcPr>
+          <w:p>
+            <w:pPr>
+              <w:jc w:val="center"/>
+              <w:pBdr>
+                <w:bottom w:val="none" w:sz="0" w:space="0" w:color="000000"/>
+                <w:top w:val="none" w:sz="0" w:space="0" w:color="000000"/>
+                <w:left w:val="none" w:sz="0" w:space="0" w:color="000000"/>
+                <w:right w:val="none" w:sz="0" w:space="0" w:color="000000"/>
+              </w:pBdr>
+              <w:spacing w:after="100" w:before="100" w:line="240"/>
+              <w:ind w:left="100" w:right="100" w:firstLine="0" w:firstLineChars="0"/>
+              <w:rPr>
+                <w:rFonts w:ascii="Helvetica" w:hAnsi="Helvetica" w:eastAsia="Helvetica" w:cs="Helvetica"/>
+                <w:i w:val="false"/>
+                <w:b w:val="false"/>
+                <w:u w:val="none"/>
+                <w:strike w:val="false"/>
+                <w:sz w:val="22"/>
+                <w:szCs w:val="22"/>
+                <w:color w:val="000000"/>
+              </w:rPr>
+            </w:pPr>
+            <w:r>
+              <w:rPr>
+                <w:rFonts w:ascii="Helvetica" w:hAnsi="Helvetica" w:eastAsia="Helvetica" w:cs="Helvetica"/>
+                <w:i w:val="false"/>
+                <w:b w:val="false"/>
+                <w:u w:val="none"/>
+                <w:strike w:val="false"/>
+                <w:sz w:val="22"/>
+                <w:szCs w:val="22"/>
+                <w:color w:val="000000"/>
+              </w:rPr>
+              <w:t xml:space="preserve">61</w:t>
             </w:r>
           </w:p>
         </w:tc>
@@ -1475,7 +2634,7 @@
         <w:trPr>
           <w:trHeight w:val="591" w:hRule="auto"/>
         </w:trPr>
-        body3
+        body 3
         <w:tc>
           <w:tcPr>
             <w:tcBorders>
@@ -1580,331 +2739,709 @@
                 <w:szCs w:val="22"/>
                 <w:color w:val="000000"/>
               </w:rPr>
-              <w:t xml:space="preserve">1,116,079</w:t>
-            </w:r>
-          </w:p>
-        </w:tc>
-        <w:tc>
-          <w:tcPr>
-            <w:tcBorders>
-              <w:bottom w:val="single" w:sz="4" w:space="0" w:color="000000"/>
-              <w:top w:val="single" w:sz="4" w:space="0" w:color="000000"/>
-              <w:left w:val="none" w:sz="0" w:space="0" w:color="000000"/>
-              <w:right w:val="none" w:sz="0" w:space="0" w:color="000000"/>
-            </w:tcBorders>
-            <w:shd w:val="clear" w:color="auto" w:fill="FFFFFF"/>
-            <w:tcMar>
-              <w:top w:w="0" w:type="dxa"/>
-              <w:bottom w:w="0" w:type="dxa"/>
-              <w:left w:w="0" w:type="dxa"/>
-              <w:right w:w="0" w:type="dxa"/>
-            </w:tcMar>
-            <w:vAlign w:val="top"/>
-          </w:tcPr>
-          <w:p>
-            <w:pPr>
-              <w:jc w:val="center"/>
-              <w:pBdr>
-                <w:bottom w:val="none" w:sz="0" w:space="0" w:color="000000"/>
-                <w:top w:val="none" w:sz="0" w:space="0" w:color="000000"/>
-                <w:left w:val="none" w:sz="0" w:space="0" w:color="000000"/>
-                <w:right w:val="none" w:sz="0" w:space="0" w:color="000000"/>
-              </w:pBdr>
-              <w:spacing w:after="100" w:before="100" w:line="240"/>
-              <w:ind w:left="100" w:right="100" w:firstLine="0" w:firstLineChars="0"/>
-              <w:rPr>
-                <w:rFonts w:ascii="Helvetica" w:hAnsi="Helvetica" w:eastAsia="Helvetica" w:cs="Helvetica"/>
-                <w:i w:val="false"/>
-                <w:b w:val="false"/>
-                <w:u w:val="none"/>
-                <w:strike w:val="false"/>
-                <w:sz w:val="22"/>
-                <w:szCs w:val="22"/>
-                <w:color w:val="000000"/>
-              </w:rPr>
-            </w:pPr>
-            <w:r>
-              <w:rPr>
-                <w:rFonts w:ascii="Helvetica" w:hAnsi="Helvetica" w:eastAsia="Helvetica" w:cs="Helvetica"/>
-                <w:i w:val="false"/>
-                <w:b w:val="false"/>
-                <w:u w:val="none"/>
-                <w:strike w:val="false"/>
-                <w:sz w:val="22"/>
-                <w:szCs w:val="22"/>
-                <w:color w:val="000000"/>
-              </w:rPr>
-              <w:t xml:space="preserve">690</w:t>
-            </w:r>
-          </w:p>
-        </w:tc>
-        <w:tc>
-          <w:tcPr>
-            <w:tcBorders>
-              <w:bottom w:val="single" w:sz="4" w:space="0" w:color="000000"/>
-              <w:top w:val="single" w:sz="4" w:space="0" w:color="000000"/>
-              <w:left w:val="none" w:sz="0" w:space="0" w:color="000000"/>
-              <w:right w:val="none" w:sz="0" w:space="0" w:color="000000"/>
-            </w:tcBorders>
-            <w:shd w:val="clear" w:color="auto" w:fill="FFFFFF"/>
-            <w:tcMar>
-              <w:top w:w="0" w:type="dxa"/>
-              <w:bottom w:w="0" w:type="dxa"/>
-              <w:left w:w="0" w:type="dxa"/>
-              <w:right w:w="0" w:type="dxa"/>
-            </w:tcMar>
-            <w:vAlign w:val="top"/>
-          </w:tcPr>
-          <w:p>
-            <w:pPr>
-              <w:jc w:val="center"/>
-              <w:pBdr>
-                <w:bottom w:val="none" w:sz="0" w:space="0" w:color="000000"/>
-                <w:top w:val="none" w:sz="0" w:space="0" w:color="000000"/>
-                <w:left w:val="none" w:sz="0" w:space="0" w:color="000000"/>
-                <w:right w:val="none" w:sz="0" w:space="0" w:color="000000"/>
-              </w:pBdr>
-              <w:spacing w:after="100" w:before="100" w:line="240"/>
-              <w:ind w:left="100" w:right="100" w:firstLine="0" w:firstLineChars="0"/>
-              <w:rPr>
-                <w:rFonts w:ascii="Helvetica" w:hAnsi="Helvetica" w:eastAsia="Helvetica" w:cs="Helvetica"/>
-                <w:i w:val="false"/>
-                <w:b w:val="false"/>
-                <w:u w:val="none"/>
-                <w:strike w:val="false"/>
-                <w:sz w:val="22"/>
-                <w:szCs w:val="22"/>
-                <w:color w:val="000000"/>
-              </w:rPr>
-            </w:pPr>
-            <w:r>
-              <w:rPr>
-                <w:rFonts w:ascii="Helvetica" w:hAnsi="Helvetica" w:eastAsia="Helvetica" w:cs="Helvetica"/>
-                <w:i w:val="false"/>
-                <w:b w:val="false"/>
-                <w:u w:val="none"/>
-                <w:strike w:val="false"/>
-                <w:sz w:val="22"/>
-                <w:szCs w:val="22"/>
-                <w:color w:val="000000"/>
-              </w:rPr>
-              <w:t xml:space="preserve">156,330</w:t>
-            </w:r>
-          </w:p>
-        </w:tc>
-        <w:tc>
-          <w:tcPr>
-            <w:tcBorders>
-              <w:bottom w:val="single" w:sz="4" w:space="0" w:color="000000"/>
-              <w:top w:val="single" w:sz="4" w:space="0" w:color="000000"/>
-              <w:left w:val="none" w:sz="0" w:space="0" w:color="000000"/>
-              <w:right w:val="none" w:sz="0" w:space="0" w:color="000000"/>
-            </w:tcBorders>
-            <w:shd w:val="clear" w:color="auto" w:fill="FFFFFF"/>
-            <w:tcMar>
-              <w:top w:w="0" w:type="dxa"/>
-              <w:bottom w:w="0" w:type="dxa"/>
-              <w:left w:w="0" w:type="dxa"/>
-              <w:right w:w="0" w:type="dxa"/>
-            </w:tcMar>
-            <w:vAlign w:val="top"/>
-          </w:tcPr>
-          <w:p>
-            <w:pPr>
-              <w:jc w:val="center"/>
-              <w:pBdr>
-                <w:bottom w:val="none" w:sz="0" w:space="0" w:color="000000"/>
-                <w:top w:val="none" w:sz="0" w:space="0" w:color="000000"/>
-                <w:left w:val="none" w:sz="0" w:space="0" w:color="000000"/>
-                <w:right w:val="none" w:sz="0" w:space="0" w:color="000000"/>
-              </w:pBdr>
-              <w:spacing w:after="100" w:before="100" w:line="240"/>
-              <w:ind w:left="100" w:right="100" w:firstLine="0" w:firstLineChars="0"/>
-              <w:rPr>
-                <w:rFonts w:ascii="Helvetica" w:hAnsi="Helvetica" w:eastAsia="Helvetica" w:cs="Helvetica"/>
-                <w:i w:val="false"/>
-                <w:b w:val="false"/>
-                <w:u w:val="none"/>
-                <w:strike w:val="false"/>
-                <w:sz w:val="22"/>
-                <w:szCs w:val="22"/>
-                <w:color w:val="000000"/>
-              </w:rPr>
-            </w:pPr>
-            <w:r>
-              <w:rPr>
-                <w:rFonts w:ascii="Helvetica" w:hAnsi="Helvetica" w:eastAsia="Helvetica" w:cs="Helvetica"/>
-                <w:i w:val="false"/>
-                <w:b w:val="false"/>
-                <w:u w:val="none"/>
-                <w:strike w:val="false"/>
-                <w:sz w:val="22"/>
-                <w:szCs w:val="22"/>
-                <w:color w:val="000000"/>
-              </w:rPr>
-              <w:t xml:space="preserve">147</w:t>
-            </w:r>
-          </w:p>
-        </w:tc>
-        <w:tc>
-          <w:tcPr>
-            <w:tcBorders>
-              <w:bottom w:val="single" w:sz="4" w:space="0" w:color="000000"/>
-              <w:top w:val="single" w:sz="4" w:space="0" w:color="000000"/>
-              <w:left w:val="none" w:sz="0" w:space="0" w:color="000000"/>
-              <w:right w:val="none" w:sz="0" w:space="0" w:color="000000"/>
-            </w:tcBorders>
-            <w:shd w:val="clear" w:color="auto" w:fill="FFFFFF"/>
-            <w:tcMar>
-              <w:top w:w="0" w:type="dxa"/>
-              <w:bottom w:w="0" w:type="dxa"/>
-              <w:left w:w="0" w:type="dxa"/>
-              <w:right w:w="0" w:type="dxa"/>
-            </w:tcMar>
-            <w:vAlign w:val="top"/>
-          </w:tcPr>
-          <w:p>
-            <w:pPr>
-              <w:jc w:val="center"/>
-              <w:pBdr>
-                <w:bottom w:val="none" w:sz="0" w:space="0" w:color="000000"/>
-                <w:top w:val="none" w:sz="0" w:space="0" w:color="000000"/>
-                <w:left w:val="none" w:sz="0" w:space="0" w:color="000000"/>
-                <w:right w:val="none" w:sz="0" w:space="0" w:color="000000"/>
-              </w:pBdr>
-              <w:spacing w:after="100" w:before="100" w:line="240"/>
-              <w:ind w:left="100" w:right="100" w:firstLine="0" w:firstLineChars="0"/>
-              <w:rPr>
-                <w:rFonts w:ascii="Helvetica" w:hAnsi="Helvetica" w:eastAsia="Helvetica" w:cs="Helvetica"/>
-                <w:i w:val="false"/>
-                <w:b w:val="false"/>
-                <w:u w:val="none"/>
-                <w:strike w:val="false"/>
-                <w:sz w:val="22"/>
-                <w:szCs w:val="22"/>
-                <w:color w:val="000000"/>
-              </w:rPr>
-            </w:pPr>
-            <w:r>
-              <w:rPr>
-                <w:rFonts w:ascii="Helvetica" w:hAnsi="Helvetica" w:eastAsia="Helvetica" w:cs="Helvetica"/>
-                <w:i w:val="false"/>
-                <w:b w:val="false"/>
-                <w:u w:val="none"/>
-                <w:strike w:val="false"/>
-                <w:sz w:val="22"/>
-                <w:szCs w:val="22"/>
-                <w:color w:val="000000"/>
-              </w:rPr>
-              <w:t xml:space="preserve">286,629</w:t>
-            </w:r>
-          </w:p>
-        </w:tc>
-        <w:tc>
-          <w:tcPr>
-            <w:tcBorders>
-              <w:bottom w:val="single" w:sz="4" w:space="0" w:color="000000"/>
-              <w:top w:val="single" w:sz="4" w:space="0" w:color="000000"/>
-              <w:left w:val="none" w:sz="0" w:space="0" w:color="000000"/>
-              <w:right w:val="none" w:sz="0" w:space="0" w:color="000000"/>
-            </w:tcBorders>
-            <w:shd w:val="clear" w:color="auto" w:fill="FFFFFF"/>
-            <w:tcMar>
-              <w:top w:w="0" w:type="dxa"/>
-              <w:bottom w:w="0" w:type="dxa"/>
-              <w:left w:w="0" w:type="dxa"/>
-              <w:right w:w="0" w:type="dxa"/>
-            </w:tcMar>
-            <w:vAlign w:val="top"/>
-          </w:tcPr>
-          <w:p>
-            <w:pPr>
-              <w:jc w:val="center"/>
-              <w:pBdr>
-                <w:bottom w:val="none" w:sz="0" w:space="0" w:color="000000"/>
-                <w:top w:val="none" w:sz="0" w:space="0" w:color="000000"/>
-                <w:left w:val="none" w:sz="0" w:space="0" w:color="000000"/>
-                <w:right w:val="none" w:sz="0" w:space="0" w:color="000000"/>
-              </w:pBdr>
-              <w:spacing w:after="100" w:before="100" w:line="240"/>
-              <w:ind w:left="100" w:right="100" w:firstLine="0" w:firstLineChars="0"/>
-              <w:rPr>
-                <w:rFonts w:ascii="Helvetica" w:hAnsi="Helvetica" w:eastAsia="Helvetica" w:cs="Helvetica"/>
-                <w:i w:val="false"/>
-                <w:b w:val="false"/>
-                <w:u w:val="none"/>
-                <w:strike w:val="false"/>
-                <w:sz w:val="22"/>
-                <w:szCs w:val="22"/>
-                <w:color w:val="000000"/>
-              </w:rPr>
-            </w:pPr>
-            <w:r>
-              <w:rPr>
-                <w:rFonts w:ascii="Helvetica" w:hAnsi="Helvetica" w:eastAsia="Helvetica" w:cs="Helvetica"/>
-                <w:i w:val="false"/>
-                <w:b w:val="false"/>
-                <w:u w:val="none"/>
-                <w:strike w:val="false"/>
-                <w:sz w:val="22"/>
-                <w:szCs w:val="22"/>
-                <w:color w:val="000000"/>
-              </w:rPr>
-              <w:t xml:space="preserve">95</w:t>
-            </w:r>
-          </w:p>
-        </w:tc>
-        <w:tc>
-          <w:tcPr>
-            <w:tcBorders>
-              <w:bottom w:val="single" w:sz="4" w:space="0" w:color="000000"/>
-              <w:top w:val="single" w:sz="4" w:space="0" w:color="000000"/>
-              <w:left w:val="none" w:sz="0" w:space="0" w:color="000000"/>
-              <w:right w:val="none" w:sz="0" w:space="0" w:color="000000"/>
-            </w:tcBorders>
-            <w:shd w:val="clear" w:color="auto" w:fill="FFFFFF"/>
-            <w:tcMar>
-              <w:top w:w="0" w:type="dxa"/>
-              <w:bottom w:w="0" w:type="dxa"/>
-              <w:left w:w="0" w:type="dxa"/>
-              <w:right w:w="0" w:type="dxa"/>
-            </w:tcMar>
-            <w:vAlign w:val="top"/>
-          </w:tcPr>
-          <w:p>
-            <w:pPr>
-              <w:jc w:val="center"/>
-              <w:pBdr>
-                <w:bottom w:val="none" w:sz="0" w:space="0" w:color="000000"/>
-                <w:top w:val="none" w:sz="0" w:space="0" w:color="000000"/>
-                <w:left w:val="none" w:sz="0" w:space="0" w:color="000000"/>
-                <w:right w:val="none" w:sz="0" w:space="0" w:color="000000"/>
-              </w:pBdr>
-              <w:spacing w:after="100" w:before="100" w:line="240"/>
-              <w:ind w:left="100" w:right="100" w:firstLine="0" w:firstLineChars="0"/>
-              <w:rPr>
-                <w:rFonts w:ascii="Helvetica" w:hAnsi="Helvetica" w:eastAsia="Helvetica" w:cs="Helvetica"/>
-                <w:i w:val="false"/>
-                <w:b w:val="false"/>
-                <w:u w:val="none"/>
-                <w:strike w:val="false"/>
-                <w:sz w:val="22"/>
-                <w:szCs w:val="22"/>
-                <w:color w:val="000000"/>
-              </w:rPr>
-            </w:pPr>
-            <w:r>
-              <w:rPr>
-                <w:rFonts w:ascii="Helvetica" w:hAnsi="Helvetica" w:eastAsia="Helvetica" w:cs="Helvetica"/>
-                <w:i w:val="false"/>
-                <w:b w:val="false"/>
-                <w:u w:val="none"/>
-                <w:strike w:val="false"/>
-                <w:sz w:val="22"/>
-                <w:szCs w:val="22"/>
-                <w:color w:val="000000"/>
-              </w:rPr>
-              <w:t xml:space="preserve">1,064</w:t>
+              <w:t xml:space="preserve"/>
+            </w:r>
+          </w:p>
+        </w:tc>
+        <w:tc>
+          <w:tcPr>
+            <w:tcBorders>
+              <w:bottom w:val="single" w:sz="4" w:space="0" w:color="000000"/>
+              <w:top w:val="single" w:sz="4" w:space="0" w:color="000000"/>
+              <w:left w:val="none" w:sz="0" w:space="0" w:color="000000"/>
+              <w:right w:val="none" w:sz="0" w:space="0" w:color="000000"/>
+            </w:tcBorders>
+            <w:shd w:val="clear" w:color="auto" w:fill="FFFFFF"/>
+            <w:tcMar>
+              <w:top w:w="0" w:type="dxa"/>
+              <w:bottom w:w="0" w:type="dxa"/>
+              <w:left w:w="0" w:type="dxa"/>
+              <w:right w:w="0" w:type="dxa"/>
+            </w:tcMar>
+            <w:vAlign w:val="top"/>
+          </w:tcPr>
+          <w:p>
+            <w:pPr>
+              <w:jc w:val="center"/>
+              <w:pBdr>
+                <w:bottom w:val="none" w:sz="0" w:space="0" w:color="000000"/>
+                <w:top w:val="none" w:sz="0" w:space="0" w:color="000000"/>
+                <w:left w:val="none" w:sz="0" w:space="0" w:color="000000"/>
+                <w:right w:val="none" w:sz="0" w:space="0" w:color="000000"/>
+              </w:pBdr>
+              <w:spacing w:after="100" w:before="100" w:line="240"/>
+              <w:ind w:left="100" w:right="100" w:firstLine="0" w:firstLineChars="0"/>
+              <w:rPr>
+                <w:rFonts w:ascii="Helvetica" w:hAnsi="Helvetica" w:eastAsia="Helvetica" w:cs="Helvetica"/>
+                <w:i w:val="false"/>
+                <w:b w:val="false"/>
+                <w:u w:val="none"/>
+                <w:strike w:val="false"/>
+                <w:sz w:val="22"/>
+                <w:szCs w:val="22"/>
+                <w:color w:val="000000"/>
+              </w:rPr>
+            </w:pPr>
+            <w:r>
+              <w:rPr>
+                <w:rFonts w:ascii="Helvetica" w:hAnsi="Helvetica" w:eastAsia="Helvetica" w:cs="Helvetica"/>
+                <w:i w:val="false"/>
+                <w:b w:val="false"/>
+                <w:u w:val="none"/>
+                <w:strike w:val="false"/>
+                <w:sz w:val="22"/>
+                <w:szCs w:val="22"/>
+                <w:color w:val="000000"/>
+              </w:rPr>
+              <w:t xml:space="preserve"/>
+            </w:r>
+          </w:p>
+        </w:tc>
+        <w:tc>
+          <w:tcPr>
+            <w:tcBorders>
+              <w:bottom w:val="single" w:sz="4" w:space="0" w:color="000000"/>
+              <w:top w:val="single" w:sz="4" w:space="0" w:color="000000"/>
+              <w:left w:val="none" w:sz="0" w:space="0" w:color="000000"/>
+              <w:right w:val="none" w:sz="0" w:space="0" w:color="000000"/>
+            </w:tcBorders>
+            <w:shd w:val="clear" w:color="auto" w:fill="FFFFFF"/>
+            <w:tcMar>
+              <w:top w:w="0" w:type="dxa"/>
+              <w:bottom w:w="0" w:type="dxa"/>
+              <w:left w:w="0" w:type="dxa"/>
+              <w:right w:w="0" w:type="dxa"/>
+            </w:tcMar>
+            <w:vAlign w:val="top"/>
+          </w:tcPr>
+          <w:p>
+            <w:pPr>
+              <w:jc w:val="center"/>
+              <w:pBdr>
+                <w:bottom w:val="none" w:sz="0" w:space="0" w:color="000000"/>
+                <w:top w:val="none" w:sz="0" w:space="0" w:color="000000"/>
+                <w:left w:val="none" w:sz="0" w:space="0" w:color="000000"/>
+                <w:right w:val="none" w:sz="0" w:space="0" w:color="000000"/>
+              </w:pBdr>
+              <w:spacing w:after="100" w:before="100" w:line="240"/>
+              <w:ind w:left="100" w:right="100" w:firstLine="0" w:firstLineChars="0"/>
+              <w:rPr>
+                <w:rFonts w:ascii="Helvetica" w:hAnsi="Helvetica" w:eastAsia="Helvetica" w:cs="Helvetica"/>
+                <w:i w:val="false"/>
+                <w:b w:val="false"/>
+                <w:u w:val="none"/>
+                <w:strike w:val="false"/>
+                <w:sz w:val="22"/>
+                <w:szCs w:val="22"/>
+                <w:color w:val="000000"/>
+              </w:rPr>
+            </w:pPr>
+            <w:r>
+              <w:rPr>
+                <w:rFonts w:ascii="Helvetica" w:hAnsi="Helvetica" w:eastAsia="Helvetica" w:cs="Helvetica"/>
+                <w:i w:val="false"/>
+                <w:b w:val="false"/>
+                <w:u w:val="none"/>
+                <w:strike w:val="false"/>
+                <w:sz w:val="22"/>
+                <w:szCs w:val="22"/>
+                <w:color w:val="000000"/>
+              </w:rPr>
+              <w:t xml:space="preserve"/>
+            </w:r>
+          </w:p>
+        </w:tc>
+        <w:tc>
+          <w:tcPr>
+            <w:tcBorders>
+              <w:bottom w:val="single" w:sz="4" w:space="0" w:color="000000"/>
+              <w:top w:val="single" w:sz="4" w:space="0" w:color="000000"/>
+              <w:left w:val="none" w:sz="0" w:space="0" w:color="000000"/>
+              <w:right w:val="none" w:sz="0" w:space="0" w:color="000000"/>
+            </w:tcBorders>
+            <w:shd w:val="clear" w:color="auto" w:fill="FFFFFF"/>
+            <w:tcMar>
+              <w:top w:w="0" w:type="dxa"/>
+              <w:bottom w:w="0" w:type="dxa"/>
+              <w:left w:w="0" w:type="dxa"/>
+              <w:right w:w="0" w:type="dxa"/>
+            </w:tcMar>
+            <w:vAlign w:val="top"/>
+          </w:tcPr>
+          <w:p>
+            <w:pPr>
+              <w:jc w:val="center"/>
+              <w:pBdr>
+                <w:bottom w:val="none" w:sz="0" w:space="0" w:color="000000"/>
+                <w:top w:val="none" w:sz="0" w:space="0" w:color="000000"/>
+                <w:left w:val="none" w:sz="0" w:space="0" w:color="000000"/>
+                <w:right w:val="none" w:sz="0" w:space="0" w:color="000000"/>
+              </w:pBdr>
+              <w:spacing w:after="100" w:before="100" w:line="240"/>
+              <w:ind w:left="100" w:right="100" w:firstLine="0" w:firstLineChars="0"/>
+              <w:rPr>
+                <w:rFonts w:ascii="Helvetica" w:hAnsi="Helvetica" w:eastAsia="Helvetica" w:cs="Helvetica"/>
+                <w:i w:val="false"/>
+                <w:b w:val="false"/>
+                <w:u w:val="none"/>
+                <w:strike w:val="false"/>
+                <w:sz w:val="22"/>
+                <w:szCs w:val="22"/>
+                <w:color w:val="000000"/>
+              </w:rPr>
+            </w:pPr>
+            <w:r>
+              <w:rPr>
+                <w:rFonts w:ascii="Helvetica" w:hAnsi="Helvetica" w:eastAsia="Helvetica" w:cs="Helvetica"/>
+                <w:i w:val="false"/>
+                <w:b w:val="false"/>
+                <w:u w:val="none"/>
+                <w:strike w:val="false"/>
+                <w:sz w:val="22"/>
+                <w:szCs w:val="22"/>
+                <w:color w:val="000000"/>
+              </w:rPr>
+              <w:t xml:space="preserve"/>
+            </w:r>
+          </w:p>
+        </w:tc>
+        <w:tc>
+          <w:tcPr>
+            <w:tcBorders>
+              <w:bottom w:val="single" w:sz="4" w:space="0" w:color="000000"/>
+              <w:top w:val="single" w:sz="4" w:space="0" w:color="000000"/>
+              <w:left w:val="none" w:sz="0" w:space="0" w:color="000000"/>
+              <w:right w:val="none" w:sz="0" w:space="0" w:color="000000"/>
+            </w:tcBorders>
+            <w:shd w:val="clear" w:color="auto" w:fill="FFFFFF"/>
+            <w:tcMar>
+              <w:top w:w="0" w:type="dxa"/>
+              <w:bottom w:w="0" w:type="dxa"/>
+              <w:left w:w="0" w:type="dxa"/>
+              <w:right w:w="0" w:type="dxa"/>
+            </w:tcMar>
+            <w:vAlign w:val="top"/>
+          </w:tcPr>
+          <w:p>
+            <w:pPr>
+              <w:jc w:val="center"/>
+              <w:pBdr>
+                <w:bottom w:val="none" w:sz="0" w:space="0" w:color="000000"/>
+                <w:top w:val="none" w:sz="0" w:space="0" w:color="000000"/>
+                <w:left w:val="none" w:sz="0" w:space="0" w:color="000000"/>
+                <w:right w:val="none" w:sz="0" w:space="0" w:color="000000"/>
+              </w:pBdr>
+              <w:spacing w:after="100" w:before="100" w:line="240"/>
+              <w:ind w:left="100" w:right="100" w:firstLine="0" w:firstLineChars="0"/>
+              <w:rPr>
+                <w:rFonts w:ascii="Helvetica" w:hAnsi="Helvetica" w:eastAsia="Helvetica" w:cs="Helvetica"/>
+                <w:i w:val="false"/>
+                <w:b w:val="false"/>
+                <w:u w:val="none"/>
+                <w:strike w:val="false"/>
+                <w:sz w:val="22"/>
+                <w:szCs w:val="22"/>
+                <w:color w:val="000000"/>
+              </w:rPr>
+            </w:pPr>
+            <w:r>
+              <w:rPr>
+                <w:rFonts w:ascii="Helvetica" w:hAnsi="Helvetica" w:eastAsia="Helvetica" w:cs="Helvetica"/>
+                <w:i w:val="false"/>
+                <w:b w:val="false"/>
+                <w:u w:val="none"/>
+                <w:strike w:val="false"/>
+                <w:sz w:val="22"/>
+                <w:szCs w:val="22"/>
+                <w:color w:val="000000"/>
+              </w:rPr>
+              <w:t xml:space="preserve"/>
+            </w:r>
+          </w:p>
+        </w:tc>
+        <w:tc>
+          <w:tcPr>
+            <w:tcBorders>
+              <w:bottom w:val="single" w:sz="4" w:space="0" w:color="000000"/>
+              <w:top w:val="single" w:sz="4" w:space="0" w:color="000000"/>
+              <w:left w:val="none" w:sz="0" w:space="0" w:color="000000"/>
+              <w:right w:val="none" w:sz="0" w:space="0" w:color="000000"/>
+            </w:tcBorders>
+            <w:shd w:val="clear" w:color="auto" w:fill="FFFFFF"/>
+            <w:tcMar>
+              <w:top w:w="0" w:type="dxa"/>
+              <w:bottom w:w="0" w:type="dxa"/>
+              <w:left w:w="0" w:type="dxa"/>
+              <w:right w:w="0" w:type="dxa"/>
+            </w:tcMar>
+            <w:vAlign w:val="top"/>
+          </w:tcPr>
+          <w:p>
+            <w:pPr>
+              <w:jc w:val="center"/>
+              <w:pBdr>
+                <w:bottom w:val="none" w:sz="0" w:space="0" w:color="000000"/>
+                <w:top w:val="none" w:sz="0" w:space="0" w:color="000000"/>
+                <w:left w:val="none" w:sz="0" w:space="0" w:color="000000"/>
+                <w:right w:val="none" w:sz="0" w:space="0" w:color="000000"/>
+              </w:pBdr>
+              <w:spacing w:after="100" w:before="100" w:line="240"/>
+              <w:ind w:left="100" w:right="100" w:firstLine="0" w:firstLineChars="0"/>
+              <w:rPr>
+                <w:rFonts w:ascii="Helvetica" w:hAnsi="Helvetica" w:eastAsia="Helvetica" w:cs="Helvetica"/>
+                <w:i w:val="false"/>
+                <w:b w:val="false"/>
+                <w:u w:val="none"/>
+                <w:strike w:val="false"/>
+                <w:sz w:val="22"/>
+                <w:szCs w:val="22"/>
+                <w:color w:val="000000"/>
+              </w:rPr>
+            </w:pPr>
+            <w:r>
+              <w:rPr>
+                <w:rFonts w:ascii="Helvetica" w:hAnsi="Helvetica" w:eastAsia="Helvetica" w:cs="Helvetica"/>
+                <w:i w:val="false"/>
+                <w:b w:val="false"/>
+                <w:u w:val="none"/>
+                <w:strike w:val="false"/>
+                <w:sz w:val="22"/>
+                <w:szCs w:val="22"/>
+                <w:color w:val="000000"/>
+              </w:rPr>
+              <w:t xml:space="preserve"/>
+            </w:r>
+          </w:p>
+        </w:tc>
+        <w:tc>
+          <w:tcPr>
+            <w:tcBorders>
+              <w:bottom w:val="single" w:sz="4" w:space="0" w:color="000000"/>
+              <w:top w:val="single" w:sz="4" w:space="0" w:color="000000"/>
+              <w:left w:val="none" w:sz="0" w:space="0" w:color="000000"/>
+              <w:right w:val="none" w:sz="0" w:space="0" w:color="000000"/>
+            </w:tcBorders>
+            <w:shd w:val="clear" w:color="auto" w:fill="FFFFFF"/>
+            <w:tcMar>
+              <w:top w:w="0" w:type="dxa"/>
+              <w:bottom w:w="0" w:type="dxa"/>
+              <w:left w:w="0" w:type="dxa"/>
+              <w:right w:w="0" w:type="dxa"/>
+            </w:tcMar>
+            <w:vAlign w:val="top"/>
+          </w:tcPr>
+          <w:p>
+            <w:pPr>
+              <w:jc w:val="center"/>
+              <w:pBdr>
+                <w:bottom w:val="none" w:sz="0" w:space="0" w:color="000000"/>
+                <w:top w:val="none" w:sz="0" w:space="0" w:color="000000"/>
+                <w:left w:val="none" w:sz="0" w:space="0" w:color="000000"/>
+                <w:right w:val="none" w:sz="0" w:space="0" w:color="000000"/>
+              </w:pBdr>
+              <w:spacing w:after="100" w:before="100" w:line="240"/>
+              <w:ind w:left="100" w:right="100" w:firstLine="0" w:firstLineChars="0"/>
+              <w:rPr>
+                <w:rFonts w:ascii="Helvetica" w:hAnsi="Helvetica" w:eastAsia="Helvetica" w:cs="Helvetica"/>
+                <w:i w:val="false"/>
+                <w:b w:val="false"/>
+                <w:u w:val="none"/>
+                <w:strike w:val="false"/>
+                <w:sz w:val="22"/>
+                <w:szCs w:val="22"/>
+                <w:color w:val="000000"/>
+              </w:rPr>
+            </w:pPr>
+            <w:r>
+              <w:rPr>
+                <w:rFonts w:ascii="Helvetica" w:hAnsi="Helvetica" w:eastAsia="Helvetica" w:cs="Helvetica"/>
+                <w:i w:val="false"/>
+                <w:b w:val="false"/>
+                <w:u w:val="none"/>
+                <w:strike w:val="false"/>
+                <w:sz w:val="22"/>
+                <w:szCs w:val="22"/>
+                <w:color w:val="000000"/>
+              </w:rPr>
+              <w:t xml:space="preserve"/>
+            </w:r>
+          </w:p>
+        </w:tc>
+        <w:tc>
+          <w:tcPr>
+            <w:tcBorders>
+              <w:bottom w:val="single" w:sz="4" w:space="0" w:color="000000"/>
+              <w:top w:val="single" w:sz="4" w:space="0" w:color="000000"/>
+              <w:left w:val="none" w:sz="0" w:space="0" w:color="000000"/>
+              <w:right w:val="none" w:sz="0" w:space="0" w:color="000000"/>
+            </w:tcBorders>
+            <w:shd w:val="clear" w:color="auto" w:fill="FFFFFF"/>
+            <w:tcMar>
+              <w:top w:w="0" w:type="dxa"/>
+              <w:bottom w:w="0" w:type="dxa"/>
+              <w:left w:w="0" w:type="dxa"/>
+              <w:right w:w="0" w:type="dxa"/>
+            </w:tcMar>
+            <w:vAlign w:val="top"/>
+          </w:tcPr>
+          <w:p>
+            <w:pPr>
+              <w:jc w:val="center"/>
+              <w:pBdr>
+                <w:bottom w:val="none" w:sz="0" w:space="0" w:color="000000"/>
+                <w:top w:val="none" w:sz="0" w:space="0" w:color="000000"/>
+                <w:left w:val="none" w:sz="0" w:space="0" w:color="000000"/>
+                <w:right w:val="none" w:sz="0" w:space="0" w:color="000000"/>
+              </w:pBdr>
+              <w:spacing w:after="100" w:before="100" w:line="240"/>
+              <w:ind w:left="100" w:right="100" w:firstLine="0" w:firstLineChars="0"/>
+              <w:rPr>
+                <w:rFonts w:ascii="Helvetica" w:hAnsi="Helvetica" w:eastAsia="Helvetica" w:cs="Helvetica"/>
+                <w:i w:val="false"/>
+                <w:b w:val="false"/>
+                <w:u w:val="none"/>
+                <w:strike w:val="false"/>
+                <w:sz w:val="22"/>
+                <w:szCs w:val="22"/>
+                <w:color w:val="000000"/>
+              </w:rPr>
+            </w:pPr>
+            <w:r>
+              <w:rPr>
+                <w:rFonts w:ascii="Helvetica" w:hAnsi="Helvetica" w:eastAsia="Helvetica" w:cs="Helvetica"/>
+                <w:i w:val="false"/>
+                <w:b w:val="false"/>
+                <w:u w:val="none"/>
+                <w:strike w:val="false"/>
+                <w:sz w:val="22"/>
+                <w:szCs w:val="22"/>
+                <w:color w:val="000000"/>
+              </w:rPr>
+              <w:t xml:space="preserve"/>
+            </w:r>
+          </w:p>
+        </w:tc>
+        <w:tc>
+          <w:tcPr>
+            <w:tcBorders>
+              <w:bottom w:val="single" w:sz="4" w:space="0" w:color="000000"/>
+              <w:top w:val="single" w:sz="4" w:space="0" w:color="000000"/>
+              <w:left w:val="none" w:sz="0" w:space="0" w:color="000000"/>
+              <w:right w:val="none" w:sz="0" w:space="0" w:color="000000"/>
+            </w:tcBorders>
+            <w:shd w:val="clear" w:color="auto" w:fill="FFFFFF"/>
+            <w:tcMar>
+              <w:top w:w="0" w:type="dxa"/>
+              <w:bottom w:w="0" w:type="dxa"/>
+              <w:left w:w="0" w:type="dxa"/>
+              <w:right w:w="0" w:type="dxa"/>
+            </w:tcMar>
+            <w:vAlign w:val="top"/>
+          </w:tcPr>
+          <w:p>
+            <w:pPr>
+              <w:jc w:val="center"/>
+              <w:pBdr>
+                <w:bottom w:val="none" w:sz="0" w:space="0" w:color="000000"/>
+                <w:top w:val="none" w:sz="0" w:space="0" w:color="000000"/>
+                <w:left w:val="none" w:sz="0" w:space="0" w:color="000000"/>
+                <w:right w:val="none" w:sz="0" w:space="0" w:color="000000"/>
+              </w:pBdr>
+              <w:spacing w:after="100" w:before="100" w:line="240"/>
+              <w:ind w:left="100" w:right="100" w:firstLine="0" w:firstLineChars="0"/>
+              <w:rPr>
+                <w:rFonts w:ascii="Helvetica" w:hAnsi="Helvetica" w:eastAsia="Helvetica" w:cs="Helvetica"/>
+                <w:i w:val="false"/>
+                <w:b w:val="false"/>
+                <w:u w:val="none"/>
+                <w:strike w:val="false"/>
+                <w:sz w:val="22"/>
+                <w:szCs w:val="22"/>
+                <w:color w:val="000000"/>
+              </w:rPr>
+            </w:pPr>
+            <w:r>
+              <w:rPr>
+                <w:rFonts w:ascii="Helvetica" w:hAnsi="Helvetica" w:eastAsia="Helvetica" w:cs="Helvetica"/>
+                <w:i w:val="false"/>
+                <w:b w:val="false"/>
+                <w:u w:val="none"/>
+                <w:strike w:val="false"/>
+                <w:sz w:val="22"/>
+                <w:szCs w:val="22"/>
+                <w:color w:val="000000"/>
+              </w:rPr>
+              <w:t xml:space="preserve">26,501</w:t>
+            </w:r>
+          </w:p>
+        </w:tc>
+        <w:tc>
+          <w:tcPr>
+            <w:tcBorders>
+              <w:bottom w:val="single" w:sz="4" w:space="0" w:color="000000"/>
+              <w:top w:val="single" w:sz="4" w:space="0" w:color="000000"/>
+              <w:left w:val="none" w:sz="0" w:space="0" w:color="000000"/>
+              <w:right w:val="none" w:sz="0" w:space="0" w:color="000000"/>
+            </w:tcBorders>
+            <w:shd w:val="clear" w:color="auto" w:fill="FFFFFF"/>
+            <w:tcMar>
+              <w:top w:w="0" w:type="dxa"/>
+              <w:bottom w:w="0" w:type="dxa"/>
+              <w:left w:w="0" w:type="dxa"/>
+              <w:right w:w="0" w:type="dxa"/>
+            </w:tcMar>
+            <w:vAlign w:val="top"/>
+          </w:tcPr>
+          <w:p>
+            <w:pPr>
+              <w:jc w:val="center"/>
+              <w:pBdr>
+                <w:bottom w:val="none" w:sz="0" w:space="0" w:color="000000"/>
+                <w:top w:val="none" w:sz="0" w:space="0" w:color="000000"/>
+                <w:left w:val="none" w:sz="0" w:space="0" w:color="000000"/>
+                <w:right w:val="none" w:sz="0" w:space="0" w:color="000000"/>
+              </w:pBdr>
+              <w:spacing w:after="100" w:before="100" w:line="240"/>
+              <w:ind w:left="100" w:right="100" w:firstLine="0" w:firstLineChars="0"/>
+              <w:rPr>
+                <w:rFonts w:ascii="Helvetica" w:hAnsi="Helvetica" w:eastAsia="Helvetica" w:cs="Helvetica"/>
+                <w:i w:val="false"/>
+                <w:b w:val="false"/>
+                <w:u w:val="none"/>
+                <w:strike w:val="false"/>
+                <w:sz w:val="22"/>
+                <w:szCs w:val="22"/>
+                <w:color w:val="000000"/>
+              </w:rPr>
+            </w:pPr>
+            <w:r>
+              <w:rPr>
+                <w:rFonts w:ascii="Helvetica" w:hAnsi="Helvetica" w:eastAsia="Helvetica" w:cs="Helvetica"/>
+                <w:i w:val="false"/>
+                <w:b w:val="false"/>
+                <w:u w:val="none"/>
+                <w:strike w:val="false"/>
+                <w:sz w:val="22"/>
+                <w:szCs w:val="22"/>
+                <w:color w:val="000000"/>
+              </w:rPr>
+              <w:t xml:space="preserve">4,235</w:t>
+            </w:r>
+          </w:p>
+        </w:tc>
+        <w:tc>
+          <w:tcPr>
+            <w:tcBorders>
+              <w:bottom w:val="single" w:sz="4" w:space="0" w:color="000000"/>
+              <w:top w:val="single" w:sz="4" w:space="0" w:color="000000"/>
+              <w:left w:val="none" w:sz="0" w:space="0" w:color="000000"/>
+              <w:right w:val="none" w:sz="0" w:space="0" w:color="000000"/>
+            </w:tcBorders>
+            <w:shd w:val="clear" w:color="auto" w:fill="FFFFFF"/>
+            <w:tcMar>
+              <w:top w:w="0" w:type="dxa"/>
+              <w:bottom w:w="0" w:type="dxa"/>
+              <w:left w:w="0" w:type="dxa"/>
+              <w:right w:w="0" w:type="dxa"/>
+            </w:tcMar>
+            <w:vAlign w:val="top"/>
+          </w:tcPr>
+          <w:p>
+            <w:pPr>
+              <w:jc w:val="center"/>
+              <w:pBdr>
+                <w:bottom w:val="none" w:sz="0" w:space="0" w:color="000000"/>
+                <w:top w:val="none" w:sz="0" w:space="0" w:color="000000"/>
+                <w:left w:val="none" w:sz="0" w:space="0" w:color="000000"/>
+                <w:right w:val="none" w:sz="0" w:space="0" w:color="000000"/>
+              </w:pBdr>
+              <w:spacing w:after="100" w:before="100" w:line="240"/>
+              <w:ind w:left="100" w:right="100" w:firstLine="0" w:firstLineChars="0"/>
+              <w:rPr>
+                <w:rFonts w:ascii="Helvetica" w:hAnsi="Helvetica" w:eastAsia="Helvetica" w:cs="Helvetica"/>
+                <w:i w:val="false"/>
+                <w:b w:val="false"/>
+                <w:u w:val="none"/>
+                <w:strike w:val="false"/>
+                <w:sz w:val="22"/>
+                <w:szCs w:val="22"/>
+                <w:color w:val="000000"/>
+              </w:rPr>
+            </w:pPr>
+            <w:r>
+              <w:rPr>
+                <w:rFonts w:ascii="Helvetica" w:hAnsi="Helvetica" w:eastAsia="Helvetica" w:cs="Helvetica"/>
+                <w:i w:val="false"/>
+                <w:b w:val="false"/>
+                <w:u w:val="none"/>
+                <w:strike w:val="false"/>
+                <w:sz w:val="22"/>
+                <w:szCs w:val="22"/>
+                <w:color w:val="000000"/>
+              </w:rPr>
+              <w:t xml:space="preserve">50</w:t>
+            </w:r>
+          </w:p>
+        </w:tc>
+        <w:tc>
+          <w:tcPr>
+            <w:tcBorders>
+              <w:bottom w:val="single" w:sz="4" w:space="0" w:color="000000"/>
+              <w:top w:val="single" w:sz="4" w:space="0" w:color="000000"/>
+              <w:left w:val="none" w:sz="0" w:space="0" w:color="000000"/>
+              <w:right w:val="none" w:sz="0" w:space="0" w:color="000000"/>
+            </w:tcBorders>
+            <w:shd w:val="clear" w:color="auto" w:fill="FFFFFF"/>
+            <w:tcMar>
+              <w:top w:w="0" w:type="dxa"/>
+              <w:bottom w:w="0" w:type="dxa"/>
+              <w:left w:w="0" w:type="dxa"/>
+              <w:right w:w="0" w:type="dxa"/>
+            </w:tcMar>
+            <w:vAlign w:val="top"/>
+          </w:tcPr>
+          <w:p>
+            <w:pPr>
+              <w:jc w:val="center"/>
+              <w:pBdr>
+                <w:bottom w:val="none" w:sz="0" w:space="0" w:color="000000"/>
+                <w:top w:val="none" w:sz="0" w:space="0" w:color="000000"/>
+                <w:left w:val="none" w:sz="0" w:space="0" w:color="000000"/>
+                <w:right w:val="none" w:sz="0" w:space="0" w:color="000000"/>
+              </w:pBdr>
+              <w:spacing w:after="100" w:before="100" w:line="240"/>
+              <w:ind w:left="100" w:right="100" w:firstLine="0" w:firstLineChars="0"/>
+              <w:rPr>
+                <w:rFonts w:ascii="Helvetica" w:hAnsi="Helvetica" w:eastAsia="Helvetica" w:cs="Helvetica"/>
+                <w:i w:val="false"/>
+                <w:b w:val="false"/>
+                <w:u w:val="none"/>
+                <w:strike w:val="false"/>
+                <w:sz w:val="22"/>
+                <w:szCs w:val="22"/>
+                <w:color w:val="000000"/>
+              </w:rPr>
+            </w:pPr>
+            <w:r>
+              <w:rPr>
+                <w:rFonts w:ascii="Helvetica" w:hAnsi="Helvetica" w:eastAsia="Helvetica" w:cs="Helvetica"/>
+                <w:i w:val="false"/>
+                <w:b w:val="false"/>
+                <w:u w:val="none"/>
+                <w:strike w:val="false"/>
+                <w:sz w:val="22"/>
+                <w:szCs w:val="22"/>
+                <w:color w:val="000000"/>
+              </w:rPr>
+              <w:t xml:space="preserve">-28</w:t>
+            </w:r>
+          </w:p>
+        </w:tc>
+        <w:tc>
+          <w:tcPr>
+            <w:tcBorders>
+              <w:bottom w:val="single" w:sz="4" w:space="0" w:color="000000"/>
+              <w:top w:val="single" w:sz="4" w:space="0" w:color="000000"/>
+              <w:left w:val="none" w:sz="0" w:space="0" w:color="000000"/>
+              <w:right w:val="none" w:sz="0" w:space="0" w:color="000000"/>
+            </w:tcBorders>
+            <w:shd w:val="clear" w:color="auto" w:fill="FFFFFF"/>
+            <w:tcMar>
+              <w:top w:w="0" w:type="dxa"/>
+              <w:bottom w:w="0" w:type="dxa"/>
+              <w:left w:w="0" w:type="dxa"/>
+              <w:right w:w="0" w:type="dxa"/>
+            </w:tcMar>
+            <w:vAlign w:val="top"/>
+          </w:tcPr>
+          <w:p>
+            <w:pPr>
+              <w:jc w:val="center"/>
+              <w:pBdr>
+                <w:bottom w:val="none" w:sz="0" w:space="0" w:color="000000"/>
+                <w:top w:val="none" w:sz="0" w:space="0" w:color="000000"/>
+                <w:left w:val="none" w:sz="0" w:space="0" w:color="000000"/>
+                <w:right w:val="none" w:sz="0" w:space="0" w:color="000000"/>
+              </w:pBdr>
+              <w:spacing w:after="100" w:before="100" w:line="240"/>
+              <w:ind w:left="100" w:right="100" w:firstLine="0" w:firstLineChars="0"/>
+              <w:rPr>
+                <w:rFonts w:ascii="Helvetica" w:hAnsi="Helvetica" w:eastAsia="Helvetica" w:cs="Helvetica"/>
+                <w:i w:val="false"/>
+                <w:b w:val="false"/>
+                <w:u w:val="none"/>
+                <w:strike w:val="false"/>
+                <w:sz w:val="22"/>
+                <w:szCs w:val="22"/>
+                <w:color w:val="000000"/>
+              </w:rPr>
+            </w:pPr>
+            <w:r>
+              <w:rPr>
+                <w:rFonts w:ascii="Helvetica" w:hAnsi="Helvetica" w:eastAsia="Helvetica" w:cs="Helvetica"/>
+                <w:i w:val="false"/>
+                <w:b w:val="false"/>
+                <w:u w:val="none"/>
+                <w:strike w:val="false"/>
+                <w:sz w:val="22"/>
+                <w:szCs w:val="22"/>
+                <w:color w:val="000000"/>
+              </w:rPr>
+              <w:t xml:space="preserve">-28</w:t>
+            </w:r>
+          </w:p>
+        </w:tc>
+        <w:tc>
+          <w:tcPr>
+            <w:tcBorders>
+              <w:bottom w:val="single" w:sz="4" w:space="0" w:color="000000"/>
+              <w:top w:val="single" w:sz="4" w:space="0" w:color="000000"/>
+              <w:left w:val="none" w:sz="0" w:space="0" w:color="000000"/>
+              <w:right w:val="none" w:sz="0" w:space="0" w:color="000000"/>
+            </w:tcBorders>
+            <w:shd w:val="clear" w:color="auto" w:fill="FFFFFF"/>
+            <w:tcMar>
+              <w:top w:w="0" w:type="dxa"/>
+              <w:bottom w:w="0" w:type="dxa"/>
+              <w:left w:w="0" w:type="dxa"/>
+              <w:right w:w="0" w:type="dxa"/>
+            </w:tcMar>
+            <w:vAlign w:val="top"/>
+          </w:tcPr>
+          <w:p>
+            <w:pPr>
+              <w:jc w:val="center"/>
+              <w:pBdr>
+                <w:bottom w:val="none" w:sz="0" w:space="0" w:color="000000"/>
+                <w:top w:val="none" w:sz="0" w:space="0" w:color="000000"/>
+                <w:left w:val="none" w:sz="0" w:space="0" w:color="000000"/>
+                <w:right w:val="none" w:sz="0" w:space="0" w:color="000000"/>
+              </w:pBdr>
+              <w:spacing w:after="100" w:before="100" w:line="240"/>
+              <w:ind w:left="100" w:right="100" w:firstLine="0" w:firstLineChars="0"/>
+              <w:rPr>
+                <w:rFonts w:ascii="Helvetica" w:hAnsi="Helvetica" w:eastAsia="Helvetica" w:cs="Helvetica"/>
+                <w:i w:val="false"/>
+                <w:b w:val="false"/>
+                <w:u w:val="none"/>
+                <w:strike w:val="false"/>
+                <w:sz w:val="22"/>
+                <w:szCs w:val="22"/>
+                <w:color w:val="000000"/>
+              </w:rPr>
+            </w:pPr>
+            <w:r>
+              <w:rPr>
+                <w:rFonts w:ascii="Helvetica" w:hAnsi="Helvetica" w:eastAsia="Helvetica" w:cs="Helvetica"/>
+                <w:i w:val="false"/>
+                <w:b w:val="false"/>
+                <w:u w:val="none"/>
+                <w:strike w:val="false"/>
+                <w:sz w:val="22"/>
+                <w:szCs w:val="22"/>
+                <w:color w:val="000000"/>
+              </w:rPr>
+              <w:t xml:space="preserve">-11</w:t>
             </w:r>
           </w:p>
         </w:tc>
@@ -1913,7 +3450,7 @@
         <w:trPr>
           <w:trHeight w:val="606" w:hRule="auto"/>
         </w:trPr>
-        body4
+        body 4
         <w:tc>
           <w:tcPr>
             <w:tcBorders>
@@ -1965,6 +3502,1200 @@
                 <w:color w:val="000000"/>
               </w:rPr>
               <w:t xml:space="preserve">Uncertainty analysis, Est. (95% CI)</w:t>
+            </w:r>
+          </w:p>
+        </w:tc>
+        <w:tc>
+          <w:tcPr>
+            <w:tcBorders>
+              <w:bottom w:val="single" w:sz="4" w:space="0" w:color="000000"/>
+              <w:top w:val="single" w:sz="4" w:space="0" w:color="000000"/>
+              <w:left w:val="none" w:sz="0" w:space="0" w:color="000000"/>
+              <w:right w:val="none" w:sz="0" w:space="0" w:color="000000"/>
+            </w:tcBorders>
+            <w:shd w:val="clear" w:color="auto" w:fill="FFFFFF"/>
+            <w:tcMar>
+              <w:top w:w="0" w:type="dxa"/>
+              <w:bottom w:w="0" w:type="dxa"/>
+              <w:left w:w="0" w:type="dxa"/>
+              <w:right w:w="0" w:type="dxa"/>
+            </w:tcMar>
+            <w:vAlign w:val="top"/>
+          </w:tcPr>
+          <w:p>
+            <w:pPr>
+              <w:jc w:val="center"/>
+              <w:pBdr>
+                <w:bottom w:val="none" w:sz="0" w:space="0" w:color="000000"/>
+                <w:top w:val="none" w:sz="0" w:space="0" w:color="000000"/>
+                <w:left w:val="none" w:sz="0" w:space="0" w:color="000000"/>
+                <w:right w:val="none" w:sz="0" w:space="0" w:color="000000"/>
+              </w:pBdr>
+              <w:spacing w:after="100" w:before="100" w:line="240"/>
+              <w:ind w:left="100" w:right="100" w:firstLine="0" w:firstLineChars="0"/>
+              <w:rPr>
+                <w:rFonts w:ascii="Helvetica" w:hAnsi="Helvetica" w:eastAsia="Helvetica" w:cs="Helvetica"/>
+                <w:i w:val="false"/>
+                <w:b w:val="false"/>
+                <w:u w:val="none"/>
+                <w:strike w:val="false"/>
+                <w:sz w:val="22"/>
+                <w:szCs w:val="22"/>
+                <w:color w:val="000000"/>
+              </w:rPr>
+            </w:pPr>
+            <w:r>
+              <w:rPr>
+                <w:rFonts w:ascii="Helvetica" w:hAnsi="Helvetica" w:eastAsia="Helvetica" w:cs="Helvetica"/>
+                <w:i w:val="false"/>
+                <w:b w:val="false"/>
+                <w:u w:val="none"/>
+                <w:strike w:val="false"/>
+                <w:sz w:val="22"/>
+                <w:szCs w:val="22"/>
+                <w:color w:val="000000"/>
+              </w:rPr>
+              <w:t xml:space="preserve"/>
+            </w:r>
+          </w:p>
+        </w:tc>
+        <w:tc>
+          <w:tcPr>
+            <w:tcBorders>
+              <w:bottom w:val="single" w:sz="4" w:space="0" w:color="000000"/>
+              <w:top w:val="single" w:sz="4" w:space="0" w:color="000000"/>
+              <w:left w:val="none" w:sz="0" w:space="0" w:color="000000"/>
+              <w:right w:val="none" w:sz="0" w:space="0" w:color="000000"/>
+            </w:tcBorders>
+            <w:shd w:val="clear" w:color="auto" w:fill="FFFFFF"/>
+            <w:tcMar>
+              <w:top w:w="0" w:type="dxa"/>
+              <w:bottom w:w="0" w:type="dxa"/>
+              <w:left w:w="0" w:type="dxa"/>
+              <w:right w:w="0" w:type="dxa"/>
+            </w:tcMar>
+            <w:vAlign w:val="top"/>
+          </w:tcPr>
+          <w:p>
+            <w:pPr>
+              <w:jc w:val="center"/>
+              <w:pBdr>
+                <w:bottom w:val="none" w:sz="0" w:space="0" w:color="000000"/>
+                <w:top w:val="none" w:sz="0" w:space="0" w:color="000000"/>
+                <w:left w:val="none" w:sz="0" w:space="0" w:color="000000"/>
+                <w:right w:val="none" w:sz="0" w:space="0" w:color="000000"/>
+              </w:pBdr>
+              <w:spacing w:after="100" w:before="100" w:line="240"/>
+              <w:ind w:left="100" w:right="100" w:firstLine="0" w:firstLineChars="0"/>
+              <w:rPr>
+                <w:rFonts w:ascii="Helvetica" w:hAnsi="Helvetica" w:eastAsia="Helvetica" w:cs="Helvetica"/>
+                <w:i w:val="false"/>
+                <w:b w:val="false"/>
+                <w:u w:val="none"/>
+                <w:strike w:val="false"/>
+                <w:sz w:val="22"/>
+                <w:szCs w:val="22"/>
+                <w:color w:val="000000"/>
+              </w:rPr>
+            </w:pPr>
+            <w:r>
+              <w:rPr>
+                <w:rFonts w:ascii="Helvetica" w:hAnsi="Helvetica" w:eastAsia="Helvetica" w:cs="Helvetica"/>
+                <w:i w:val="false"/>
+                <w:b w:val="false"/>
+                <w:u w:val="none"/>
+                <w:strike w:val="false"/>
+                <w:sz w:val="22"/>
+                <w:szCs w:val="22"/>
+                <w:color w:val="000000"/>
+              </w:rPr>
+              <w:t xml:space="preserve"/>
+            </w:r>
+          </w:p>
+        </w:tc>
+        <w:tc>
+          <w:tcPr>
+            <w:tcBorders>
+              <w:bottom w:val="single" w:sz="4" w:space="0" w:color="000000"/>
+              <w:top w:val="single" w:sz="4" w:space="0" w:color="000000"/>
+              <w:left w:val="none" w:sz="0" w:space="0" w:color="000000"/>
+              <w:right w:val="none" w:sz="0" w:space="0" w:color="000000"/>
+            </w:tcBorders>
+            <w:shd w:val="clear" w:color="auto" w:fill="FFFFFF"/>
+            <w:tcMar>
+              <w:top w:w="0" w:type="dxa"/>
+              <w:bottom w:w="0" w:type="dxa"/>
+              <w:left w:w="0" w:type="dxa"/>
+              <w:right w:w="0" w:type="dxa"/>
+            </w:tcMar>
+            <w:vAlign w:val="top"/>
+          </w:tcPr>
+          <w:p>
+            <w:pPr>
+              <w:jc w:val="center"/>
+              <w:pBdr>
+                <w:bottom w:val="none" w:sz="0" w:space="0" w:color="000000"/>
+                <w:top w:val="none" w:sz="0" w:space="0" w:color="000000"/>
+                <w:left w:val="none" w:sz="0" w:space="0" w:color="000000"/>
+                <w:right w:val="none" w:sz="0" w:space="0" w:color="000000"/>
+              </w:pBdr>
+              <w:spacing w:after="100" w:before="100" w:line="240"/>
+              <w:ind w:left="100" w:right="100" w:firstLine="0" w:firstLineChars="0"/>
+              <w:rPr>
+                <w:rFonts w:ascii="Helvetica" w:hAnsi="Helvetica" w:eastAsia="Helvetica" w:cs="Helvetica"/>
+                <w:i w:val="false"/>
+                <w:b w:val="false"/>
+                <w:u w:val="none"/>
+                <w:strike w:val="false"/>
+                <w:sz w:val="22"/>
+                <w:szCs w:val="22"/>
+                <w:color w:val="000000"/>
+              </w:rPr>
+            </w:pPr>
+            <w:r>
+              <w:rPr>
+                <w:rFonts w:ascii="Helvetica" w:hAnsi="Helvetica" w:eastAsia="Helvetica" w:cs="Helvetica"/>
+                <w:i w:val="false"/>
+                <w:b w:val="false"/>
+                <w:u w:val="none"/>
+                <w:strike w:val="false"/>
+                <w:sz w:val="22"/>
+                <w:szCs w:val="22"/>
+                <w:color w:val="000000"/>
+              </w:rPr>
+              <w:t xml:space="preserve"/>
+            </w:r>
+          </w:p>
+        </w:tc>
+        <w:tc>
+          <w:tcPr>
+            <w:tcBorders>
+              <w:bottom w:val="single" w:sz="4" w:space="0" w:color="000000"/>
+              <w:top w:val="single" w:sz="4" w:space="0" w:color="000000"/>
+              <w:left w:val="none" w:sz="0" w:space="0" w:color="000000"/>
+              <w:right w:val="none" w:sz="0" w:space="0" w:color="000000"/>
+            </w:tcBorders>
+            <w:shd w:val="clear" w:color="auto" w:fill="FFFFFF"/>
+            <w:tcMar>
+              <w:top w:w="0" w:type="dxa"/>
+              <w:bottom w:w="0" w:type="dxa"/>
+              <w:left w:w="0" w:type="dxa"/>
+              <w:right w:w="0" w:type="dxa"/>
+            </w:tcMar>
+            <w:vAlign w:val="top"/>
+          </w:tcPr>
+          <w:p>
+            <w:pPr>
+              <w:jc w:val="center"/>
+              <w:pBdr>
+                <w:bottom w:val="none" w:sz="0" w:space="0" w:color="000000"/>
+                <w:top w:val="none" w:sz="0" w:space="0" w:color="000000"/>
+                <w:left w:val="none" w:sz="0" w:space="0" w:color="000000"/>
+                <w:right w:val="none" w:sz="0" w:space="0" w:color="000000"/>
+              </w:pBdr>
+              <w:spacing w:after="100" w:before="100" w:line="240"/>
+              <w:ind w:left="100" w:right="100" w:firstLine="0" w:firstLineChars="0"/>
+              <w:rPr>
+                <w:rFonts w:ascii="Helvetica" w:hAnsi="Helvetica" w:eastAsia="Helvetica" w:cs="Helvetica"/>
+                <w:i w:val="false"/>
+                <w:b w:val="false"/>
+                <w:u w:val="none"/>
+                <w:strike w:val="false"/>
+                <w:sz w:val="22"/>
+                <w:szCs w:val="22"/>
+                <w:color w:val="000000"/>
+              </w:rPr>
+            </w:pPr>
+            <w:r>
+              <w:rPr>
+                <w:rFonts w:ascii="Helvetica" w:hAnsi="Helvetica" w:eastAsia="Helvetica" w:cs="Helvetica"/>
+                <w:i w:val="false"/>
+                <w:b w:val="false"/>
+                <w:u w:val="none"/>
+                <w:strike w:val="false"/>
+                <w:sz w:val="22"/>
+                <w:szCs w:val="22"/>
+                <w:color w:val="000000"/>
+              </w:rPr>
+              <w:t xml:space="preserve"/>
+            </w:r>
+          </w:p>
+        </w:tc>
+        <w:tc>
+          <w:tcPr>
+            <w:tcBorders>
+              <w:bottom w:val="single" w:sz="4" w:space="0" w:color="000000"/>
+              <w:top w:val="single" w:sz="4" w:space="0" w:color="000000"/>
+              <w:left w:val="none" w:sz="0" w:space="0" w:color="000000"/>
+              <w:right w:val="none" w:sz="0" w:space="0" w:color="000000"/>
+            </w:tcBorders>
+            <w:shd w:val="clear" w:color="auto" w:fill="FFFFFF"/>
+            <w:tcMar>
+              <w:top w:w="0" w:type="dxa"/>
+              <w:bottom w:w="0" w:type="dxa"/>
+              <w:left w:w="0" w:type="dxa"/>
+              <w:right w:w="0" w:type="dxa"/>
+            </w:tcMar>
+            <w:vAlign w:val="top"/>
+          </w:tcPr>
+          <w:p>
+            <w:pPr>
+              <w:jc w:val="center"/>
+              <w:pBdr>
+                <w:bottom w:val="none" w:sz="0" w:space="0" w:color="000000"/>
+                <w:top w:val="none" w:sz="0" w:space="0" w:color="000000"/>
+                <w:left w:val="none" w:sz="0" w:space="0" w:color="000000"/>
+                <w:right w:val="none" w:sz="0" w:space="0" w:color="000000"/>
+              </w:pBdr>
+              <w:spacing w:after="100" w:before="100" w:line="240"/>
+              <w:ind w:left="100" w:right="100" w:firstLine="0" w:firstLineChars="0"/>
+              <w:rPr>
+                <w:rFonts w:ascii="Helvetica" w:hAnsi="Helvetica" w:eastAsia="Helvetica" w:cs="Helvetica"/>
+                <w:i w:val="false"/>
+                <w:b w:val="false"/>
+                <w:u w:val="none"/>
+                <w:strike w:val="false"/>
+                <w:sz w:val="22"/>
+                <w:szCs w:val="22"/>
+                <w:color w:val="000000"/>
+              </w:rPr>
+            </w:pPr>
+            <w:r>
+              <w:rPr>
+                <w:rFonts w:ascii="Helvetica" w:hAnsi="Helvetica" w:eastAsia="Helvetica" w:cs="Helvetica"/>
+                <w:i w:val="false"/>
+                <w:b w:val="false"/>
+                <w:u w:val="none"/>
+                <w:strike w:val="false"/>
+                <w:sz w:val="22"/>
+                <w:szCs w:val="22"/>
+                <w:color w:val="000000"/>
+              </w:rPr>
+              <w:t xml:space="preserve"/>
+            </w:r>
+          </w:p>
+        </w:tc>
+        <w:tc>
+          <w:tcPr>
+            <w:tcBorders>
+              <w:bottom w:val="single" w:sz="4" w:space="0" w:color="000000"/>
+              <w:top w:val="single" w:sz="4" w:space="0" w:color="000000"/>
+              <w:left w:val="none" w:sz="0" w:space="0" w:color="000000"/>
+              <w:right w:val="none" w:sz="0" w:space="0" w:color="000000"/>
+            </w:tcBorders>
+            <w:shd w:val="clear" w:color="auto" w:fill="FFFFFF"/>
+            <w:tcMar>
+              <w:top w:w="0" w:type="dxa"/>
+              <w:bottom w:w="0" w:type="dxa"/>
+              <w:left w:w="0" w:type="dxa"/>
+              <w:right w:w="0" w:type="dxa"/>
+            </w:tcMar>
+            <w:vAlign w:val="top"/>
+          </w:tcPr>
+          <w:p>
+            <w:pPr>
+              <w:jc w:val="center"/>
+              <w:pBdr>
+                <w:bottom w:val="none" w:sz="0" w:space="0" w:color="000000"/>
+                <w:top w:val="none" w:sz="0" w:space="0" w:color="000000"/>
+                <w:left w:val="none" w:sz="0" w:space="0" w:color="000000"/>
+                <w:right w:val="none" w:sz="0" w:space="0" w:color="000000"/>
+              </w:pBdr>
+              <w:spacing w:after="100" w:before="100" w:line="240"/>
+              <w:ind w:left="100" w:right="100" w:firstLine="0" w:firstLineChars="0"/>
+              <w:rPr>
+                <w:rFonts w:ascii="Helvetica" w:hAnsi="Helvetica" w:eastAsia="Helvetica" w:cs="Helvetica"/>
+                <w:i w:val="false"/>
+                <w:b w:val="false"/>
+                <w:u w:val="none"/>
+                <w:strike w:val="false"/>
+                <w:sz w:val="22"/>
+                <w:szCs w:val="22"/>
+                <w:color w:val="000000"/>
+              </w:rPr>
+            </w:pPr>
+            <w:r>
+              <w:rPr>
+                <w:rFonts w:ascii="Helvetica" w:hAnsi="Helvetica" w:eastAsia="Helvetica" w:cs="Helvetica"/>
+                <w:i w:val="false"/>
+                <w:b w:val="false"/>
+                <w:u w:val="none"/>
+                <w:strike w:val="false"/>
+                <w:sz w:val="22"/>
+                <w:szCs w:val="22"/>
+                <w:color w:val="000000"/>
+              </w:rPr>
+              <w:t xml:space="preserve"/>
+            </w:r>
+          </w:p>
+        </w:tc>
+        <w:tc>
+          <w:tcPr>
+            <w:tcBorders>
+              <w:bottom w:val="single" w:sz="4" w:space="0" w:color="000000"/>
+              <w:top w:val="single" w:sz="4" w:space="0" w:color="000000"/>
+              <w:left w:val="none" w:sz="0" w:space="0" w:color="000000"/>
+              <w:right w:val="none" w:sz="0" w:space="0" w:color="000000"/>
+            </w:tcBorders>
+            <w:shd w:val="clear" w:color="auto" w:fill="FFFFFF"/>
+            <w:tcMar>
+              <w:top w:w="0" w:type="dxa"/>
+              <w:bottom w:w="0" w:type="dxa"/>
+              <w:left w:w="0" w:type="dxa"/>
+              <w:right w:w="0" w:type="dxa"/>
+            </w:tcMar>
+            <w:vAlign w:val="top"/>
+          </w:tcPr>
+          <w:p>
+            <w:pPr>
+              <w:jc w:val="center"/>
+              <w:pBdr>
+                <w:bottom w:val="none" w:sz="0" w:space="0" w:color="000000"/>
+                <w:top w:val="none" w:sz="0" w:space="0" w:color="000000"/>
+                <w:left w:val="none" w:sz="0" w:space="0" w:color="000000"/>
+                <w:right w:val="none" w:sz="0" w:space="0" w:color="000000"/>
+              </w:pBdr>
+              <w:spacing w:after="100" w:before="100" w:line="240"/>
+              <w:ind w:left="100" w:right="100" w:firstLine="0" w:firstLineChars="0"/>
+              <w:rPr>
+                <w:rFonts w:ascii="Helvetica" w:hAnsi="Helvetica" w:eastAsia="Helvetica" w:cs="Helvetica"/>
+                <w:i w:val="false"/>
+                <w:b w:val="false"/>
+                <w:u w:val="none"/>
+                <w:strike w:val="false"/>
+                <w:sz w:val="22"/>
+                <w:szCs w:val="22"/>
+                <w:color w:val="000000"/>
+              </w:rPr>
+            </w:pPr>
+            <w:r>
+              <w:rPr>
+                <w:rFonts w:ascii="Helvetica" w:hAnsi="Helvetica" w:eastAsia="Helvetica" w:cs="Helvetica"/>
+                <w:i w:val="false"/>
+                <w:b w:val="false"/>
+                <w:u w:val="none"/>
+                <w:strike w:val="false"/>
+                <w:sz w:val="22"/>
+                <w:szCs w:val="22"/>
+                <w:color w:val="000000"/>
+              </w:rPr>
+              <w:t xml:space="preserve"/>
+            </w:r>
+          </w:p>
+        </w:tc>
+        <w:tc>
+          <w:tcPr>
+            <w:tcBorders>
+              <w:bottom w:val="single" w:sz="4" w:space="0" w:color="000000"/>
+              <w:top w:val="single" w:sz="4" w:space="0" w:color="000000"/>
+              <w:left w:val="none" w:sz="0" w:space="0" w:color="000000"/>
+              <w:right w:val="none" w:sz="0" w:space="0" w:color="000000"/>
+            </w:tcBorders>
+            <w:shd w:val="clear" w:color="auto" w:fill="FFFFFF"/>
+            <w:tcMar>
+              <w:top w:w="0" w:type="dxa"/>
+              <w:bottom w:w="0" w:type="dxa"/>
+              <w:left w:w="0" w:type="dxa"/>
+              <w:right w:w="0" w:type="dxa"/>
+            </w:tcMar>
+            <w:vAlign w:val="top"/>
+          </w:tcPr>
+          <w:p>
+            <w:pPr>
+              <w:jc w:val="center"/>
+              <w:pBdr>
+                <w:bottom w:val="none" w:sz="0" w:space="0" w:color="000000"/>
+                <w:top w:val="none" w:sz="0" w:space="0" w:color="000000"/>
+                <w:left w:val="none" w:sz="0" w:space="0" w:color="000000"/>
+                <w:right w:val="none" w:sz="0" w:space="0" w:color="000000"/>
+              </w:pBdr>
+              <w:spacing w:after="100" w:before="100" w:line="240"/>
+              <w:ind w:left="100" w:right="100" w:firstLine="0" w:firstLineChars="0"/>
+              <w:rPr>
+                <w:rFonts w:ascii="Helvetica" w:hAnsi="Helvetica" w:eastAsia="Helvetica" w:cs="Helvetica"/>
+                <w:i w:val="false"/>
+                <w:b w:val="false"/>
+                <w:u w:val="none"/>
+                <w:strike w:val="false"/>
+                <w:sz w:val="22"/>
+                <w:szCs w:val="22"/>
+                <w:color w:val="000000"/>
+              </w:rPr>
+            </w:pPr>
+            <w:r>
+              <w:rPr>
+                <w:rFonts w:ascii="Helvetica" w:hAnsi="Helvetica" w:eastAsia="Helvetica" w:cs="Helvetica"/>
+                <w:i w:val="false"/>
+                <w:b w:val="false"/>
+                <w:u w:val="none"/>
+                <w:strike w:val="false"/>
+                <w:sz w:val="22"/>
+                <w:szCs w:val="22"/>
+                <w:color w:val="000000"/>
+              </w:rPr>
+              <w:t xml:space="preserve"/>
+            </w:r>
+          </w:p>
+        </w:tc>
+        <w:tc>
+          <w:tcPr>
+            <w:tcBorders>
+              <w:bottom w:val="single" w:sz="4" w:space="0" w:color="000000"/>
+              <w:top w:val="single" w:sz="4" w:space="0" w:color="000000"/>
+              <w:left w:val="none" w:sz="0" w:space="0" w:color="000000"/>
+              <w:right w:val="none" w:sz="0" w:space="0" w:color="000000"/>
+            </w:tcBorders>
+            <w:shd w:val="clear" w:color="auto" w:fill="FFFFFF"/>
+            <w:tcMar>
+              <w:top w:w="0" w:type="dxa"/>
+              <w:bottom w:w="0" w:type="dxa"/>
+              <w:left w:w="0" w:type="dxa"/>
+              <w:right w:w="0" w:type="dxa"/>
+            </w:tcMar>
+            <w:vAlign w:val="top"/>
+          </w:tcPr>
+          <w:p>
+            <w:pPr>
+              <w:jc w:val="center"/>
+              <w:pBdr>
+                <w:bottom w:val="none" w:sz="0" w:space="0" w:color="000000"/>
+                <w:top w:val="none" w:sz="0" w:space="0" w:color="000000"/>
+                <w:left w:val="none" w:sz="0" w:space="0" w:color="000000"/>
+                <w:right w:val="none" w:sz="0" w:space="0" w:color="000000"/>
+              </w:pBdr>
+              <w:spacing w:after="100" w:before="100" w:line="240"/>
+              <w:ind w:left="100" w:right="100" w:firstLine="0" w:firstLineChars="0"/>
+              <w:rPr>
+                <w:rFonts w:ascii="Helvetica" w:hAnsi="Helvetica" w:eastAsia="Helvetica" w:cs="Helvetica"/>
+                <w:i w:val="false"/>
+                <w:b w:val="false"/>
+                <w:u w:val="none"/>
+                <w:strike w:val="false"/>
+                <w:sz w:val="22"/>
+                <w:szCs w:val="22"/>
+                <w:color w:val="000000"/>
+              </w:rPr>
+            </w:pPr>
+            <w:r>
+              <w:rPr>
+                <w:rFonts w:ascii="Helvetica" w:hAnsi="Helvetica" w:eastAsia="Helvetica" w:cs="Helvetica"/>
+                <w:i w:val="false"/>
+                <w:b w:val="false"/>
+                <w:u w:val="none"/>
+                <w:strike w:val="false"/>
+                <w:sz w:val="22"/>
+                <w:szCs w:val="22"/>
+                <w:color w:val="000000"/>
+              </w:rPr>
+              <w:t xml:space="preserve"/>
+            </w:r>
+          </w:p>
+        </w:tc>
+        <w:tc>
+          <w:tcPr>
+            <w:tcBorders>
+              <w:bottom w:val="single" w:sz="4" w:space="0" w:color="000000"/>
+              <w:top w:val="single" w:sz="4" w:space="0" w:color="000000"/>
+              <w:left w:val="none" w:sz="0" w:space="0" w:color="000000"/>
+              <w:right w:val="none" w:sz="0" w:space="0" w:color="000000"/>
+            </w:tcBorders>
+            <w:shd w:val="clear" w:color="auto" w:fill="FFFFFF"/>
+            <w:tcMar>
+              <w:top w:w="0" w:type="dxa"/>
+              <w:bottom w:w="0" w:type="dxa"/>
+              <w:left w:w="0" w:type="dxa"/>
+              <w:right w:w="0" w:type="dxa"/>
+            </w:tcMar>
+            <w:vAlign w:val="top"/>
+          </w:tcPr>
+          <w:p>
+            <w:pPr>
+              <w:jc w:val="center"/>
+              <w:pBdr>
+                <w:bottom w:val="none" w:sz="0" w:space="0" w:color="000000"/>
+                <w:top w:val="none" w:sz="0" w:space="0" w:color="000000"/>
+                <w:left w:val="none" w:sz="0" w:space="0" w:color="000000"/>
+                <w:right w:val="none" w:sz="0" w:space="0" w:color="000000"/>
+              </w:pBdr>
+              <w:spacing w:after="100" w:before="100" w:line="240"/>
+              <w:ind w:left="100" w:right="100" w:firstLine="0" w:firstLineChars="0"/>
+              <w:rPr>
+                <w:rFonts w:ascii="Helvetica" w:hAnsi="Helvetica" w:eastAsia="Helvetica" w:cs="Helvetica"/>
+                <w:i w:val="false"/>
+                <w:b w:val="false"/>
+                <w:u w:val="none"/>
+                <w:strike w:val="false"/>
+                <w:sz w:val="22"/>
+                <w:szCs w:val="22"/>
+                <w:color w:val="000000"/>
+              </w:rPr>
+            </w:pPr>
+            <w:r>
+              <w:rPr>
+                <w:rFonts w:ascii="Helvetica" w:hAnsi="Helvetica" w:eastAsia="Helvetica" w:cs="Helvetica"/>
+                <w:i w:val="false"/>
+                <w:b w:val="false"/>
+                <w:u w:val="none"/>
+                <w:strike w:val="false"/>
+                <w:sz w:val="22"/>
+                <w:szCs w:val="22"/>
+                <w:color w:val="000000"/>
+              </w:rPr>
+              <w:t xml:space="preserve"/>
+            </w:r>
+          </w:p>
+        </w:tc>
+        <w:tc>
+          <w:tcPr>
+            <w:tcBorders>
+              <w:bottom w:val="single" w:sz="4" w:space="0" w:color="000000"/>
+              <w:top w:val="single" w:sz="4" w:space="0" w:color="000000"/>
+              <w:left w:val="none" w:sz="0" w:space="0" w:color="000000"/>
+              <w:right w:val="none" w:sz="0" w:space="0" w:color="000000"/>
+            </w:tcBorders>
+            <w:shd w:val="clear" w:color="auto" w:fill="FFFFFF"/>
+            <w:tcMar>
+              <w:top w:w="0" w:type="dxa"/>
+              <w:bottom w:w="0" w:type="dxa"/>
+              <w:left w:w="0" w:type="dxa"/>
+              <w:right w:w="0" w:type="dxa"/>
+            </w:tcMar>
+            <w:vAlign w:val="top"/>
+          </w:tcPr>
+          <w:p>
+            <w:pPr>
+              <w:jc w:val="center"/>
+              <w:pBdr>
+                <w:bottom w:val="none" w:sz="0" w:space="0" w:color="000000"/>
+                <w:top w:val="none" w:sz="0" w:space="0" w:color="000000"/>
+                <w:left w:val="none" w:sz="0" w:space="0" w:color="000000"/>
+                <w:right w:val="none" w:sz="0" w:space="0" w:color="000000"/>
+              </w:pBdr>
+              <w:spacing w:after="100" w:before="100" w:line="240"/>
+              <w:ind w:left="100" w:right="100" w:firstLine="0" w:firstLineChars="0"/>
+              <w:rPr>
+                <w:rFonts w:ascii="Helvetica" w:hAnsi="Helvetica" w:eastAsia="Helvetica" w:cs="Helvetica"/>
+                <w:i w:val="false"/>
+                <w:b w:val="false"/>
+                <w:u w:val="none"/>
+                <w:strike w:val="false"/>
+                <w:sz w:val="22"/>
+                <w:szCs w:val="22"/>
+                <w:color w:val="000000"/>
+              </w:rPr>
+            </w:pPr>
+            <w:r>
+              <w:rPr>
+                <w:rFonts w:ascii="Helvetica" w:hAnsi="Helvetica" w:eastAsia="Helvetica" w:cs="Helvetica"/>
+                <w:i w:val="false"/>
+                <w:b w:val="false"/>
+                <w:u w:val="none"/>
+                <w:strike w:val="false"/>
+                <w:sz w:val="22"/>
+                <w:szCs w:val="22"/>
+                <w:color w:val="000000"/>
+              </w:rPr>
+              <w:t xml:space="preserve"/>
+            </w:r>
+          </w:p>
+        </w:tc>
+        <w:tc>
+          <w:tcPr>
+            <w:tcBorders>
+              <w:bottom w:val="single" w:sz="4" w:space="0" w:color="000000"/>
+              <w:top w:val="single" w:sz="4" w:space="0" w:color="000000"/>
+              <w:left w:val="none" w:sz="0" w:space="0" w:color="000000"/>
+              <w:right w:val="none" w:sz="0" w:space="0" w:color="000000"/>
+            </w:tcBorders>
+            <w:shd w:val="clear" w:color="auto" w:fill="FFFFFF"/>
+            <w:tcMar>
+              <w:top w:w="0" w:type="dxa"/>
+              <w:bottom w:w="0" w:type="dxa"/>
+              <w:left w:w="0" w:type="dxa"/>
+              <w:right w:w="0" w:type="dxa"/>
+            </w:tcMar>
+            <w:vAlign w:val="top"/>
+          </w:tcPr>
+          <w:p>
+            <w:pPr>
+              <w:jc w:val="center"/>
+              <w:pBdr>
+                <w:bottom w:val="none" w:sz="0" w:space="0" w:color="000000"/>
+                <w:top w:val="none" w:sz="0" w:space="0" w:color="000000"/>
+                <w:left w:val="none" w:sz="0" w:space="0" w:color="000000"/>
+                <w:right w:val="none" w:sz="0" w:space="0" w:color="000000"/>
+              </w:pBdr>
+              <w:spacing w:after="100" w:before="100" w:line="240"/>
+              <w:ind w:left="100" w:right="100" w:firstLine="0" w:firstLineChars="0"/>
+              <w:rPr>
+                <w:rFonts w:ascii="Helvetica" w:hAnsi="Helvetica" w:eastAsia="Helvetica" w:cs="Helvetica"/>
+                <w:i w:val="false"/>
+                <w:b w:val="false"/>
+                <w:u w:val="none"/>
+                <w:strike w:val="false"/>
+                <w:sz w:val="22"/>
+                <w:szCs w:val="22"/>
+                <w:color w:val="000000"/>
+              </w:rPr>
+            </w:pPr>
+            <w:r>
+              <w:rPr>
+                <w:rFonts w:ascii="Helvetica" w:hAnsi="Helvetica" w:eastAsia="Helvetica" w:cs="Helvetica"/>
+                <w:i w:val="false"/>
+                <w:b w:val="false"/>
+                <w:u w:val="none"/>
+                <w:strike w:val="false"/>
+                <w:sz w:val="22"/>
+                <w:szCs w:val="22"/>
+                <w:color w:val="000000"/>
+              </w:rPr>
+              <w:t xml:space="preserve"/>
+            </w:r>
+          </w:p>
+        </w:tc>
+        <w:tc>
+          <w:tcPr>
+            <w:tcBorders>
+              <w:bottom w:val="single" w:sz="4" w:space="0" w:color="000000"/>
+              <w:top w:val="single" w:sz="4" w:space="0" w:color="000000"/>
+              <w:left w:val="none" w:sz="0" w:space="0" w:color="000000"/>
+              <w:right w:val="none" w:sz="0" w:space="0" w:color="000000"/>
+            </w:tcBorders>
+            <w:shd w:val="clear" w:color="auto" w:fill="FFFFFF"/>
+            <w:tcMar>
+              <w:top w:w="0" w:type="dxa"/>
+              <w:bottom w:w="0" w:type="dxa"/>
+              <w:left w:w="0" w:type="dxa"/>
+              <w:right w:w="0" w:type="dxa"/>
+            </w:tcMar>
+            <w:vAlign w:val="top"/>
+          </w:tcPr>
+          <w:p>
+            <w:pPr>
+              <w:jc w:val="center"/>
+              <w:pBdr>
+                <w:bottom w:val="none" w:sz="0" w:space="0" w:color="000000"/>
+                <w:top w:val="none" w:sz="0" w:space="0" w:color="000000"/>
+                <w:left w:val="none" w:sz="0" w:space="0" w:color="000000"/>
+                <w:right w:val="none" w:sz="0" w:space="0" w:color="000000"/>
+              </w:pBdr>
+              <w:spacing w:after="100" w:before="100" w:line="240"/>
+              <w:ind w:left="100" w:right="100" w:firstLine="0" w:firstLineChars="0"/>
+              <w:rPr>
+                <w:rFonts w:ascii="Helvetica" w:hAnsi="Helvetica" w:eastAsia="Helvetica" w:cs="Helvetica"/>
+                <w:i w:val="false"/>
+                <w:b w:val="false"/>
+                <w:u w:val="none"/>
+                <w:strike w:val="false"/>
+                <w:sz w:val="22"/>
+                <w:szCs w:val="22"/>
+                <w:color w:val="000000"/>
+              </w:rPr>
+            </w:pPr>
+            <w:r>
+              <w:rPr>
+                <w:rFonts w:ascii="Helvetica" w:hAnsi="Helvetica" w:eastAsia="Helvetica" w:cs="Helvetica"/>
+                <w:i w:val="false"/>
+                <w:b w:val="false"/>
+                <w:u w:val="none"/>
+                <w:strike w:val="false"/>
+                <w:sz w:val="22"/>
+                <w:szCs w:val="22"/>
+                <w:color w:val="000000"/>
+              </w:rPr>
+              <w:t xml:space="preserve"/>
+            </w:r>
+          </w:p>
+        </w:tc>
+        <w:tc>
+          <w:tcPr>
+            <w:tcBorders>
+              <w:bottom w:val="single" w:sz="4" w:space="0" w:color="000000"/>
+              <w:top w:val="single" w:sz="4" w:space="0" w:color="000000"/>
+              <w:left w:val="none" w:sz="0" w:space="0" w:color="000000"/>
+              <w:right w:val="none" w:sz="0" w:space="0" w:color="000000"/>
+            </w:tcBorders>
+            <w:shd w:val="clear" w:color="auto" w:fill="FFFFFF"/>
+            <w:tcMar>
+              <w:top w:w="0" w:type="dxa"/>
+              <w:bottom w:w="0" w:type="dxa"/>
+              <w:left w:w="0" w:type="dxa"/>
+              <w:right w:w="0" w:type="dxa"/>
+            </w:tcMar>
+            <w:vAlign w:val="top"/>
+          </w:tcPr>
+          <w:p>
+            <w:pPr>
+              <w:jc w:val="center"/>
+              <w:pBdr>
+                <w:bottom w:val="none" w:sz="0" w:space="0" w:color="000000"/>
+                <w:top w:val="none" w:sz="0" w:space="0" w:color="000000"/>
+                <w:left w:val="none" w:sz="0" w:space="0" w:color="000000"/>
+                <w:right w:val="none" w:sz="0" w:space="0" w:color="000000"/>
+              </w:pBdr>
+              <w:spacing w:after="100" w:before="100" w:line="240"/>
+              <w:ind w:left="100" w:right="100" w:firstLine="0" w:firstLineChars="0"/>
+              <w:rPr>
+                <w:rFonts w:ascii="Helvetica" w:hAnsi="Helvetica" w:eastAsia="Helvetica" w:cs="Helvetica"/>
+                <w:i w:val="false"/>
+                <w:b w:val="false"/>
+                <w:u w:val="none"/>
+                <w:strike w:val="false"/>
+                <w:sz w:val="22"/>
+                <w:szCs w:val="22"/>
+                <w:color w:val="000000"/>
+              </w:rPr>
+            </w:pPr>
+            <w:r>
+              <w:rPr>
+                <w:rFonts w:ascii="Helvetica" w:hAnsi="Helvetica" w:eastAsia="Helvetica" w:cs="Helvetica"/>
+                <w:i w:val="false"/>
+                <w:b w:val="false"/>
+                <w:u w:val="none"/>
+                <w:strike w:val="false"/>
+                <w:sz w:val="22"/>
+                <w:szCs w:val="22"/>
+                <w:color w:val="000000"/>
+              </w:rPr>
+              <w:t xml:space="preserve"/>
+            </w:r>
+          </w:p>
+        </w:tc>
+      </w:tr>
+      <w:tr>
+        <w:trPr>
+          <w:trHeight w:val="561" w:hRule="auto"/>
+        </w:trPr>
+        body 5
+        <w:tc>
+          <w:tcPr>
+            <w:tcBorders>
+              <w:bottom w:val="single" w:sz="4" w:space="0" w:color="000000"/>
+              <w:top w:val="single" w:sz="4" w:space="0" w:color="000000"/>
+              <w:left w:val="none" w:sz="0" w:space="0" w:color="000000"/>
+              <w:right w:val="none" w:sz="0" w:space="0" w:color="000000"/>
+            </w:tcBorders>
+            <w:shd w:val="clear" w:color="auto" w:fill="FFFFFF"/>
+            <w:tcMar>
+              <w:top w:w="0" w:type="dxa"/>
+              <w:bottom w:w="0" w:type="dxa"/>
+              <w:left w:w="0" w:type="dxa"/>
+              <w:right w:w="0" w:type="dxa"/>
+            </w:tcMar>
+            <w:vAlign w:val="center"/>
+          </w:tcPr>
+          <w:p>
+            <w:pPr>
+              <w:jc w:val="left"/>
+              <w:pBdr>
+                <w:bottom w:val="none" w:sz="0" w:space="0" w:color="000000"/>
+                <w:top w:val="none" w:sz="0" w:space="0" w:color="000000"/>
+                <w:left w:val="none" w:sz="0" w:space="0" w:color="000000"/>
+                <w:right w:val="none" w:sz="0" w:space="0" w:color="000000"/>
+              </w:pBdr>
+              <w:spacing w:after="100" w:before="100" w:line="240"/>
+              <w:ind w:left="100" w:right="100" w:firstLine="0" w:firstLineChars="0"/>
+              <w:rPr>
+                <w:rFonts w:ascii="Helvetica" w:hAnsi="Helvetica" w:eastAsia="Helvetica" w:cs="Helvetica"/>
+                <w:i w:val="true"/>
+                <w:b w:val="true"/>
+                <w:u w:val="none"/>
+                <w:strike w:val="false"/>
+                <w:sz w:val="22"/>
+                <w:szCs w:val="22"/>
+                <w:color w:val="000000"/>
+              </w:rPr>
+            </w:pPr>
+            <w:r>
+              <w:rPr>
+                <w:rFonts w:ascii="Helvetica" w:hAnsi="Helvetica" w:eastAsia="Helvetica" w:cs="Helvetica"/>
+                <w:i w:val="true"/>
+                <w:b w:val="true"/>
+                <w:u w:val="none"/>
+                <w:strike w:val="false"/>
+                <w:sz w:val="22"/>
+                <w:szCs w:val="22"/>
+                <w:color w:val="000000"/>
+              </w:rPr>
+              <w:t xml:space="preserve">Means</w:t>
+            </w:r>
+          </w:p>
+        </w:tc>
+        <w:tc>
+          <w:tcPr>
+            <w:tcBorders>
+              <w:bottom w:val="single" w:sz="4" w:space="0" w:color="000000"/>
+              <w:top w:val="single" w:sz="4" w:space="0" w:color="000000"/>
+              <w:left w:val="none" w:sz="0" w:space="0" w:color="000000"/>
+              <w:right w:val="none" w:sz="0" w:space="0" w:color="000000"/>
+            </w:tcBorders>
+            <w:shd w:val="clear" w:color="auto" w:fill="FFFFFF"/>
+            <w:tcMar>
+              <w:top w:w="0" w:type="dxa"/>
+              <w:bottom w:w="0" w:type="dxa"/>
+              <w:left w:w="0" w:type="dxa"/>
+              <w:right w:w="0" w:type="dxa"/>
+            </w:tcMar>
+            <w:vAlign w:val="top"/>
+          </w:tcPr>
+          <w:p>
+            <w:pPr>
+              <w:jc w:val="center"/>
+              <w:pBdr>
+                <w:bottom w:val="none" w:sz="0" w:space="0" w:color="000000"/>
+                <w:top w:val="none" w:sz="0" w:space="0" w:color="000000"/>
+                <w:left w:val="none" w:sz="0" w:space="0" w:color="000000"/>
+                <w:right w:val="none" w:sz="0" w:space="0" w:color="000000"/>
+              </w:pBdr>
+              <w:spacing w:after="100" w:before="100" w:line="240"/>
+              <w:ind w:left="100" w:right="100" w:firstLine="0" w:firstLineChars="0"/>
+              <w:rPr>
+                <w:rFonts w:ascii="Helvetica" w:hAnsi="Helvetica" w:eastAsia="Helvetica" w:cs="Helvetica"/>
+                <w:i w:val="false"/>
+                <w:b w:val="false"/>
+                <w:u w:val="none"/>
+                <w:strike w:val="false"/>
+                <w:sz w:val="22"/>
+                <w:szCs w:val="22"/>
+                <w:color w:val="000000"/>
+              </w:rPr>
+            </w:pPr>
+            <w:r>
+              <w:rPr>
+                <w:rFonts w:ascii="Helvetica" w:hAnsi="Helvetica" w:eastAsia="Helvetica" w:cs="Helvetica"/>
+                <w:i w:val="false"/>
+                <w:b w:val="false"/>
+                <w:u w:val="none"/>
+                <w:strike w:val="false"/>
+                <w:sz w:val="22"/>
+                <w:szCs w:val="22"/>
+                <w:color w:val="000000"/>
+              </w:rPr>
+              <w:t xml:space="preserve"/>
+            </w:r>
+          </w:p>
+        </w:tc>
+        <w:tc>
+          <w:tcPr>
+            <w:tcBorders>
+              <w:bottom w:val="single" w:sz="4" w:space="0" w:color="000000"/>
+              <w:top w:val="single" w:sz="4" w:space="0" w:color="000000"/>
+              <w:left w:val="none" w:sz="0" w:space="0" w:color="000000"/>
+              <w:right w:val="none" w:sz="0" w:space="0" w:color="000000"/>
+            </w:tcBorders>
+            <w:shd w:val="clear" w:color="auto" w:fill="FFFFFF"/>
+            <w:tcMar>
+              <w:top w:w="0" w:type="dxa"/>
+              <w:bottom w:w="0" w:type="dxa"/>
+              <w:left w:w="0" w:type="dxa"/>
+              <w:right w:w="0" w:type="dxa"/>
+            </w:tcMar>
+            <w:vAlign w:val="top"/>
+          </w:tcPr>
+          <w:p>
+            <w:pPr>
+              <w:jc w:val="center"/>
+              <w:pBdr>
+                <w:bottom w:val="none" w:sz="0" w:space="0" w:color="000000"/>
+                <w:top w:val="none" w:sz="0" w:space="0" w:color="000000"/>
+                <w:left w:val="none" w:sz="0" w:space="0" w:color="000000"/>
+                <w:right w:val="none" w:sz="0" w:space="0" w:color="000000"/>
+              </w:pBdr>
+              <w:spacing w:after="100" w:before="100" w:line="240"/>
+              <w:ind w:left="100" w:right="100" w:firstLine="0" w:firstLineChars="0"/>
+              <w:rPr>
+                <w:rFonts w:ascii="Helvetica" w:hAnsi="Helvetica" w:eastAsia="Helvetica" w:cs="Helvetica"/>
+                <w:i w:val="false"/>
+                <w:b w:val="false"/>
+                <w:u w:val="none"/>
+                <w:strike w:val="false"/>
+                <w:sz w:val="22"/>
+                <w:szCs w:val="22"/>
+                <w:color w:val="000000"/>
+              </w:rPr>
+            </w:pPr>
+            <w:r>
+              <w:rPr>
+                <w:rFonts w:ascii="Helvetica" w:hAnsi="Helvetica" w:eastAsia="Helvetica" w:cs="Helvetica"/>
+                <w:i w:val="false"/>
+                <w:b w:val="false"/>
+                <w:u w:val="none"/>
+                <w:strike w:val="false"/>
+                <w:sz w:val="22"/>
+                <w:szCs w:val="22"/>
+                <w:color w:val="000000"/>
+              </w:rPr>
+              <w:t xml:space="preserve"/>
+            </w:r>
+          </w:p>
+        </w:tc>
+        <w:tc>
+          <w:tcPr>
+            <w:tcBorders>
+              <w:bottom w:val="single" w:sz="4" w:space="0" w:color="000000"/>
+              <w:top w:val="single" w:sz="4" w:space="0" w:color="000000"/>
+              <w:left w:val="none" w:sz="0" w:space="0" w:color="000000"/>
+              <w:right w:val="none" w:sz="0" w:space="0" w:color="000000"/>
+            </w:tcBorders>
+            <w:shd w:val="clear" w:color="auto" w:fill="FFFFFF"/>
+            <w:tcMar>
+              <w:top w:w="0" w:type="dxa"/>
+              <w:bottom w:w="0" w:type="dxa"/>
+              <w:left w:w="0" w:type="dxa"/>
+              <w:right w:w="0" w:type="dxa"/>
+            </w:tcMar>
+            <w:vAlign w:val="top"/>
+          </w:tcPr>
+          <w:p>
+            <w:pPr>
+              <w:jc w:val="center"/>
+              <w:pBdr>
+                <w:bottom w:val="none" w:sz="0" w:space="0" w:color="000000"/>
+                <w:top w:val="none" w:sz="0" w:space="0" w:color="000000"/>
+                <w:left w:val="none" w:sz="0" w:space="0" w:color="000000"/>
+                <w:right w:val="none" w:sz="0" w:space="0" w:color="000000"/>
+              </w:pBdr>
+              <w:spacing w:after="100" w:before="100" w:line="240"/>
+              <w:ind w:left="100" w:right="100" w:firstLine="0" w:firstLineChars="0"/>
+              <w:rPr>
+                <w:rFonts w:ascii="Helvetica" w:hAnsi="Helvetica" w:eastAsia="Helvetica" w:cs="Helvetica"/>
+                <w:i w:val="false"/>
+                <w:b w:val="false"/>
+                <w:u w:val="none"/>
+                <w:strike w:val="false"/>
+                <w:sz w:val="22"/>
+                <w:szCs w:val="22"/>
+                <w:color w:val="000000"/>
+              </w:rPr>
+            </w:pPr>
+            <w:r>
+              <w:rPr>
+                <w:rFonts w:ascii="Helvetica" w:hAnsi="Helvetica" w:eastAsia="Helvetica" w:cs="Helvetica"/>
+                <w:i w:val="false"/>
+                <w:b w:val="false"/>
+                <w:u w:val="none"/>
+                <w:strike w:val="false"/>
+                <w:sz w:val="22"/>
+                <w:szCs w:val="22"/>
+                <w:color w:val="000000"/>
+              </w:rPr>
+              <w:t xml:space="preserve"/>
+            </w:r>
+          </w:p>
+        </w:tc>
+        <w:tc>
+          <w:tcPr>
+            <w:tcBorders>
+              <w:bottom w:val="single" w:sz="4" w:space="0" w:color="000000"/>
+              <w:top w:val="single" w:sz="4" w:space="0" w:color="000000"/>
+              <w:left w:val="none" w:sz="0" w:space="0" w:color="000000"/>
+              <w:right w:val="none" w:sz="0" w:space="0" w:color="000000"/>
+            </w:tcBorders>
+            <w:shd w:val="clear" w:color="auto" w:fill="FFFFFF"/>
+            <w:tcMar>
+              <w:top w:w="0" w:type="dxa"/>
+              <w:bottom w:w="0" w:type="dxa"/>
+              <w:left w:w="0" w:type="dxa"/>
+              <w:right w:w="0" w:type="dxa"/>
+            </w:tcMar>
+            <w:vAlign w:val="top"/>
+          </w:tcPr>
+          <w:p>
+            <w:pPr>
+              <w:jc w:val="center"/>
+              <w:pBdr>
+                <w:bottom w:val="none" w:sz="0" w:space="0" w:color="000000"/>
+                <w:top w:val="none" w:sz="0" w:space="0" w:color="000000"/>
+                <w:left w:val="none" w:sz="0" w:space="0" w:color="000000"/>
+                <w:right w:val="none" w:sz="0" w:space="0" w:color="000000"/>
+              </w:pBdr>
+              <w:spacing w:after="100" w:before="100" w:line="240"/>
+              <w:ind w:left="100" w:right="100" w:firstLine="0" w:firstLineChars="0"/>
+              <w:rPr>
+                <w:rFonts w:ascii="Helvetica" w:hAnsi="Helvetica" w:eastAsia="Helvetica" w:cs="Helvetica"/>
+                <w:i w:val="false"/>
+                <w:b w:val="false"/>
+                <w:u w:val="none"/>
+                <w:strike w:val="false"/>
+                <w:sz w:val="22"/>
+                <w:szCs w:val="22"/>
+                <w:color w:val="000000"/>
+              </w:rPr>
+            </w:pPr>
+            <w:r>
+              <w:rPr>
+                <w:rFonts w:ascii="Helvetica" w:hAnsi="Helvetica" w:eastAsia="Helvetica" w:cs="Helvetica"/>
+                <w:i w:val="false"/>
+                <w:b w:val="false"/>
+                <w:u w:val="none"/>
+                <w:strike w:val="false"/>
+                <w:sz w:val="22"/>
+                <w:szCs w:val="22"/>
+                <w:color w:val="000000"/>
+              </w:rPr>
+              <w:t xml:space="preserve"/>
+            </w:r>
+          </w:p>
+        </w:tc>
+        <w:tc>
+          <w:tcPr>
+            <w:tcBorders>
+              <w:bottom w:val="single" w:sz="4" w:space="0" w:color="000000"/>
+              <w:top w:val="single" w:sz="4" w:space="0" w:color="000000"/>
+              <w:left w:val="none" w:sz="0" w:space="0" w:color="000000"/>
+              <w:right w:val="none" w:sz="0" w:space="0" w:color="000000"/>
+            </w:tcBorders>
+            <w:shd w:val="clear" w:color="auto" w:fill="FFFFFF"/>
+            <w:tcMar>
+              <w:top w:w="0" w:type="dxa"/>
+              <w:bottom w:w="0" w:type="dxa"/>
+              <w:left w:w="0" w:type="dxa"/>
+              <w:right w:w="0" w:type="dxa"/>
+            </w:tcMar>
+            <w:vAlign w:val="top"/>
+          </w:tcPr>
+          <w:p>
+            <w:pPr>
+              <w:jc w:val="center"/>
+              <w:pBdr>
+                <w:bottom w:val="none" w:sz="0" w:space="0" w:color="000000"/>
+                <w:top w:val="none" w:sz="0" w:space="0" w:color="000000"/>
+                <w:left w:val="none" w:sz="0" w:space="0" w:color="000000"/>
+                <w:right w:val="none" w:sz="0" w:space="0" w:color="000000"/>
+              </w:pBdr>
+              <w:spacing w:after="100" w:before="100" w:line="240"/>
+              <w:ind w:left="100" w:right="100" w:firstLine="0" w:firstLineChars="0"/>
+              <w:rPr>
+                <w:rFonts w:ascii="Helvetica" w:hAnsi="Helvetica" w:eastAsia="Helvetica" w:cs="Helvetica"/>
+                <w:i w:val="false"/>
+                <w:b w:val="false"/>
+                <w:u w:val="none"/>
+                <w:strike w:val="false"/>
+                <w:sz w:val="22"/>
+                <w:szCs w:val="22"/>
+                <w:color w:val="000000"/>
+              </w:rPr>
+            </w:pPr>
+            <w:r>
+              <w:rPr>
+                <w:rFonts w:ascii="Helvetica" w:hAnsi="Helvetica" w:eastAsia="Helvetica" w:cs="Helvetica"/>
+                <w:i w:val="false"/>
+                <w:b w:val="false"/>
+                <w:u w:val="none"/>
+                <w:strike w:val="false"/>
+                <w:sz w:val="22"/>
+                <w:szCs w:val="22"/>
+                <w:color w:val="000000"/>
+              </w:rPr>
+              <w:t xml:space="preserve"/>
+            </w:r>
+          </w:p>
+        </w:tc>
+        <w:tc>
+          <w:tcPr>
+            <w:tcBorders>
+              <w:bottom w:val="single" w:sz="4" w:space="0" w:color="000000"/>
+              <w:top w:val="single" w:sz="4" w:space="0" w:color="000000"/>
+              <w:left w:val="none" w:sz="0" w:space="0" w:color="000000"/>
+              <w:right w:val="none" w:sz="0" w:space="0" w:color="000000"/>
+            </w:tcBorders>
+            <w:shd w:val="clear" w:color="auto" w:fill="FFFFFF"/>
+            <w:tcMar>
+              <w:top w:w="0" w:type="dxa"/>
+              <w:bottom w:w="0" w:type="dxa"/>
+              <w:left w:w="0" w:type="dxa"/>
+              <w:right w:w="0" w:type="dxa"/>
+            </w:tcMar>
+            <w:vAlign w:val="top"/>
+          </w:tcPr>
+          <w:p>
+            <w:pPr>
+              <w:jc w:val="center"/>
+              <w:pBdr>
+                <w:bottom w:val="none" w:sz="0" w:space="0" w:color="000000"/>
+                <w:top w:val="none" w:sz="0" w:space="0" w:color="000000"/>
+                <w:left w:val="none" w:sz="0" w:space="0" w:color="000000"/>
+                <w:right w:val="none" w:sz="0" w:space="0" w:color="000000"/>
+              </w:pBdr>
+              <w:spacing w:after="100" w:before="100" w:line="240"/>
+              <w:ind w:left="100" w:right="100" w:firstLine="0" w:firstLineChars="0"/>
+              <w:rPr>
+                <w:rFonts w:ascii="Helvetica" w:hAnsi="Helvetica" w:eastAsia="Helvetica" w:cs="Helvetica"/>
+                <w:i w:val="false"/>
+                <w:b w:val="false"/>
+                <w:u w:val="none"/>
+                <w:strike w:val="false"/>
+                <w:sz w:val="22"/>
+                <w:szCs w:val="22"/>
+                <w:color w:val="000000"/>
+              </w:rPr>
+            </w:pPr>
+            <w:r>
+              <w:rPr>
+                <w:rFonts w:ascii="Helvetica" w:hAnsi="Helvetica" w:eastAsia="Helvetica" w:cs="Helvetica"/>
+                <w:i w:val="false"/>
+                <w:b w:val="false"/>
+                <w:u w:val="none"/>
+                <w:strike w:val="false"/>
+                <w:sz w:val="22"/>
+                <w:szCs w:val="22"/>
+                <w:color w:val="000000"/>
+              </w:rPr>
+              <w:t xml:space="preserve"/>
+            </w:r>
+          </w:p>
+        </w:tc>
+        <w:tc>
+          <w:tcPr>
+            <w:tcBorders>
+              <w:bottom w:val="single" w:sz="4" w:space="0" w:color="000000"/>
+              <w:top w:val="single" w:sz="4" w:space="0" w:color="000000"/>
+              <w:left w:val="none" w:sz="0" w:space="0" w:color="000000"/>
+              <w:right w:val="none" w:sz="0" w:space="0" w:color="000000"/>
+            </w:tcBorders>
+            <w:shd w:val="clear" w:color="auto" w:fill="FFFFFF"/>
+            <w:tcMar>
+              <w:top w:w="0" w:type="dxa"/>
+              <w:bottom w:w="0" w:type="dxa"/>
+              <w:left w:w="0" w:type="dxa"/>
+              <w:right w:w="0" w:type="dxa"/>
+            </w:tcMar>
+            <w:vAlign w:val="top"/>
+          </w:tcPr>
+          <w:p>
+            <w:pPr>
+              <w:jc w:val="center"/>
+              <w:pBdr>
+                <w:bottom w:val="none" w:sz="0" w:space="0" w:color="000000"/>
+                <w:top w:val="none" w:sz="0" w:space="0" w:color="000000"/>
+                <w:left w:val="none" w:sz="0" w:space="0" w:color="000000"/>
+                <w:right w:val="none" w:sz="0" w:space="0" w:color="000000"/>
+              </w:pBdr>
+              <w:spacing w:after="100" w:before="100" w:line="240"/>
+              <w:ind w:left="100" w:right="100" w:firstLine="0" w:firstLineChars="0"/>
+              <w:rPr>
+                <w:rFonts w:ascii="Helvetica" w:hAnsi="Helvetica" w:eastAsia="Helvetica" w:cs="Helvetica"/>
+                <w:i w:val="false"/>
+                <w:b w:val="false"/>
+                <w:u w:val="none"/>
+                <w:strike w:val="false"/>
+                <w:sz w:val="22"/>
+                <w:szCs w:val="22"/>
+                <w:color w:val="000000"/>
+              </w:rPr>
+            </w:pPr>
+            <w:r>
+              <w:rPr>
+                <w:rFonts w:ascii="Helvetica" w:hAnsi="Helvetica" w:eastAsia="Helvetica" w:cs="Helvetica"/>
+                <w:i w:val="false"/>
+                <w:b w:val="false"/>
+                <w:u w:val="none"/>
+                <w:strike w:val="false"/>
+                <w:sz w:val="22"/>
+                <w:szCs w:val="22"/>
+                <w:color w:val="000000"/>
+              </w:rPr>
+              <w:t xml:space="preserve"/>
             </w:r>
           </w:p>
         </w:tc>
@@ -2351,7 +5082,7 @@
         <w:trPr>
           <w:trHeight w:val="786" w:hRule="auto"/>
         </w:trPr>
-        body5
+        body 6
         <w:tc>
           <w:tcPr>
             <w:tcBorders>
@@ -2456,7 +5187,7 @@
                 <w:szCs w:val="22"/>
                 <w:color w:val="000000"/>
               </w:rPr>
-              <w:t xml:space="preserve">1,390,139</w:t>
+              <w:t xml:space="preserve">1,392,342</w:t>
             </w:r>
             <w:r>
               <w:rPr>
@@ -2482,7 +5213,7 @@
                 <w:szCs w:val="22"/>
                 <w:color w:val="000000"/>
               </w:rPr>
-              <w:t xml:space="preserve">(1,351,735–1,432,245)</w:t>
+              <w:t xml:space="preserve">(1,353,065–1,436,941)</w:t>
             </w:r>
           </w:p>
         </w:tc>
@@ -2562,7 +5293,7 @@
                 <w:szCs w:val="22"/>
                 <w:color w:val="000000"/>
               </w:rPr>
-              <w:t xml:space="preserve">(1,582–1,747)</w:t>
+              <w:t xml:space="preserve">(1,586–1,746)</w:t>
             </w:r>
           </w:p>
         </w:tc>
@@ -2832,7 +5563,61 @@
                 <w:szCs w:val="22"/>
                 <w:color w:val="000000"/>
               </w:rPr>
-              <w:t xml:space="preserve">2·80</w:t>
+              <w:t xml:space="preserve">—</w:t>
+            </w:r>
+          </w:p>
+        </w:tc>
+        <w:tc>
+          <w:tcPr>
+            <w:tcBorders>
+              <w:bottom w:val="single" w:sz="4" w:space="0" w:color="000000"/>
+              <w:top w:val="single" w:sz="4" w:space="0" w:color="000000"/>
+              <w:left w:val="none" w:sz="0" w:space="0" w:color="000000"/>
+              <w:right w:val="none" w:sz="0" w:space="0" w:color="000000"/>
+            </w:tcBorders>
+            <w:shd w:val="clear" w:color="auto" w:fill="FFFFFF"/>
+            <w:tcMar>
+              <w:top w:w="0" w:type="dxa"/>
+              <w:bottom w:w="0" w:type="dxa"/>
+              <w:left w:w="0" w:type="dxa"/>
+              <w:right w:w="0" w:type="dxa"/>
+            </w:tcMar>
+            <w:vAlign w:val="top"/>
+          </w:tcPr>
+          <w:p>
+            <w:pPr>
+              <w:jc w:val="center"/>
+              <w:pBdr>
+                <w:bottom w:val="none" w:sz="0" w:space="0" w:color="000000"/>
+                <w:top w:val="none" w:sz="0" w:space="0" w:color="000000"/>
+                <w:left w:val="none" w:sz="0" w:space="0" w:color="000000"/>
+                <w:right w:val="none" w:sz="0" w:space="0" w:color="000000"/>
+              </w:pBdr>
+              <w:spacing w:after="100" w:before="100" w:line="240"/>
+              <w:ind w:left="100" w:right="100" w:firstLine="0" w:firstLineChars="0"/>
+              <w:rPr>
+                <w:rFonts w:ascii="Helvetica" w:hAnsi="Helvetica" w:eastAsia="Helvetica" w:cs="Helvetica"/>
+                <w:i w:val="false"/>
+                <w:b w:val="false"/>
+                <w:u w:val="none"/>
+                <w:strike w:val="false"/>
+                <w:sz w:val="22"/>
+                <w:szCs w:val="22"/>
+                <w:color w:val="000000"/>
+              </w:rPr>
+            </w:pPr>
+            <w:r>
+              <w:rPr>
+                <w:rFonts w:ascii="Helvetica" w:hAnsi="Helvetica" w:eastAsia="Helvetica" w:cs="Helvetica"/>
+                <w:i w:val="false"/>
+                <w:b w:val="false"/>
+                <w:u w:val="none"/>
+                <w:strike w:val="false"/>
+                <w:sz w:val="22"/>
+                <w:szCs w:val="22"/>
+                <w:color w:val="000000"/>
+              </w:rPr>
+              <w:t xml:space="preserve">2.80</w:t>
             </w:r>
             <w:r>
               <w:rPr>
@@ -2858,7 +5643,409 @@
                 <w:szCs w:val="22"/>
                 <w:color w:val="000000"/>
               </w:rPr>
-              <w:t xml:space="preserve">(1·94–4·02)</w:t>
+              <w:t xml:space="preserve">(1.94–4.02)</w:t>
+            </w:r>
+          </w:p>
+        </w:tc>
+        <w:tc>
+          <w:tcPr>
+            <w:tcBorders>
+              <w:bottom w:val="single" w:sz="4" w:space="0" w:color="000000"/>
+              <w:top w:val="single" w:sz="4" w:space="0" w:color="000000"/>
+              <w:left w:val="none" w:sz="0" w:space="0" w:color="000000"/>
+              <w:right w:val="none" w:sz="0" w:space="0" w:color="000000"/>
+            </w:tcBorders>
+            <w:shd w:val="clear" w:color="auto" w:fill="FFFFFF"/>
+            <w:tcMar>
+              <w:top w:w="0" w:type="dxa"/>
+              <w:bottom w:w="0" w:type="dxa"/>
+              <w:left w:w="0" w:type="dxa"/>
+              <w:right w:w="0" w:type="dxa"/>
+            </w:tcMar>
+            <w:vAlign w:val="top"/>
+          </w:tcPr>
+          <w:p>
+            <w:pPr>
+              <w:jc w:val="center"/>
+              <w:pBdr>
+                <w:bottom w:val="none" w:sz="0" w:space="0" w:color="000000"/>
+                <w:top w:val="none" w:sz="0" w:space="0" w:color="000000"/>
+                <w:left w:val="none" w:sz="0" w:space="0" w:color="000000"/>
+                <w:right w:val="none" w:sz="0" w:space="0" w:color="000000"/>
+              </w:pBdr>
+              <w:spacing w:after="100" w:before="100" w:line="240"/>
+              <w:ind w:left="100" w:right="100" w:firstLine="0" w:firstLineChars="0"/>
+              <w:rPr>
+                <w:rFonts w:ascii="Helvetica" w:hAnsi="Helvetica" w:eastAsia="Helvetica" w:cs="Helvetica"/>
+                <w:i w:val="false"/>
+                <w:b w:val="false"/>
+                <w:u w:val="none"/>
+                <w:strike w:val="false"/>
+                <w:sz w:val="22"/>
+                <w:szCs w:val="22"/>
+                <w:color w:val="000000"/>
+              </w:rPr>
+            </w:pPr>
+            <w:r>
+              <w:rPr>
+                <w:rFonts w:ascii="Helvetica" w:hAnsi="Helvetica" w:eastAsia="Helvetica" w:cs="Helvetica"/>
+                <w:i w:val="false"/>
+                <w:b w:val="false"/>
+                <w:u w:val="none"/>
+                <w:strike w:val="false"/>
+                <w:sz w:val="22"/>
+                <w:szCs w:val="22"/>
+                <w:color w:val="000000"/>
+              </w:rPr>
+              <w:t xml:space="preserve">34,876</w:t>
+            </w:r>
+            <w:r>
+              <w:rPr>
+                <w:rFonts w:ascii="Helvetica" w:hAnsi="Helvetica" w:eastAsia="Helvetica" w:cs="Helvetica"/>
+                <w:i w:val="false"/>
+                <w:b w:val="false"/>
+                <w:u w:val="none"/>
+                <w:strike w:val="false"/>
+                <w:sz w:val="22"/>
+                <w:szCs w:val="22"/>
+                <w:color w:val="000000"/>
+              </w:rPr>
+              <w:br/>
+            </w:r>
+            <w:r>
+              <w:rPr>
+                <w:rFonts w:ascii="Helvetica" w:hAnsi="Helvetica" w:eastAsia="Helvetica" w:cs="Helvetica"/>
+                <w:i w:val="false"/>
+                <w:b w:val="false"/>
+                <w:u w:val="none"/>
+                <w:strike w:val="false"/>
+                <w:sz w:val="22"/>
+                <w:szCs w:val="22"/>
+                <w:color w:val="000000"/>
+              </w:rPr>
+              <w:t xml:space="preserve">(33,814–36,047)</w:t>
+            </w:r>
+          </w:p>
+        </w:tc>
+        <w:tc>
+          <w:tcPr>
+            <w:tcBorders>
+              <w:bottom w:val="single" w:sz="4" w:space="0" w:color="000000"/>
+              <w:top w:val="single" w:sz="4" w:space="0" w:color="000000"/>
+              <w:left w:val="none" w:sz="0" w:space="0" w:color="000000"/>
+              <w:right w:val="none" w:sz="0" w:space="0" w:color="000000"/>
+            </w:tcBorders>
+            <w:shd w:val="clear" w:color="auto" w:fill="FFFFFF"/>
+            <w:tcMar>
+              <w:top w:w="0" w:type="dxa"/>
+              <w:bottom w:w="0" w:type="dxa"/>
+              <w:left w:w="0" w:type="dxa"/>
+              <w:right w:w="0" w:type="dxa"/>
+            </w:tcMar>
+            <w:vAlign w:val="top"/>
+          </w:tcPr>
+          <w:p>
+            <w:pPr>
+              <w:jc w:val="center"/>
+              <w:pBdr>
+                <w:bottom w:val="none" w:sz="0" w:space="0" w:color="000000"/>
+                <w:top w:val="none" w:sz="0" w:space="0" w:color="000000"/>
+                <w:left w:val="none" w:sz="0" w:space="0" w:color="000000"/>
+                <w:right w:val="none" w:sz="0" w:space="0" w:color="000000"/>
+              </w:pBdr>
+              <w:spacing w:after="100" w:before="100" w:line="240"/>
+              <w:ind w:left="100" w:right="100" w:firstLine="0" w:firstLineChars="0"/>
+              <w:rPr>
+                <w:rFonts w:ascii="Helvetica" w:hAnsi="Helvetica" w:eastAsia="Helvetica" w:cs="Helvetica"/>
+                <w:i w:val="false"/>
+                <w:b w:val="false"/>
+                <w:u w:val="none"/>
+                <w:strike w:val="false"/>
+                <w:sz w:val="22"/>
+                <w:szCs w:val="22"/>
+                <w:color w:val="000000"/>
+              </w:rPr>
+            </w:pPr>
+            <w:r>
+              <w:rPr>
+                <w:rFonts w:ascii="Helvetica" w:hAnsi="Helvetica" w:eastAsia="Helvetica" w:cs="Helvetica"/>
+                <w:i w:val="false"/>
+                <w:b w:val="false"/>
+                <w:u w:val="none"/>
+                <w:strike w:val="false"/>
+                <w:sz w:val="22"/>
+                <w:szCs w:val="22"/>
+                <w:color w:val="000000"/>
+              </w:rPr>
+              <w:t xml:space="preserve">5,630</w:t>
+            </w:r>
+            <w:r>
+              <w:rPr>
+                <w:rFonts w:ascii="Helvetica" w:hAnsi="Helvetica" w:eastAsia="Helvetica" w:cs="Helvetica"/>
+                <w:i w:val="false"/>
+                <w:b w:val="false"/>
+                <w:u w:val="none"/>
+                <w:strike w:val="false"/>
+                <w:sz w:val="22"/>
+                <w:szCs w:val="22"/>
+                <w:color w:val="000000"/>
+              </w:rPr>
+              <w:br/>
+            </w:r>
+            <w:r>
+              <w:rPr>
+                <w:rFonts w:ascii="Helvetica" w:hAnsi="Helvetica" w:eastAsia="Helvetica" w:cs="Helvetica"/>
+                <w:i w:val="false"/>
+                <w:b w:val="false"/>
+                <w:u w:val="none"/>
+                <w:strike w:val="false"/>
+                <w:sz w:val="22"/>
+                <w:szCs w:val="22"/>
+                <w:color w:val="000000"/>
+              </w:rPr>
+              <w:t xml:space="preserve">(5,441–5,822)</w:t>
+            </w:r>
+          </w:p>
+        </w:tc>
+        <w:tc>
+          <w:tcPr>
+            <w:tcBorders>
+              <w:bottom w:val="single" w:sz="4" w:space="0" w:color="000000"/>
+              <w:top w:val="single" w:sz="4" w:space="0" w:color="000000"/>
+              <w:left w:val="none" w:sz="0" w:space="0" w:color="000000"/>
+              <w:right w:val="none" w:sz="0" w:space="0" w:color="000000"/>
+            </w:tcBorders>
+            <w:shd w:val="clear" w:color="auto" w:fill="FFFFFF"/>
+            <w:tcMar>
+              <w:top w:w="0" w:type="dxa"/>
+              <w:bottom w:w="0" w:type="dxa"/>
+              <w:left w:w="0" w:type="dxa"/>
+              <w:right w:w="0" w:type="dxa"/>
+            </w:tcMar>
+            <w:vAlign w:val="top"/>
+          </w:tcPr>
+          <w:p>
+            <w:pPr>
+              <w:jc w:val="center"/>
+              <w:pBdr>
+                <w:bottom w:val="none" w:sz="0" w:space="0" w:color="000000"/>
+                <w:top w:val="none" w:sz="0" w:space="0" w:color="000000"/>
+                <w:left w:val="none" w:sz="0" w:space="0" w:color="000000"/>
+                <w:right w:val="none" w:sz="0" w:space="0" w:color="000000"/>
+              </w:pBdr>
+              <w:spacing w:after="100" w:before="100" w:line="240"/>
+              <w:ind w:left="100" w:right="100" w:firstLine="0" w:firstLineChars="0"/>
+              <w:rPr>
+                <w:rFonts w:ascii="Helvetica" w:hAnsi="Helvetica" w:eastAsia="Helvetica" w:cs="Helvetica"/>
+                <w:i w:val="false"/>
+                <w:b w:val="false"/>
+                <w:u w:val="none"/>
+                <w:strike w:val="false"/>
+                <w:sz w:val="22"/>
+                <w:szCs w:val="22"/>
+                <w:color w:val="000000"/>
+              </w:rPr>
+            </w:pPr>
+            <w:r>
+              <w:rPr>
+                <w:rFonts w:ascii="Helvetica" w:hAnsi="Helvetica" w:eastAsia="Helvetica" w:cs="Helvetica"/>
+                <w:i w:val="false"/>
+                <w:b w:val="false"/>
+                <w:u w:val="none"/>
+                <w:strike w:val="false"/>
+                <w:sz w:val="22"/>
+                <w:szCs w:val="22"/>
+                <w:color w:val="000000"/>
+              </w:rPr>
+              <w:t xml:space="preserve">105</w:t>
+            </w:r>
+            <w:r>
+              <w:rPr>
+                <w:rFonts w:ascii="Helvetica" w:hAnsi="Helvetica" w:eastAsia="Helvetica" w:cs="Helvetica"/>
+                <w:i w:val="false"/>
+                <w:b w:val="false"/>
+                <w:u w:val="none"/>
+                <w:strike w:val="false"/>
+                <w:sz w:val="22"/>
+                <w:szCs w:val="22"/>
+                <w:color w:val="000000"/>
+              </w:rPr>
+              <w:br/>
+            </w:r>
+            <w:r>
+              <w:rPr>
+                <w:rFonts w:ascii="Helvetica" w:hAnsi="Helvetica" w:eastAsia="Helvetica" w:cs="Helvetica"/>
+                <w:i w:val="false"/>
+                <w:b w:val="false"/>
+                <w:u w:val="none"/>
+                <w:strike w:val="false"/>
+                <w:sz w:val="22"/>
+                <w:szCs w:val="22"/>
+                <w:color w:val="000000"/>
+              </w:rPr>
+              <w:t xml:space="preserve">(101–110)</w:t>
+            </w:r>
+          </w:p>
+        </w:tc>
+        <w:tc>
+          <w:tcPr>
+            <w:tcBorders>
+              <w:bottom w:val="single" w:sz="4" w:space="0" w:color="000000"/>
+              <w:top w:val="single" w:sz="4" w:space="0" w:color="000000"/>
+              <w:left w:val="none" w:sz="0" w:space="0" w:color="000000"/>
+              <w:right w:val="none" w:sz="0" w:space="0" w:color="000000"/>
+            </w:tcBorders>
+            <w:shd w:val="clear" w:color="auto" w:fill="FFFFFF"/>
+            <w:tcMar>
+              <w:top w:w="0" w:type="dxa"/>
+              <w:bottom w:w="0" w:type="dxa"/>
+              <w:left w:w="0" w:type="dxa"/>
+              <w:right w:w="0" w:type="dxa"/>
+            </w:tcMar>
+            <w:vAlign w:val="top"/>
+          </w:tcPr>
+          <w:p>
+            <w:pPr>
+              <w:jc w:val="center"/>
+              <w:pBdr>
+                <w:bottom w:val="none" w:sz="0" w:space="0" w:color="000000"/>
+                <w:top w:val="none" w:sz="0" w:space="0" w:color="000000"/>
+                <w:left w:val="none" w:sz="0" w:space="0" w:color="000000"/>
+                <w:right w:val="none" w:sz="0" w:space="0" w:color="000000"/>
+              </w:pBdr>
+              <w:spacing w:after="100" w:before="100" w:line="240"/>
+              <w:ind w:left="100" w:right="100" w:firstLine="0" w:firstLineChars="0"/>
+              <w:rPr>
+                <w:rFonts w:ascii="Helvetica" w:hAnsi="Helvetica" w:eastAsia="Helvetica" w:cs="Helvetica"/>
+                <w:i w:val="false"/>
+                <w:b w:val="false"/>
+                <w:u w:val="none"/>
+                <w:strike w:val="false"/>
+                <w:sz w:val="22"/>
+                <w:szCs w:val="22"/>
+                <w:color w:val="000000"/>
+              </w:rPr>
+            </w:pPr>
+            <w:r>
+              <w:rPr>
+                <w:rFonts w:ascii="Helvetica" w:hAnsi="Helvetica" w:eastAsia="Helvetica" w:cs="Helvetica"/>
+                <w:i w:val="false"/>
+                <w:b w:val="false"/>
+                <w:u w:val="none"/>
+                <w:strike w:val="false"/>
+                <w:sz w:val="22"/>
+                <w:szCs w:val="22"/>
+                <w:color w:val="000000"/>
+              </w:rPr>
+              <w:t xml:space="preserve">—</w:t>
+            </w:r>
+          </w:p>
+        </w:tc>
+        <w:tc>
+          <w:tcPr>
+            <w:tcBorders>
+              <w:bottom w:val="single" w:sz="4" w:space="0" w:color="000000"/>
+              <w:top w:val="single" w:sz="4" w:space="0" w:color="000000"/>
+              <w:left w:val="none" w:sz="0" w:space="0" w:color="000000"/>
+              <w:right w:val="none" w:sz="0" w:space="0" w:color="000000"/>
+            </w:tcBorders>
+            <w:shd w:val="clear" w:color="auto" w:fill="FFFFFF"/>
+            <w:tcMar>
+              <w:top w:w="0" w:type="dxa"/>
+              <w:bottom w:w="0" w:type="dxa"/>
+              <w:left w:w="0" w:type="dxa"/>
+              <w:right w:w="0" w:type="dxa"/>
+            </w:tcMar>
+            <w:vAlign w:val="top"/>
+          </w:tcPr>
+          <w:p>
+            <w:pPr>
+              <w:jc w:val="center"/>
+              <w:pBdr>
+                <w:bottom w:val="none" w:sz="0" w:space="0" w:color="000000"/>
+                <w:top w:val="none" w:sz="0" w:space="0" w:color="000000"/>
+                <w:left w:val="none" w:sz="0" w:space="0" w:color="000000"/>
+                <w:right w:val="none" w:sz="0" w:space="0" w:color="000000"/>
+              </w:pBdr>
+              <w:spacing w:after="100" w:before="100" w:line="240"/>
+              <w:ind w:left="100" w:right="100" w:firstLine="0" w:firstLineChars="0"/>
+              <w:rPr>
+                <w:rFonts w:ascii="Helvetica" w:hAnsi="Helvetica" w:eastAsia="Helvetica" w:cs="Helvetica"/>
+                <w:i w:val="false"/>
+                <w:b w:val="false"/>
+                <w:u w:val="none"/>
+                <w:strike w:val="false"/>
+                <w:sz w:val="22"/>
+                <w:szCs w:val="22"/>
+                <w:color w:val="000000"/>
+              </w:rPr>
+            </w:pPr>
+            <w:r>
+              <w:rPr>
+                <w:rFonts w:ascii="Helvetica" w:hAnsi="Helvetica" w:eastAsia="Helvetica" w:cs="Helvetica"/>
+                <w:i w:val="false"/>
+                <w:b w:val="false"/>
+                <w:u w:val="none"/>
+                <w:strike w:val="false"/>
+                <w:sz w:val="22"/>
+                <w:szCs w:val="22"/>
+                <w:color w:val="000000"/>
+              </w:rPr>
+              <w:t xml:space="preserve">—</w:t>
+            </w:r>
+          </w:p>
+        </w:tc>
+        <w:tc>
+          <w:tcPr>
+            <w:tcBorders>
+              <w:bottom w:val="single" w:sz="4" w:space="0" w:color="000000"/>
+              <w:top w:val="single" w:sz="4" w:space="0" w:color="000000"/>
+              <w:left w:val="none" w:sz="0" w:space="0" w:color="000000"/>
+              <w:right w:val="none" w:sz="0" w:space="0" w:color="000000"/>
+            </w:tcBorders>
+            <w:shd w:val="clear" w:color="auto" w:fill="FFFFFF"/>
+            <w:tcMar>
+              <w:top w:w="0" w:type="dxa"/>
+              <w:bottom w:w="0" w:type="dxa"/>
+              <w:left w:w="0" w:type="dxa"/>
+              <w:right w:w="0" w:type="dxa"/>
+            </w:tcMar>
+            <w:vAlign w:val="top"/>
+          </w:tcPr>
+          <w:p>
+            <w:pPr>
+              <w:jc w:val="center"/>
+              <w:pBdr>
+                <w:bottom w:val="none" w:sz="0" w:space="0" w:color="000000"/>
+                <w:top w:val="none" w:sz="0" w:space="0" w:color="000000"/>
+                <w:left w:val="none" w:sz="0" w:space="0" w:color="000000"/>
+                <w:right w:val="none" w:sz="0" w:space="0" w:color="000000"/>
+              </w:pBdr>
+              <w:spacing w:after="100" w:before="100" w:line="240"/>
+              <w:ind w:left="100" w:right="100" w:firstLine="0" w:firstLineChars="0"/>
+              <w:rPr>
+                <w:rFonts w:ascii="Helvetica" w:hAnsi="Helvetica" w:eastAsia="Helvetica" w:cs="Helvetica"/>
+                <w:i w:val="false"/>
+                <w:b w:val="false"/>
+                <w:u w:val="none"/>
+                <w:strike w:val="false"/>
+                <w:sz w:val="22"/>
+                <w:szCs w:val="22"/>
+                <w:color w:val="000000"/>
+              </w:rPr>
+            </w:pPr>
+            <w:r>
+              <w:rPr>
+                <w:rFonts w:ascii="Helvetica" w:hAnsi="Helvetica" w:eastAsia="Helvetica" w:cs="Helvetica"/>
+                <w:i w:val="false"/>
+                <w:b w:val="false"/>
+                <w:u w:val="none"/>
+                <w:strike w:val="false"/>
+                <w:sz w:val="22"/>
+                <w:szCs w:val="22"/>
+                <w:color w:val="000000"/>
+              </w:rPr>
+              <w:t xml:space="preserve">—</w:t>
             </w:r>
           </w:p>
         </w:tc>
@@ -2867,7 +6054,2975 @@
         <w:trPr>
           <w:trHeight w:val="786" w:hRule="auto"/>
         </w:trPr>
-        body6
+        body 7
+        <w:tc>
+          <w:tcPr>
+            <w:tcBorders>
+              <w:bottom w:val="single" w:sz="4" w:space="0" w:color="000000"/>
+              <w:top w:val="single" w:sz="4" w:space="0" w:color="000000"/>
+              <w:left w:val="none" w:sz="0" w:space="0" w:color="000000"/>
+              <w:right w:val="none" w:sz="0" w:space="0" w:color="000000"/>
+            </w:tcBorders>
+            <w:shd w:val="clear" w:color="auto" w:fill="FFFFFF"/>
+            <w:tcMar>
+              <w:top w:w="0" w:type="dxa"/>
+              <w:bottom w:w="0" w:type="dxa"/>
+              <w:left w:w="0" w:type="dxa"/>
+              <w:right w:w="0" w:type="dxa"/>
+            </w:tcMar>
+            <w:vAlign w:val="center"/>
+          </w:tcPr>
+          <w:p>
+            <w:pPr>
+              <w:jc w:val="left"/>
+              <w:pBdr>
+                <w:bottom w:val="none" w:sz="0" w:space="0" w:color="000000"/>
+                <w:top w:val="none" w:sz="0" w:space="0" w:color="000000"/>
+                <w:left w:val="none" w:sz="0" w:space="0" w:color="000000"/>
+                <w:right w:val="none" w:sz="0" w:space="0" w:color="000000"/>
+              </w:pBdr>
+              <w:spacing w:after="100" w:before="100" w:line="240"/>
+              <w:ind w:left="100" w:right="100" w:firstLine="0" w:firstLineChars="0"/>
+              <w:rPr>
+                <w:rFonts w:ascii="Helvetica" w:hAnsi="Helvetica" w:eastAsia="Helvetica" w:cs="Helvetica"/>
+                <w:i w:val="false"/>
+                <w:b w:val="false"/>
+                <w:u w:val="none"/>
+                <w:strike w:val="false"/>
+                <w:sz w:val="22"/>
+                <w:szCs w:val="22"/>
+                <w:color w:val="000000"/>
+              </w:rPr>
+            </w:pPr>
+            <w:r>
+              <w:rPr>
+                <w:rFonts w:ascii="Helvetica" w:hAnsi="Helvetica" w:eastAsia="Helvetica" w:cs="Helvetica"/>
+                <w:i w:val="false"/>
+                <w:b w:val="false"/>
+                <w:u w:val="none"/>
+                <w:strike w:val="false"/>
+                <w:sz w:val="22"/>
+                <w:szCs w:val="22"/>
+                <w:color w:val="000000"/>
+              </w:rPr>
+              <w:t xml:space="preserve">PPSV23</w:t>
+            </w:r>
+          </w:p>
+        </w:tc>
+        <w:tc>
+          <w:tcPr>
+            <w:tcBorders>
+              <w:bottom w:val="single" w:sz="4" w:space="0" w:color="000000"/>
+              <w:top w:val="single" w:sz="4" w:space="0" w:color="000000"/>
+              <w:left w:val="none" w:sz="0" w:space="0" w:color="000000"/>
+              <w:right w:val="none" w:sz="0" w:space="0" w:color="000000"/>
+            </w:tcBorders>
+            <w:shd w:val="clear" w:color="auto" w:fill="FFFFFF"/>
+            <w:tcMar>
+              <w:top w:w="0" w:type="dxa"/>
+              <w:bottom w:w="0" w:type="dxa"/>
+              <w:left w:w="0" w:type="dxa"/>
+              <w:right w:w="0" w:type="dxa"/>
+            </w:tcMar>
+            <w:vAlign w:val="top"/>
+          </w:tcPr>
+          <w:p>
+            <w:pPr>
+              <w:jc w:val="center"/>
+              <w:pBdr>
+                <w:bottom w:val="none" w:sz="0" w:space="0" w:color="000000"/>
+                <w:top w:val="none" w:sz="0" w:space="0" w:color="000000"/>
+                <w:left w:val="none" w:sz="0" w:space="0" w:color="000000"/>
+                <w:right w:val="none" w:sz="0" w:space="0" w:color="000000"/>
+              </w:pBdr>
+              <w:spacing w:after="100" w:before="100" w:line="240"/>
+              <w:ind w:left="100" w:right="100" w:firstLine="0" w:firstLineChars="0"/>
+              <w:rPr>
+                <w:rFonts w:ascii="Helvetica" w:hAnsi="Helvetica" w:eastAsia="Helvetica" w:cs="Helvetica"/>
+                <w:i w:val="false"/>
+                <w:b w:val="false"/>
+                <w:u w:val="none"/>
+                <w:strike w:val="false"/>
+                <w:sz w:val="22"/>
+                <w:szCs w:val="22"/>
+                <w:color w:val="000000"/>
+              </w:rPr>
+            </w:pPr>
+            <w:r>
+              <w:rPr>
+                <w:rFonts w:ascii="Helvetica" w:hAnsi="Helvetica" w:eastAsia="Helvetica" w:cs="Helvetica"/>
+                <w:i w:val="false"/>
+                <w:b w:val="false"/>
+                <w:u w:val="none"/>
+                <w:strike w:val="false"/>
+                <w:sz w:val="22"/>
+                <w:szCs w:val="22"/>
+                <w:color w:val="000000"/>
+              </w:rPr>
+              <w:t xml:space="preserve">1,517,236</w:t>
+            </w:r>
+            <w:r>
+              <w:rPr>
+                <w:rFonts w:ascii="Helvetica" w:hAnsi="Helvetica" w:eastAsia="Helvetica" w:cs="Helvetica"/>
+                <w:i w:val="false"/>
+                <w:b w:val="false"/>
+                <w:u w:val="none"/>
+                <w:strike w:val="false"/>
+                <w:sz w:val="22"/>
+                <w:szCs w:val="22"/>
+                <w:color w:val="000000"/>
+              </w:rPr>
+              <w:br/>
+            </w:r>
+            <w:r>
+              <w:rPr>
+                <w:rFonts w:ascii="Helvetica" w:hAnsi="Helvetica" w:eastAsia="Helvetica" w:cs="Helvetica"/>
+                <w:i w:val="false"/>
+                <w:b w:val="false"/>
+                <w:u w:val="none"/>
+                <w:strike w:val="false"/>
+                <w:sz w:val="22"/>
+                <w:szCs w:val="22"/>
+                <w:color w:val="000000"/>
+              </w:rPr>
+              <w:t xml:space="preserve">(1,482,283–1,555,669)</w:t>
+            </w:r>
+          </w:p>
+        </w:tc>
+        <w:tc>
+          <w:tcPr>
+            <w:tcBorders>
+              <w:bottom w:val="single" w:sz="4" w:space="0" w:color="000000"/>
+              <w:top w:val="single" w:sz="4" w:space="0" w:color="000000"/>
+              <w:left w:val="none" w:sz="0" w:space="0" w:color="000000"/>
+              <w:right w:val="none" w:sz="0" w:space="0" w:color="000000"/>
+            </w:tcBorders>
+            <w:shd w:val="clear" w:color="auto" w:fill="FFFFFF"/>
+            <w:tcMar>
+              <w:top w:w="0" w:type="dxa"/>
+              <w:bottom w:w="0" w:type="dxa"/>
+              <w:left w:w="0" w:type="dxa"/>
+              <w:right w:w="0" w:type="dxa"/>
+            </w:tcMar>
+            <w:vAlign w:val="top"/>
+          </w:tcPr>
+          <w:p>
+            <w:pPr>
+              <w:jc w:val="center"/>
+              <w:pBdr>
+                <w:bottom w:val="none" w:sz="0" w:space="0" w:color="000000"/>
+                <w:top w:val="none" w:sz="0" w:space="0" w:color="000000"/>
+                <w:left w:val="none" w:sz="0" w:space="0" w:color="000000"/>
+                <w:right w:val="none" w:sz="0" w:space="0" w:color="000000"/>
+              </w:pBdr>
+              <w:spacing w:after="100" w:before="100" w:line="240"/>
+              <w:ind w:left="100" w:right="100" w:firstLine="0" w:firstLineChars="0"/>
+              <w:rPr>
+                <w:rFonts w:ascii="Helvetica" w:hAnsi="Helvetica" w:eastAsia="Helvetica" w:cs="Helvetica"/>
+                <w:i w:val="false"/>
+                <w:b w:val="false"/>
+                <w:u w:val="none"/>
+                <w:strike w:val="false"/>
+                <w:sz w:val="22"/>
+                <w:szCs w:val="22"/>
+                <w:color w:val="000000"/>
+              </w:rPr>
+            </w:pPr>
+            <w:r>
+              <w:rPr>
+                <w:rFonts w:ascii="Helvetica" w:hAnsi="Helvetica" w:eastAsia="Helvetica" w:cs="Helvetica"/>
+                <w:i w:val="false"/>
+                <w:b w:val="false"/>
+                <w:u w:val="none"/>
+                <w:strike w:val="false"/>
+                <w:sz w:val="22"/>
+                <w:szCs w:val="22"/>
+                <w:color w:val="000000"/>
+              </w:rPr>
+              <w:t xml:space="preserve">1,370</w:t>
+            </w:r>
+            <w:r>
+              <w:rPr>
+                <w:rFonts w:ascii="Helvetica" w:hAnsi="Helvetica" w:eastAsia="Helvetica" w:cs="Helvetica"/>
+                <w:i w:val="false"/>
+                <w:b w:val="false"/>
+                <w:u w:val="none"/>
+                <w:strike w:val="false"/>
+                <w:sz w:val="22"/>
+                <w:szCs w:val="22"/>
+                <w:color w:val="000000"/>
+              </w:rPr>
+              <w:br/>
+            </w:r>
+            <w:r>
+              <w:rPr>
+                <w:rFonts w:ascii="Helvetica" w:hAnsi="Helvetica" w:eastAsia="Helvetica" w:cs="Helvetica"/>
+                <w:i w:val="false"/>
+                <w:b w:val="false"/>
+                <w:u w:val="none"/>
+                <w:strike w:val="false"/>
+                <w:sz w:val="22"/>
+                <w:szCs w:val="22"/>
+                <w:color w:val="000000"/>
+              </w:rPr>
+              <w:t xml:space="preserve">(1,308–1,445)</w:t>
+            </w:r>
+          </w:p>
+        </w:tc>
+        <w:tc>
+          <w:tcPr>
+            <w:tcBorders>
+              <w:bottom w:val="single" w:sz="4" w:space="0" w:color="000000"/>
+              <w:top w:val="single" w:sz="4" w:space="0" w:color="000000"/>
+              <w:left w:val="none" w:sz="0" w:space="0" w:color="000000"/>
+              <w:right w:val="none" w:sz="0" w:space="0" w:color="000000"/>
+            </w:tcBorders>
+            <w:shd w:val="clear" w:color="auto" w:fill="FFFFFF"/>
+            <w:tcMar>
+              <w:top w:w="0" w:type="dxa"/>
+              <w:bottom w:w="0" w:type="dxa"/>
+              <w:left w:w="0" w:type="dxa"/>
+              <w:right w:w="0" w:type="dxa"/>
+            </w:tcMar>
+            <w:vAlign w:val="top"/>
+          </w:tcPr>
+          <w:p>
+            <w:pPr>
+              <w:jc w:val="center"/>
+              <w:pBdr>
+                <w:bottom w:val="none" w:sz="0" w:space="0" w:color="000000"/>
+                <w:top w:val="none" w:sz="0" w:space="0" w:color="000000"/>
+                <w:left w:val="none" w:sz="0" w:space="0" w:color="000000"/>
+                <w:right w:val="none" w:sz="0" w:space="0" w:color="000000"/>
+              </w:pBdr>
+              <w:spacing w:after="100" w:before="100" w:line="240"/>
+              <w:ind w:left="100" w:right="100" w:firstLine="0" w:firstLineChars="0"/>
+              <w:rPr>
+                <w:rFonts w:ascii="Helvetica" w:hAnsi="Helvetica" w:eastAsia="Helvetica" w:cs="Helvetica"/>
+                <w:i w:val="false"/>
+                <w:b w:val="false"/>
+                <w:u w:val="none"/>
+                <w:strike w:val="false"/>
+                <w:sz w:val="22"/>
+                <w:szCs w:val="22"/>
+                <w:color w:val="000000"/>
+              </w:rPr>
+            </w:pPr>
+            <w:r>
+              <w:rPr>
+                <w:rFonts w:ascii="Helvetica" w:hAnsi="Helvetica" w:eastAsia="Helvetica" w:cs="Helvetica"/>
+                <w:i w:val="false"/>
+                <w:b w:val="false"/>
+                <w:u w:val="none"/>
+                <w:strike w:val="false"/>
+                <w:sz w:val="22"/>
+                <w:szCs w:val="22"/>
+                <w:color w:val="000000"/>
+              </w:rPr>
+              <w:t xml:space="preserve">125,298</w:t>
+            </w:r>
+            <w:r>
+              <w:rPr>
+                <w:rFonts w:ascii="Helvetica" w:hAnsi="Helvetica" w:eastAsia="Helvetica" w:cs="Helvetica"/>
+                <w:i w:val="false"/>
+                <w:b w:val="false"/>
+                <w:u w:val="none"/>
+                <w:strike w:val="false"/>
+                <w:sz w:val="22"/>
+                <w:szCs w:val="22"/>
+                <w:color w:val="000000"/>
+              </w:rPr>
+              <w:br/>
+            </w:r>
+            <w:r>
+              <w:rPr>
+                <w:rFonts w:ascii="Helvetica" w:hAnsi="Helvetica" w:eastAsia="Helvetica" w:cs="Helvetica"/>
+                <w:i w:val="false"/>
+                <w:b w:val="false"/>
+                <w:u w:val="none"/>
+                <w:strike w:val="false"/>
+                <w:sz w:val="22"/>
+                <w:szCs w:val="22"/>
+                <w:color w:val="000000"/>
+              </w:rPr>
+              <w:t xml:space="preserve">(121,060–129,554)</w:t>
+            </w:r>
+          </w:p>
+        </w:tc>
+        <w:tc>
+          <w:tcPr>
+            <w:tcBorders>
+              <w:bottom w:val="single" w:sz="4" w:space="0" w:color="000000"/>
+              <w:top w:val="single" w:sz="4" w:space="0" w:color="000000"/>
+              <w:left w:val="none" w:sz="0" w:space="0" w:color="000000"/>
+              <w:right w:val="none" w:sz="0" w:space="0" w:color="000000"/>
+            </w:tcBorders>
+            <w:shd w:val="clear" w:color="auto" w:fill="FFFFFF"/>
+            <w:tcMar>
+              <w:top w:w="0" w:type="dxa"/>
+              <w:bottom w:w="0" w:type="dxa"/>
+              <w:left w:w="0" w:type="dxa"/>
+              <w:right w:w="0" w:type="dxa"/>
+            </w:tcMar>
+            <w:vAlign w:val="top"/>
+          </w:tcPr>
+          <w:p>
+            <w:pPr>
+              <w:jc w:val="center"/>
+              <w:pBdr>
+                <w:bottom w:val="none" w:sz="0" w:space="0" w:color="000000"/>
+                <w:top w:val="none" w:sz="0" w:space="0" w:color="000000"/>
+                <w:left w:val="none" w:sz="0" w:space="0" w:color="000000"/>
+                <w:right w:val="none" w:sz="0" w:space="0" w:color="000000"/>
+              </w:pBdr>
+              <w:spacing w:after="100" w:before="100" w:line="240"/>
+              <w:ind w:left="100" w:right="100" w:firstLine="0" w:firstLineChars="0"/>
+              <w:rPr>
+                <w:rFonts w:ascii="Helvetica" w:hAnsi="Helvetica" w:eastAsia="Helvetica" w:cs="Helvetica"/>
+                <w:i w:val="false"/>
+                <w:b w:val="false"/>
+                <w:u w:val="none"/>
+                <w:strike w:val="false"/>
+                <w:sz w:val="22"/>
+                <w:szCs w:val="22"/>
+                <w:color w:val="000000"/>
+              </w:rPr>
+            </w:pPr>
+            <w:r>
+              <w:rPr>
+                <w:rFonts w:ascii="Helvetica" w:hAnsi="Helvetica" w:eastAsia="Helvetica" w:cs="Helvetica"/>
+                <w:i w:val="false"/>
+                <w:b w:val="false"/>
+                <w:u w:val="none"/>
+                <w:strike w:val="false"/>
+                <w:sz w:val="22"/>
+                <w:szCs w:val="22"/>
+                <w:color w:val="000000"/>
+              </w:rPr>
+              <w:t xml:space="preserve">293</w:t>
+            </w:r>
+            <w:r>
+              <w:rPr>
+                <w:rFonts w:ascii="Helvetica" w:hAnsi="Helvetica" w:eastAsia="Helvetica" w:cs="Helvetica"/>
+                <w:i w:val="false"/>
+                <w:b w:val="false"/>
+                <w:u w:val="none"/>
+                <w:strike w:val="false"/>
+                <w:sz w:val="22"/>
+                <w:szCs w:val="22"/>
+                <w:color w:val="000000"/>
+              </w:rPr>
+              <w:br/>
+            </w:r>
+            <w:r>
+              <w:rPr>
+                <w:rFonts w:ascii="Helvetica" w:hAnsi="Helvetica" w:eastAsia="Helvetica" w:cs="Helvetica"/>
+                <w:i w:val="false"/>
+                <w:b w:val="false"/>
+                <w:u w:val="none"/>
+                <w:strike w:val="false"/>
+                <w:sz w:val="22"/>
+                <w:szCs w:val="22"/>
+                <w:color w:val="000000"/>
+              </w:rPr>
+              <w:t xml:space="preserve">(279–307)</w:t>
+            </w:r>
+          </w:p>
+        </w:tc>
+        <w:tc>
+          <w:tcPr>
+            <w:tcBorders>
+              <w:bottom w:val="single" w:sz="4" w:space="0" w:color="000000"/>
+              <w:top w:val="single" w:sz="4" w:space="0" w:color="000000"/>
+              <w:left w:val="none" w:sz="0" w:space="0" w:color="000000"/>
+              <w:right w:val="none" w:sz="0" w:space="0" w:color="000000"/>
+            </w:tcBorders>
+            <w:shd w:val="clear" w:color="auto" w:fill="FFFFFF"/>
+            <w:tcMar>
+              <w:top w:w="0" w:type="dxa"/>
+              <w:bottom w:w="0" w:type="dxa"/>
+              <w:left w:w="0" w:type="dxa"/>
+              <w:right w:w="0" w:type="dxa"/>
+            </w:tcMar>
+            <w:vAlign w:val="top"/>
+          </w:tcPr>
+          <w:p>
+            <w:pPr>
+              <w:jc w:val="center"/>
+              <w:pBdr>
+                <w:bottom w:val="none" w:sz="0" w:space="0" w:color="000000"/>
+                <w:top w:val="none" w:sz="0" w:space="0" w:color="000000"/>
+                <w:left w:val="none" w:sz="0" w:space="0" w:color="000000"/>
+                <w:right w:val="none" w:sz="0" w:space="0" w:color="000000"/>
+              </w:pBdr>
+              <w:spacing w:after="100" w:before="100" w:line="240"/>
+              <w:ind w:left="100" w:right="100" w:firstLine="0" w:firstLineChars="0"/>
+              <w:rPr>
+                <w:rFonts w:ascii="Helvetica" w:hAnsi="Helvetica" w:eastAsia="Helvetica" w:cs="Helvetica"/>
+                <w:i w:val="false"/>
+                <w:b w:val="false"/>
+                <w:u w:val="none"/>
+                <w:strike w:val="false"/>
+                <w:sz w:val="22"/>
+                <w:szCs w:val="22"/>
+                <w:color w:val="000000"/>
+              </w:rPr>
+            </w:pPr>
+            <w:r>
+              <w:rPr>
+                <w:rFonts w:ascii="Helvetica" w:hAnsi="Helvetica" w:eastAsia="Helvetica" w:cs="Helvetica"/>
+                <w:i w:val="false"/>
+                <w:b w:val="false"/>
+                <w:u w:val="none"/>
+                <w:strike w:val="false"/>
+                <w:sz w:val="22"/>
+                <w:szCs w:val="22"/>
+                <w:color w:val="000000"/>
+              </w:rPr>
+              <w:t xml:space="preserve">756,821</w:t>
+            </w:r>
+            <w:r>
+              <w:rPr>
+                <w:rFonts w:ascii="Helvetica" w:hAnsi="Helvetica" w:eastAsia="Helvetica" w:cs="Helvetica"/>
+                <w:i w:val="false"/>
+                <w:b w:val="false"/>
+                <w:u w:val="none"/>
+                <w:strike w:val="false"/>
+                <w:sz w:val="22"/>
+                <w:szCs w:val="22"/>
+                <w:color w:val="000000"/>
+              </w:rPr>
+              <w:br/>
+            </w:r>
+            <w:r>
+              <w:rPr>
+                <w:rFonts w:ascii="Helvetica" w:hAnsi="Helvetica" w:eastAsia="Helvetica" w:cs="Helvetica"/>
+                <w:i w:val="false"/>
+                <w:b w:val="false"/>
+                <w:u w:val="none"/>
+                <w:strike w:val="false"/>
+                <w:sz w:val="22"/>
+                <w:szCs w:val="22"/>
+                <w:color w:val="000000"/>
+              </w:rPr>
+              <w:t xml:space="preserve">(712,825–804,258)</w:t>
+            </w:r>
+          </w:p>
+        </w:tc>
+        <w:tc>
+          <w:tcPr>
+            <w:tcBorders>
+              <w:bottom w:val="single" w:sz="4" w:space="0" w:color="000000"/>
+              <w:top w:val="single" w:sz="4" w:space="0" w:color="000000"/>
+              <w:left w:val="none" w:sz="0" w:space="0" w:color="000000"/>
+              <w:right w:val="none" w:sz="0" w:space="0" w:color="000000"/>
+            </w:tcBorders>
+            <w:shd w:val="clear" w:color="auto" w:fill="FFFFFF"/>
+            <w:tcMar>
+              <w:top w:w="0" w:type="dxa"/>
+              <w:bottom w:w="0" w:type="dxa"/>
+              <w:left w:w="0" w:type="dxa"/>
+              <w:right w:w="0" w:type="dxa"/>
+            </w:tcMar>
+            <w:vAlign w:val="top"/>
+          </w:tcPr>
+          <w:p>
+            <w:pPr>
+              <w:jc w:val="center"/>
+              <w:pBdr>
+                <w:bottom w:val="none" w:sz="0" w:space="0" w:color="000000"/>
+                <w:top w:val="none" w:sz="0" w:space="0" w:color="000000"/>
+                <w:left w:val="none" w:sz="0" w:space="0" w:color="000000"/>
+                <w:right w:val="none" w:sz="0" w:space="0" w:color="000000"/>
+              </w:pBdr>
+              <w:spacing w:after="100" w:before="100" w:line="240"/>
+              <w:ind w:left="100" w:right="100" w:firstLine="0" w:firstLineChars="0"/>
+              <w:rPr>
+                <w:rFonts w:ascii="Helvetica" w:hAnsi="Helvetica" w:eastAsia="Helvetica" w:cs="Helvetica"/>
+                <w:i w:val="false"/>
+                <w:b w:val="false"/>
+                <w:u w:val="none"/>
+                <w:strike w:val="false"/>
+                <w:sz w:val="22"/>
+                <w:szCs w:val="22"/>
+                <w:color w:val="000000"/>
+              </w:rPr>
+            </w:pPr>
+            <w:r>
+              <w:rPr>
+                <w:rFonts w:ascii="Helvetica" w:hAnsi="Helvetica" w:eastAsia="Helvetica" w:cs="Helvetica"/>
+                <w:i w:val="false"/>
+                <w:b w:val="false"/>
+                <w:u w:val="none"/>
+                <w:strike w:val="false"/>
+                <w:sz w:val="22"/>
+                <w:szCs w:val="22"/>
+                <w:color w:val="000000"/>
+              </w:rPr>
+              <w:t xml:space="preserve">251</w:t>
+            </w:r>
+            <w:r>
+              <w:rPr>
+                <w:rFonts w:ascii="Helvetica" w:hAnsi="Helvetica" w:eastAsia="Helvetica" w:cs="Helvetica"/>
+                <w:i w:val="false"/>
+                <w:b w:val="false"/>
+                <w:u w:val="none"/>
+                <w:strike w:val="false"/>
+                <w:sz w:val="22"/>
+                <w:szCs w:val="22"/>
+                <w:color w:val="000000"/>
+              </w:rPr>
+              <w:br/>
+            </w:r>
+            <w:r>
+              <w:rPr>
+                <w:rFonts w:ascii="Helvetica" w:hAnsi="Helvetica" w:eastAsia="Helvetica" w:cs="Helvetica"/>
+                <w:i w:val="false"/>
+                <w:b w:val="false"/>
+                <w:u w:val="none"/>
+                <w:strike w:val="false"/>
+                <w:sz w:val="22"/>
+                <w:szCs w:val="22"/>
+                <w:color w:val="000000"/>
+              </w:rPr>
+              <w:t xml:space="preserve">(236–266)</w:t>
+            </w:r>
+          </w:p>
+        </w:tc>
+        <w:tc>
+          <w:tcPr>
+            <w:tcBorders>
+              <w:bottom w:val="single" w:sz="4" w:space="0" w:color="000000"/>
+              <w:top w:val="single" w:sz="4" w:space="0" w:color="000000"/>
+              <w:left w:val="none" w:sz="0" w:space="0" w:color="000000"/>
+              <w:right w:val="none" w:sz="0" w:space="0" w:color="000000"/>
+            </w:tcBorders>
+            <w:shd w:val="clear" w:color="auto" w:fill="FFFFFF"/>
+            <w:tcMar>
+              <w:top w:w="0" w:type="dxa"/>
+              <w:bottom w:w="0" w:type="dxa"/>
+              <w:left w:w="0" w:type="dxa"/>
+              <w:right w:w="0" w:type="dxa"/>
+            </w:tcMar>
+            <w:vAlign w:val="top"/>
+          </w:tcPr>
+          <w:p>
+            <w:pPr>
+              <w:jc w:val="center"/>
+              <w:pBdr>
+                <w:bottom w:val="none" w:sz="0" w:space="0" w:color="000000"/>
+                <w:top w:val="none" w:sz="0" w:space="0" w:color="000000"/>
+                <w:left w:val="none" w:sz="0" w:space="0" w:color="000000"/>
+                <w:right w:val="none" w:sz="0" w:space="0" w:color="000000"/>
+              </w:pBdr>
+              <w:spacing w:after="100" w:before="100" w:line="240"/>
+              <w:ind w:left="100" w:right="100" w:firstLine="0" w:firstLineChars="0"/>
+              <w:rPr>
+                <w:rFonts w:ascii="Helvetica" w:hAnsi="Helvetica" w:eastAsia="Helvetica" w:cs="Helvetica"/>
+                <w:i w:val="false"/>
+                <w:b w:val="false"/>
+                <w:u w:val="none"/>
+                <w:strike w:val="false"/>
+                <w:sz w:val="22"/>
+                <w:szCs w:val="22"/>
+                <w:color w:val="000000"/>
+              </w:rPr>
+            </w:pPr>
+            <w:r>
+              <w:rPr>
+                <w:rFonts w:ascii="Helvetica" w:hAnsi="Helvetica" w:eastAsia="Helvetica" w:cs="Helvetica"/>
+                <w:i w:val="false"/>
+                <w:b w:val="false"/>
+                <w:u w:val="none"/>
+                <w:strike w:val="false"/>
+                <w:sz w:val="22"/>
+                <w:szCs w:val="22"/>
+                <w:color w:val="000000"/>
+              </w:rPr>
+              <w:t xml:space="preserve">803</w:t>
+            </w:r>
+            <w:r>
+              <w:rPr>
+                <w:rFonts w:ascii="Helvetica" w:hAnsi="Helvetica" w:eastAsia="Helvetica" w:cs="Helvetica"/>
+                <w:i w:val="false"/>
+                <w:b w:val="false"/>
+                <w:u w:val="none"/>
+                <w:strike w:val="false"/>
+                <w:sz w:val="22"/>
+                <w:szCs w:val="22"/>
+                <w:color w:val="000000"/>
+              </w:rPr>
+              <w:br/>
+            </w:r>
+            <w:r>
+              <w:rPr>
+                <w:rFonts w:ascii="Helvetica" w:hAnsi="Helvetica" w:eastAsia="Helvetica" w:cs="Helvetica"/>
+                <w:i w:val="false"/>
+                <w:b w:val="false"/>
+                <w:u w:val="none"/>
+                <w:strike w:val="false"/>
+                <w:sz w:val="22"/>
+                <w:szCs w:val="22"/>
+                <w:color w:val="000000"/>
+              </w:rPr>
+              <w:t xml:space="preserve">(745–857)</w:t>
+            </w:r>
+          </w:p>
+        </w:tc>
+        <w:tc>
+          <w:tcPr>
+            <w:tcBorders>
+              <w:bottom w:val="single" w:sz="4" w:space="0" w:color="000000"/>
+              <w:top w:val="single" w:sz="4" w:space="0" w:color="000000"/>
+              <w:left w:val="none" w:sz="0" w:space="0" w:color="000000"/>
+              <w:right w:val="none" w:sz="0" w:space="0" w:color="000000"/>
+            </w:tcBorders>
+            <w:shd w:val="clear" w:color="auto" w:fill="FFFFFF"/>
+            <w:tcMar>
+              <w:top w:w="0" w:type="dxa"/>
+              <w:bottom w:w="0" w:type="dxa"/>
+              <w:left w:w="0" w:type="dxa"/>
+              <w:right w:w="0" w:type="dxa"/>
+            </w:tcMar>
+            <w:vAlign w:val="top"/>
+          </w:tcPr>
+          <w:p>
+            <w:pPr>
+              <w:jc w:val="center"/>
+              <w:pBdr>
+                <w:bottom w:val="none" w:sz="0" w:space="0" w:color="000000"/>
+                <w:top w:val="none" w:sz="0" w:space="0" w:color="000000"/>
+                <w:left w:val="none" w:sz="0" w:space="0" w:color="000000"/>
+                <w:right w:val="none" w:sz="0" w:space="0" w:color="000000"/>
+              </w:pBdr>
+              <w:spacing w:after="100" w:before="100" w:line="240"/>
+              <w:ind w:left="100" w:right="100" w:firstLine="0" w:firstLineChars="0"/>
+              <w:rPr>
+                <w:rFonts w:ascii="Helvetica" w:hAnsi="Helvetica" w:eastAsia="Helvetica" w:cs="Helvetica"/>
+                <w:i w:val="false"/>
+                <w:b w:val="false"/>
+                <w:u w:val="none"/>
+                <w:strike w:val="false"/>
+                <w:sz w:val="22"/>
+                <w:szCs w:val="22"/>
+                <w:color w:val="000000"/>
+              </w:rPr>
+            </w:pPr>
+            <w:r>
+              <w:rPr>
+                <w:rFonts w:ascii="Helvetica" w:hAnsi="Helvetica" w:eastAsia="Helvetica" w:cs="Helvetica"/>
+                <w:i w:val="false"/>
+                <w:b w:val="false"/>
+                <w:u w:val="none"/>
+                <w:strike w:val="false"/>
+                <w:sz w:val="22"/>
+                <w:szCs w:val="22"/>
+                <w:color w:val="000000"/>
+              </w:rPr>
+              <w:t xml:space="preserve">97.20</w:t>
+            </w:r>
+            <w:r>
+              <w:rPr>
+                <w:rFonts w:ascii="Helvetica" w:hAnsi="Helvetica" w:eastAsia="Helvetica" w:cs="Helvetica"/>
+                <w:i w:val="false"/>
+                <w:b w:val="false"/>
+                <w:u w:val="none"/>
+                <w:strike w:val="false"/>
+                <w:sz w:val="22"/>
+                <w:szCs w:val="22"/>
+                <w:color w:val="000000"/>
+              </w:rPr>
+              <w:br/>
+            </w:r>
+            <w:r>
+              <w:rPr>
+                <w:rFonts w:ascii="Helvetica" w:hAnsi="Helvetica" w:eastAsia="Helvetica" w:cs="Helvetica"/>
+                <w:i w:val="false"/>
+                <w:b w:val="false"/>
+                <w:u w:val="none"/>
+                <w:strike w:val="false"/>
+                <w:sz w:val="22"/>
+                <w:szCs w:val="22"/>
+                <w:color w:val="000000"/>
+              </w:rPr>
+              <w:t xml:space="preserve">(95.98–98.06)</w:t>
+            </w:r>
+          </w:p>
+        </w:tc>
+        <w:tc>
+          <w:tcPr>
+            <w:tcBorders>
+              <w:bottom w:val="single" w:sz="4" w:space="0" w:color="000000"/>
+              <w:top w:val="single" w:sz="4" w:space="0" w:color="000000"/>
+              <w:left w:val="none" w:sz="0" w:space="0" w:color="000000"/>
+              <w:right w:val="none" w:sz="0" w:space="0" w:color="000000"/>
+            </w:tcBorders>
+            <w:shd w:val="clear" w:color="auto" w:fill="FFFFFF"/>
+            <w:tcMar>
+              <w:top w:w="0" w:type="dxa"/>
+              <w:bottom w:w="0" w:type="dxa"/>
+              <w:left w:w="0" w:type="dxa"/>
+              <w:right w:w="0" w:type="dxa"/>
+            </w:tcMar>
+            <w:vAlign w:val="top"/>
+          </w:tcPr>
+          <w:p>
+            <w:pPr>
+              <w:jc w:val="center"/>
+              <w:pBdr>
+                <w:bottom w:val="none" w:sz="0" w:space="0" w:color="000000"/>
+                <w:top w:val="none" w:sz="0" w:space="0" w:color="000000"/>
+                <w:left w:val="none" w:sz="0" w:space="0" w:color="000000"/>
+                <w:right w:val="none" w:sz="0" w:space="0" w:color="000000"/>
+              </w:pBdr>
+              <w:spacing w:after="100" w:before="100" w:line="240"/>
+              <w:ind w:left="100" w:right="100" w:firstLine="0" w:firstLineChars="0"/>
+              <w:rPr>
+                <w:rFonts w:ascii="Helvetica" w:hAnsi="Helvetica" w:eastAsia="Helvetica" w:cs="Helvetica"/>
+                <w:i w:val="false"/>
+                <w:b w:val="false"/>
+                <w:u w:val="none"/>
+                <w:strike w:val="false"/>
+                <w:sz w:val="22"/>
+                <w:szCs w:val="22"/>
+                <w:color w:val="000000"/>
+              </w:rPr>
+            </w:pPr>
+            <w:r>
+              <w:rPr>
+                <w:rFonts w:ascii="Helvetica" w:hAnsi="Helvetica" w:eastAsia="Helvetica" w:cs="Helvetica"/>
+                <w:i w:val="false"/>
+                <w:b w:val="false"/>
+                <w:u w:val="none"/>
+                <w:strike w:val="false"/>
+                <w:sz w:val="22"/>
+                <w:szCs w:val="22"/>
+                <w:color w:val="000000"/>
+              </w:rPr>
+              <w:t xml:space="preserve">34,807</w:t>
+            </w:r>
+            <w:r>
+              <w:rPr>
+                <w:rFonts w:ascii="Helvetica" w:hAnsi="Helvetica" w:eastAsia="Helvetica" w:cs="Helvetica"/>
+                <w:i w:val="false"/>
+                <w:b w:val="false"/>
+                <w:u w:val="none"/>
+                <w:strike w:val="false"/>
+                <w:sz w:val="22"/>
+                <w:szCs w:val="22"/>
+                <w:color w:val="000000"/>
+              </w:rPr>
+              <w:br/>
+            </w:r>
+            <w:r>
+              <w:rPr>
+                <w:rFonts w:ascii="Helvetica" w:hAnsi="Helvetica" w:eastAsia="Helvetica" w:cs="Helvetica"/>
+                <w:i w:val="false"/>
+                <w:b w:val="false"/>
+                <w:u w:val="none"/>
+                <w:strike w:val="false"/>
+                <w:sz w:val="22"/>
+                <w:szCs w:val="22"/>
+                <w:color w:val="000000"/>
+              </w:rPr>
+              <w:t xml:space="preserve">(33,679–35,889)</w:t>
+            </w:r>
+          </w:p>
+        </w:tc>
+        <w:tc>
+          <w:tcPr>
+            <w:tcBorders>
+              <w:bottom w:val="single" w:sz="4" w:space="0" w:color="000000"/>
+              <w:top w:val="single" w:sz="4" w:space="0" w:color="000000"/>
+              <w:left w:val="none" w:sz="0" w:space="0" w:color="000000"/>
+              <w:right w:val="none" w:sz="0" w:space="0" w:color="000000"/>
+            </w:tcBorders>
+            <w:shd w:val="clear" w:color="auto" w:fill="FFFFFF"/>
+            <w:tcMar>
+              <w:top w:w="0" w:type="dxa"/>
+              <w:bottom w:w="0" w:type="dxa"/>
+              <w:left w:w="0" w:type="dxa"/>
+              <w:right w:w="0" w:type="dxa"/>
+            </w:tcMar>
+            <w:vAlign w:val="top"/>
+          </w:tcPr>
+          <w:p>
+            <w:pPr>
+              <w:jc w:val="center"/>
+              <w:pBdr>
+                <w:bottom w:val="none" w:sz="0" w:space="0" w:color="000000"/>
+                <w:top w:val="none" w:sz="0" w:space="0" w:color="000000"/>
+                <w:left w:val="none" w:sz="0" w:space="0" w:color="000000"/>
+                <w:right w:val="none" w:sz="0" w:space="0" w:color="000000"/>
+              </w:pBdr>
+              <w:spacing w:after="100" w:before="100" w:line="240"/>
+              <w:ind w:left="100" w:right="100" w:firstLine="0" w:firstLineChars="0"/>
+              <w:rPr>
+                <w:rFonts w:ascii="Helvetica" w:hAnsi="Helvetica" w:eastAsia="Helvetica" w:cs="Helvetica"/>
+                <w:i w:val="false"/>
+                <w:b w:val="false"/>
+                <w:u w:val="none"/>
+                <w:strike w:val="false"/>
+                <w:sz w:val="22"/>
+                <w:szCs w:val="22"/>
+                <w:color w:val="000000"/>
+              </w:rPr>
+            </w:pPr>
+            <w:r>
+              <w:rPr>
+                <w:rFonts w:ascii="Helvetica" w:hAnsi="Helvetica" w:eastAsia="Helvetica" w:cs="Helvetica"/>
+                <w:i w:val="false"/>
+                <w:b w:val="false"/>
+                <w:u w:val="none"/>
+                <w:strike w:val="false"/>
+                <w:sz w:val="22"/>
+                <w:szCs w:val="22"/>
+                <w:color w:val="000000"/>
+              </w:rPr>
+              <w:t xml:space="preserve">5,574</w:t>
+            </w:r>
+            <w:r>
+              <w:rPr>
+                <w:rFonts w:ascii="Helvetica" w:hAnsi="Helvetica" w:eastAsia="Helvetica" w:cs="Helvetica"/>
+                <w:i w:val="false"/>
+                <w:b w:val="false"/>
+                <w:u w:val="none"/>
+                <w:strike w:val="false"/>
+                <w:sz w:val="22"/>
+                <w:szCs w:val="22"/>
+                <w:color w:val="000000"/>
+              </w:rPr>
+              <w:br/>
+            </w:r>
+            <w:r>
+              <w:rPr>
+                <w:rFonts w:ascii="Helvetica" w:hAnsi="Helvetica" w:eastAsia="Helvetica" w:cs="Helvetica"/>
+                <w:i w:val="false"/>
+                <w:b w:val="false"/>
+                <w:u w:val="none"/>
+                <w:strike w:val="false"/>
+                <w:sz w:val="22"/>
+                <w:szCs w:val="22"/>
+                <w:color w:val="000000"/>
+              </w:rPr>
+              <w:t xml:space="preserve">(5,403–5,778)</w:t>
+            </w:r>
+          </w:p>
+        </w:tc>
+        <w:tc>
+          <w:tcPr>
+            <w:tcBorders>
+              <w:bottom w:val="single" w:sz="4" w:space="0" w:color="000000"/>
+              <w:top w:val="single" w:sz="4" w:space="0" w:color="000000"/>
+              <w:left w:val="none" w:sz="0" w:space="0" w:color="000000"/>
+              <w:right w:val="none" w:sz="0" w:space="0" w:color="000000"/>
+            </w:tcBorders>
+            <w:shd w:val="clear" w:color="auto" w:fill="FFFFFF"/>
+            <w:tcMar>
+              <w:top w:w="0" w:type="dxa"/>
+              <w:bottom w:w="0" w:type="dxa"/>
+              <w:left w:w="0" w:type="dxa"/>
+              <w:right w:w="0" w:type="dxa"/>
+            </w:tcMar>
+            <w:vAlign w:val="top"/>
+          </w:tcPr>
+          <w:p>
+            <w:pPr>
+              <w:jc w:val="center"/>
+              <w:pBdr>
+                <w:bottom w:val="none" w:sz="0" w:space="0" w:color="000000"/>
+                <w:top w:val="none" w:sz="0" w:space="0" w:color="000000"/>
+                <w:left w:val="none" w:sz="0" w:space="0" w:color="000000"/>
+                <w:right w:val="none" w:sz="0" w:space="0" w:color="000000"/>
+              </w:pBdr>
+              <w:spacing w:after="100" w:before="100" w:line="240"/>
+              <w:ind w:left="100" w:right="100" w:firstLine="0" w:firstLineChars="0"/>
+              <w:rPr>
+                <w:rFonts w:ascii="Helvetica" w:hAnsi="Helvetica" w:eastAsia="Helvetica" w:cs="Helvetica"/>
+                <w:i w:val="false"/>
+                <w:b w:val="false"/>
+                <w:u w:val="none"/>
+                <w:strike w:val="false"/>
+                <w:sz w:val="22"/>
+                <w:szCs w:val="22"/>
+                <w:color w:val="000000"/>
+              </w:rPr>
+            </w:pPr>
+            <w:r>
+              <w:rPr>
+                <w:rFonts w:ascii="Helvetica" w:hAnsi="Helvetica" w:eastAsia="Helvetica" w:cs="Helvetica"/>
+                <w:i w:val="false"/>
+                <w:b w:val="false"/>
+                <w:u w:val="none"/>
+                <w:strike w:val="false"/>
+                <w:sz w:val="22"/>
+                <w:szCs w:val="22"/>
+                <w:color w:val="000000"/>
+              </w:rPr>
+              <w:t xml:space="preserve">87</w:t>
+            </w:r>
+            <w:r>
+              <w:rPr>
+                <w:rFonts w:ascii="Helvetica" w:hAnsi="Helvetica" w:eastAsia="Helvetica" w:cs="Helvetica"/>
+                <w:i w:val="false"/>
+                <w:b w:val="false"/>
+                <w:u w:val="none"/>
+                <w:strike w:val="false"/>
+                <w:sz w:val="22"/>
+                <w:szCs w:val="22"/>
+                <w:color w:val="000000"/>
+              </w:rPr>
+              <w:br/>
+            </w:r>
+            <w:r>
+              <w:rPr>
+                <w:rFonts w:ascii="Helvetica" w:hAnsi="Helvetica" w:eastAsia="Helvetica" w:cs="Helvetica"/>
+                <w:i w:val="false"/>
+                <w:b w:val="false"/>
+                <w:u w:val="none"/>
+                <w:strike w:val="false"/>
+                <w:sz w:val="22"/>
+                <w:szCs w:val="22"/>
+                <w:color w:val="000000"/>
+              </w:rPr>
+              <w:t xml:space="preserve">(83–90)</w:t>
+            </w:r>
+          </w:p>
+        </w:tc>
+        <w:tc>
+          <w:tcPr>
+            <w:tcBorders>
+              <w:bottom w:val="single" w:sz="4" w:space="0" w:color="000000"/>
+              <w:top w:val="single" w:sz="4" w:space="0" w:color="000000"/>
+              <w:left w:val="none" w:sz="0" w:space="0" w:color="000000"/>
+              <w:right w:val="none" w:sz="0" w:space="0" w:color="000000"/>
+            </w:tcBorders>
+            <w:shd w:val="clear" w:color="auto" w:fill="FFFFFF"/>
+            <w:tcMar>
+              <w:top w:w="0" w:type="dxa"/>
+              <w:bottom w:w="0" w:type="dxa"/>
+              <w:left w:w="0" w:type="dxa"/>
+              <w:right w:w="0" w:type="dxa"/>
+            </w:tcMar>
+            <w:vAlign w:val="top"/>
+          </w:tcPr>
+          <w:p>
+            <w:pPr>
+              <w:jc w:val="center"/>
+              <w:pBdr>
+                <w:bottom w:val="none" w:sz="0" w:space="0" w:color="000000"/>
+                <w:top w:val="none" w:sz="0" w:space="0" w:color="000000"/>
+                <w:left w:val="none" w:sz="0" w:space="0" w:color="000000"/>
+                <w:right w:val="none" w:sz="0" w:space="0" w:color="000000"/>
+              </w:pBdr>
+              <w:spacing w:after="100" w:before="100" w:line="240"/>
+              <w:ind w:left="100" w:right="100" w:firstLine="0" w:firstLineChars="0"/>
+              <w:rPr>
+                <w:rFonts w:ascii="Helvetica" w:hAnsi="Helvetica" w:eastAsia="Helvetica" w:cs="Helvetica"/>
+                <w:i w:val="false"/>
+                <w:b w:val="false"/>
+                <w:u w:val="none"/>
+                <w:strike w:val="false"/>
+                <w:sz w:val="22"/>
+                <w:szCs w:val="22"/>
+                <w:color w:val="000000"/>
+              </w:rPr>
+            </w:pPr>
+            <w:r>
+              <w:rPr>
+                <w:rFonts w:ascii="Helvetica" w:hAnsi="Helvetica" w:eastAsia="Helvetica" w:cs="Helvetica"/>
+                <w:i w:val="false"/>
+                <w:b w:val="false"/>
+                <w:u w:val="none"/>
+                <w:strike w:val="false"/>
+                <w:sz w:val="22"/>
+                <w:szCs w:val="22"/>
+                <w:color w:val="000000"/>
+              </w:rPr>
+              <w:t xml:space="preserve">49</w:t>
+            </w:r>
+            <w:r>
+              <w:rPr>
+                <w:rFonts w:ascii="Helvetica" w:hAnsi="Helvetica" w:eastAsia="Helvetica" w:cs="Helvetica"/>
+                <w:i w:val="false"/>
+                <w:b w:val="false"/>
+                <w:u w:val="none"/>
+                <w:strike w:val="false"/>
+                <w:sz w:val="22"/>
+                <w:szCs w:val="22"/>
+                <w:color w:val="000000"/>
+              </w:rPr>
+              <w:br/>
+            </w:r>
+            <w:r>
+              <w:rPr>
+                <w:rFonts w:ascii="Helvetica" w:hAnsi="Helvetica" w:eastAsia="Helvetica" w:cs="Helvetica"/>
+                <w:i w:val="false"/>
+                <w:b w:val="false"/>
+                <w:u w:val="none"/>
+                <w:strike w:val="false"/>
+                <w:sz w:val="22"/>
+                <w:szCs w:val="22"/>
+                <w:color w:val="000000"/>
+              </w:rPr>
+              <w:t xml:space="preserve">(47–51)</w:t>
+            </w:r>
+          </w:p>
+        </w:tc>
+        <w:tc>
+          <w:tcPr>
+            <w:tcBorders>
+              <w:bottom w:val="single" w:sz="4" w:space="0" w:color="000000"/>
+              <w:top w:val="single" w:sz="4" w:space="0" w:color="000000"/>
+              <w:left w:val="none" w:sz="0" w:space="0" w:color="000000"/>
+              <w:right w:val="none" w:sz="0" w:space="0" w:color="000000"/>
+            </w:tcBorders>
+            <w:shd w:val="clear" w:color="auto" w:fill="FFFFFF"/>
+            <w:tcMar>
+              <w:top w:w="0" w:type="dxa"/>
+              <w:bottom w:w="0" w:type="dxa"/>
+              <w:left w:w="0" w:type="dxa"/>
+              <w:right w:w="0" w:type="dxa"/>
+            </w:tcMar>
+            <w:vAlign w:val="top"/>
+          </w:tcPr>
+          <w:p>
+            <w:pPr>
+              <w:jc w:val="center"/>
+              <w:pBdr>
+                <w:bottom w:val="none" w:sz="0" w:space="0" w:color="000000"/>
+                <w:top w:val="none" w:sz="0" w:space="0" w:color="000000"/>
+                <w:left w:val="none" w:sz="0" w:space="0" w:color="000000"/>
+                <w:right w:val="none" w:sz="0" w:space="0" w:color="000000"/>
+              </w:pBdr>
+              <w:spacing w:after="100" w:before="100" w:line="240"/>
+              <w:ind w:left="100" w:right="100" w:firstLine="0" w:firstLineChars="0"/>
+              <w:rPr>
+                <w:rFonts w:ascii="Helvetica" w:hAnsi="Helvetica" w:eastAsia="Helvetica" w:cs="Helvetica"/>
+                <w:i w:val="false"/>
+                <w:b w:val="false"/>
+                <w:u w:val="none"/>
+                <w:strike w:val="false"/>
+                <w:sz w:val="22"/>
+                <w:szCs w:val="22"/>
+                <w:color w:val="000000"/>
+              </w:rPr>
+            </w:pPr>
+            <w:r>
+              <w:rPr>
+                <w:rFonts w:ascii="Helvetica" w:hAnsi="Helvetica" w:eastAsia="Helvetica" w:cs="Helvetica"/>
+                <w:i w:val="false"/>
+                <w:b w:val="false"/>
+                <w:u w:val="none"/>
+                <w:strike w:val="false"/>
+                <w:sz w:val="22"/>
+                <w:szCs w:val="22"/>
+                <w:color w:val="000000"/>
+              </w:rPr>
+              <w:t xml:space="preserve">49</w:t>
+            </w:r>
+            <w:r>
+              <w:rPr>
+                <w:rFonts w:ascii="Helvetica" w:hAnsi="Helvetica" w:eastAsia="Helvetica" w:cs="Helvetica"/>
+                <w:i w:val="false"/>
+                <w:b w:val="false"/>
+                <w:u w:val="none"/>
+                <w:strike w:val="false"/>
+                <w:sz w:val="22"/>
+                <w:szCs w:val="22"/>
+                <w:color w:val="000000"/>
+              </w:rPr>
+              <w:br/>
+            </w:r>
+            <w:r>
+              <w:rPr>
+                <w:rFonts w:ascii="Helvetica" w:hAnsi="Helvetica" w:eastAsia="Helvetica" w:cs="Helvetica"/>
+                <w:i w:val="false"/>
+                <w:b w:val="false"/>
+                <w:u w:val="none"/>
+                <w:strike w:val="false"/>
+                <w:sz w:val="22"/>
+                <w:szCs w:val="22"/>
+                <w:color w:val="000000"/>
+              </w:rPr>
+              <w:t xml:space="preserve">(47–51)</w:t>
+            </w:r>
+          </w:p>
+        </w:tc>
+        <w:tc>
+          <w:tcPr>
+            <w:tcBorders>
+              <w:bottom w:val="single" w:sz="4" w:space="0" w:color="000000"/>
+              <w:top w:val="single" w:sz="4" w:space="0" w:color="000000"/>
+              <w:left w:val="none" w:sz="0" w:space="0" w:color="000000"/>
+              <w:right w:val="none" w:sz="0" w:space="0" w:color="000000"/>
+            </w:tcBorders>
+            <w:shd w:val="clear" w:color="auto" w:fill="FFFFFF"/>
+            <w:tcMar>
+              <w:top w:w="0" w:type="dxa"/>
+              <w:bottom w:w="0" w:type="dxa"/>
+              <w:left w:w="0" w:type="dxa"/>
+              <w:right w:w="0" w:type="dxa"/>
+            </w:tcMar>
+            <w:vAlign w:val="top"/>
+          </w:tcPr>
+          <w:p>
+            <w:pPr>
+              <w:jc w:val="center"/>
+              <w:pBdr>
+                <w:bottom w:val="none" w:sz="0" w:space="0" w:color="000000"/>
+                <w:top w:val="none" w:sz="0" w:space="0" w:color="000000"/>
+                <w:left w:val="none" w:sz="0" w:space="0" w:color="000000"/>
+                <w:right w:val="none" w:sz="0" w:space="0" w:color="000000"/>
+              </w:pBdr>
+              <w:spacing w:after="100" w:before="100" w:line="240"/>
+              <w:ind w:left="100" w:right="100" w:firstLine="0" w:firstLineChars="0"/>
+              <w:rPr>
+                <w:rFonts w:ascii="Helvetica" w:hAnsi="Helvetica" w:eastAsia="Helvetica" w:cs="Helvetica"/>
+                <w:i w:val="false"/>
+                <w:b w:val="false"/>
+                <w:u w:val="none"/>
+                <w:strike w:val="false"/>
+                <w:sz w:val="22"/>
+                <w:szCs w:val="22"/>
+                <w:color w:val="000000"/>
+              </w:rPr>
+            </w:pPr>
+            <w:r>
+              <w:rPr>
+                <w:rFonts w:ascii="Helvetica" w:hAnsi="Helvetica" w:eastAsia="Helvetica" w:cs="Helvetica"/>
+                <w:i w:val="false"/>
+                <w:b w:val="false"/>
+                <w:u w:val="none"/>
+                <w:strike w:val="false"/>
+                <w:sz w:val="22"/>
+                <w:szCs w:val="22"/>
+                <w:color w:val="000000"/>
+              </w:rPr>
+              <w:t xml:space="preserve">19</w:t>
+            </w:r>
+            <w:r>
+              <w:rPr>
+                <w:rFonts w:ascii="Helvetica" w:hAnsi="Helvetica" w:eastAsia="Helvetica" w:cs="Helvetica"/>
+                <w:i w:val="false"/>
+                <w:b w:val="false"/>
+                <w:u w:val="none"/>
+                <w:strike w:val="false"/>
+                <w:sz w:val="22"/>
+                <w:szCs w:val="22"/>
+                <w:color w:val="000000"/>
+              </w:rPr>
+              <w:br/>
+            </w:r>
+            <w:r>
+              <w:rPr>
+                <w:rFonts w:ascii="Helvetica" w:hAnsi="Helvetica" w:eastAsia="Helvetica" w:cs="Helvetica"/>
+                <w:i w:val="false"/>
+                <w:b w:val="false"/>
+                <w:u w:val="none"/>
+                <w:strike w:val="false"/>
+                <w:sz w:val="22"/>
+                <w:szCs w:val="22"/>
+                <w:color w:val="000000"/>
+              </w:rPr>
+              <w:t xml:space="preserve">(18–19)</w:t>
+            </w:r>
+          </w:p>
+        </w:tc>
+      </w:tr>
+      <w:tr>
+        <w:trPr>
+          <w:trHeight w:val="561" w:hRule="auto"/>
+        </w:trPr>
+        body 8
+        <w:tc>
+          <w:tcPr>
+            <w:tcBorders>
+              <w:bottom w:val="single" w:sz="4" w:space="0" w:color="000000"/>
+              <w:top w:val="single" w:sz="4" w:space="0" w:color="000000"/>
+              <w:left w:val="none" w:sz="0" w:space="0" w:color="000000"/>
+              <w:right w:val="none" w:sz="0" w:space="0" w:color="000000"/>
+            </w:tcBorders>
+            <w:shd w:val="clear" w:color="auto" w:fill="FFFFFF"/>
+            <w:tcMar>
+              <w:top w:w="0" w:type="dxa"/>
+              <w:bottom w:w="0" w:type="dxa"/>
+              <w:left w:w="0" w:type="dxa"/>
+              <w:right w:w="0" w:type="dxa"/>
+            </w:tcMar>
+            <w:vAlign w:val="center"/>
+          </w:tcPr>
+          <w:p>
+            <w:pPr>
+              <w:jc w:val="left"/>
+              <w:pBdr>
+                <w:bottom w:val="none" w:sz="0" w:space="0" w:color="000000"/>
+                <w:top w:val="none" w:sz="0" w:space="0" w:color="000000"/>
+                <w:left w:val="none" w:sz="0" w:space="0" w:color="000000"/>
+                <w:right w:val="none" w:sz="0" w:space="0" w:color="000000"/>
+              </w:pBdr>
+              <w:spacing w:after="100" w:before="100" w:line="240"/>
+              <w:ind w:left="100" w:right="100" w:firstLine="0" w:firstLineChars="0"/>
+              <w:rPr>
+                <w:rFonts w:ascii="Helvetica" w:hAnsi="Helvetica" w:eastAsia="Helvetica" w:cs="Helvetica"/>
+                <w:i w:val="true"/>
+                <w:b w:val="true"/>
+                <w:u w:val="none"/>
+                <w:strike w:val="false"/>
+                <w:sz w:val="22"/>
+                <w:szCs w:val="22"/>
+                <w:color w:val="000000"/>
+              </w:rPr>
+            </w:pPr>
+            <w:r>
+              <w:rPr>
+                <w:rFonts w:ascii="Helvetica" w:hAnsi="Helvetica" w:eastAsia="Helvetica" w:cs="Helvetica"/>
+                <w:i w:val="true"/>
+                <w:b w:val="true"/>
+                <w:u w:val="none"/>
+                <w:strike w:val="false"/>
+                <w:sz w:val="22"/>
+                <w:szCs w:val="22"/>
+                <w:color w:val="000000"/>
+              </w:rPr>
+              <w:t xml:space="preserve">Medians</w:t>
+            </w:r>
+          </w:p>
+        </w:tc>
+        <w:tc>
+          <w:tcPr>
+            <w:tcBorders>
+              <w:bottom w:val="single" w:sz="4" w:space="0" w:color="000000"/>
+              <w:top w:val="single" w:sz="4" w:space="0" w:color="000000"/>
+              <w:left w:val="none" w:sz="0" w:space="0" w:color="000000"/>
+              <w:right w:val="none" w:sz="0" w:space="0" w:color="000000"/>
+            </w:tcBorders>
+            <w:shd w:val="clear" w:color="auto" w:fill="FFFFFF"/>
+            <w:tcMar>
+              <w:top w:w="0" w:type="dxa"/>
+              <w:bottom w:w="0" w:type="dxa"/>
+              <w:left w:w="0" w:type="dxa"/>
+              <w:right w:w="0" w:type="dxa"/>
+            </w:tcMar>
+            <w:vAlign w:val="top"/>
+          </w:tcPr>
+          <w:p>
+            <w:pPr>
+              <w:jc w:val="center"/>
+              <w:pBdr>
+                <w:bottom w:val="none" w:sz="0" w:space="0" w:color="000000"/>
+                <w:top w:val="none" w:sz="0" w:space="0" w:color="000000"/>
+                <w:left w:val="none" w:sz="0" w:space="0" w:color="000000"/>
+                <w:right w:val="none" w:sz="0" w:space="0" w:color="000000"/>
+              </w:pBdr>
+              <w:spacing w:after="100" w:before="100" w:line="240"/>
+              <w:ind w:left="100" w:right="100" w:firstLine="0" w:firstLineChars="0"/>
+              <w:rPr>
+                <w:rFonts w:ascii="Helvetica" w:hAnsi="Helvetica" w:eastAsia="Helvetica" w:cs="Helvetica"/>
+                <w:i w:val="false"/>
+                <w:b w:val="false"/>
+                <w:u w:val="none"/>
+                <w:strike w:val="false"/>
+                <w:sz w:val="22"/>
+                <w:szCs w:val="22"/>
+                <w:color w:val="000000"/>
+              </w:rPr>
+            </w:pPr>
+            <w:r>
+              <w:rPr>
+                <w:rFonts w:ascii="Helvetica" w:hAnsi="Helvetica" w:eastAsia="Helvetica" w:cs="Helvetica"/>
+                <w:i w:val="false"/>
+                <w:b w:val="false"/>
+                <w:u w:val="none"/>
+                <w:strike w:val="false"/>
+                <w:sz w:val="22"/>
+                <w:szCs w:val="22"/>
+                <w:color w:val="000000"/>
+              </w:rPr>
+              <w:t xml:space="preserve"/>
+            </w:r>
+          </w:p>
+        </w:tc>
+        <w:tc>
+          <w:tcPr>
+            <w:tcBorders>
+              <w:bottom w:val="single" w:sz="4" w:space="0" w:color="000000"/>
+              <w:top w:val="single" w:sz="4" w:space="0" w:color="000000"/>
+              <w:left w:val="none" w:sz="0" w:space="0" w:color="000000"/>
+              <w:right w:val="none" w:sz="0" w:space="0" w:color="000000"/>
+            </w:tcBorders>
+            <w:shd w:val="clear" w:color="auto" w:fill="FFFFFF"/>
+            <w:tcMar>
+              <w:top w:w="0" w:type="dxa"/>
+              <w:bottom w:w="0" w:type="dxa"/>
+              <w:left w:w="0" w:type="dxa"/>
+              <w:right w:w="0" w:type="dxa"/>
+            </w:tcMar>
+            <w:vAlign w:val="top"/>
+          </w:tcPr>
+          <w:p>
+            <w:pPr>
+              <w:jc w:val="center"/>
+              <w:pBdr>
+                <w:bottom w:val="none" w:sz="0" w:space="0" w:color="000000"/>
+                <w:top w:val="none" w:sz="0" w:space="0" w:color="000000"/>
+                <w:left w:val="none" w:sz="0" w:space="0" w:color="000000"/>
+                <w:right w:val="none" w:sz="0" w:space="0" w:color="000000"/>
+              </w:pBdr>
+              <w:spacing w:after="100" w:before="100" w:line="240"/>
+              <w:ind w:left="100" w:right="100" w:firstLine="0" w:firstLineChars="0"/>
+              <w:rPr>
+                <w:rFonts w:ascii="Helvetica" w:hAnsi="Helvetica" w:eastAsia="Helvetica" w:cs="Helvetica"/>
+                <w:i w:val="false"/>
+                <w:b w:val="false"/>
+                <w:u w:val="none"/>
+                <w:strike w:val="false"/>
+                <w:sz w:val="22"/>
+                <w:szCs w:val="22"/>
+                <w:color w:val="000000"/>
+              </w:rPr>
+            </w:pPr>
+            <w:r>
+              <w:rPr>
+                <w:rFonts w:ascii="Helvetica" w:hAnsi="Helvetica" w:eastAsia="Helvetica" w:cs="Helvetica"/>
+                <w:i w:val="false"/>
+                <w:b w:val="false"/>
+                <w:u w:val="none"/>
+                <w:strike w:val="false"/>
+                <w:sz w:val="22"/>
+                <w:szCs w:val="22"/>
+                <w:color w:val="000000"/>
+              </w:rPr>
+              <w:t xml:space="preserve"/>
+            </w:r>
+          </w:p>
+        </w:tc>
+        <w:tc>
+          <w:tcPr>
+            <w:tcBorders>
+              <w:bottom w:val="single" w:sz="4" w:space="0" w:color="000000"/>
+              <w:top w:val="single" w:sz="4" w:space="0" w:color="000000"/>
+              <w:left w:val="none" w:sz="0" w:space="0" w:color="000000"/>
+              <w:right w:val="none" w:sz="0" w:space="0" w:color="000000"/>
+            </w:tcBorders>
+            <w:shd w:val="clear" w:color="auto" w:fill="FFFFFF"/>
+            <w:tcMar>
+              <w:top w:w="0" w:type="dxa"/>
+              <w:bottom w:w="0" w:type="dxa"/>
+              <w:left w:w="0" w:type="dxa"/>
+              <w:right w:w="0" w:type="dxa"/>
+            </w:tcMar>
+            <w:vAlign w:val="top"/>
+          </w:tcPr>
+          <w:p>
+            <w:pPr>
+              <w:jc w:val="center"/>
+              <w:pBdr>
+                <w:bottom w:val="none" w:sz="0" w:space="0" w:color="000000"/>
+                <w:top w:val="none" w:sz="0" w:space="0" w:color="000000"/>
+                <w:left w:val="none" w:sz="0" w:space="0" w:color="000000"/>
+                <w:right w:val="none" w:sz="0" w:space="0" w:color="000000"/>
+              </w:pBdr>
+              <w:spacing w:after="100" w:before="100" w:line="240"/>
+              <w:ind w:left="100" w:right="100" w:firstLine="0" w:firstLineChars="0"/>
+              <w:rPr>
+                <w:rFonts w:ascii="Helvetica" w:hAnsi="Helvetica" w:eastAsia="Helvetica" w:cs="Helvetica"/>
+                <w:i w:val="false"/>
+                <w:b w:val="false"/>
+                <w:u w:val="none"/>
+                <w:strike w:val="false"/>
+                <w:sz w:val="22"/>
+                <w:szCs w:val="22"/>
+                <w:color w:val="000000"/>
+              </w:rPr>
+            </w:pPr>
+            <w:r>
+              <w:rPr>
+                <w:rFonts w:ascii="Helvetica" w:hAnsi="Helvetica" w:eastAsia="Helvetica" w:cs="Helvetica"/>
+                <w:i w:val="false"/>
+                <w:b w:val="false"/>
+                <w:u w:val="none"/>
+                <w:strike w:val="false"/>
+                <w:sz w:val="22"/>
+                <w:szCs w:val="22"/>
+                <w:color w:val="000000"/>
+              </w:rPr>
+              <w:t xml:space="preserve"/>
+            </w:r>
+          </w:p>
+        </w:tc>
+        <w:tc>
+          <w:tcPr>
+            <w:tcBorders>
+              <w:bottom w:val="single" w:sz="4" w:space="0" w:color="000000"/>
+              <w:top w:val="single" w:sz="4" w:space="0" w:color="000000"/>
+              <w:left w:val="none" w:sz="0" w:space="0" w:color="000000"/>
+              <w:right w:val="none" w:sz="0" w:space="0" w:color="000000"/>
+            </w:tcBorders>
+            <w:shd w:val="clear" w:color="auto" w:fill="FFFFFF"/>
+            <w:tcMar>
+              <w:top w:w="0" w:type="dxa"/>
+              <w:bottom w:w="0" w:type="dxa"/>
+              <w:left w:w="0" w:type="dxa"/>
+              <w:right w:w="0" w:type="dxa"/>
+            </w:tcMar>
+            <w:vAlign w:val="top"/>
+          </w:tcPr>
+          <w:p>
+            <w:pPr>
+              <w:jc w:val="center"/>
+              <w:pBdr>
+                <w:bottom w:val="none" w:sz="0" w:space="0" w:color="000000"/>
+                <w:top w:val="none" w:sz="0" w:space="0" w:color="000000"/>
+                <w:left w:val="none" w:sz="0" w:space="0" w:color="000000"/>
+                <w:right w:val="none" w:sz="0" w:space="0" w:color="000000"/>
+              </w:pBdr>
+              <w:spacing w:after="100" w:before="100" w:line="240"/>
+              <w:ind w:left="100" w:right="100" w:firstLine="0" w:firstLineChars="0"/>
+              <w:rPr>
+                <w:rFonts w:ascii="Helvetica" w:hAnsi="Helvetica" w:eastAsia="Helvetica" w:cs="Helvetica"/>
+                <w:i w:val="false"/>
+                <w:b w:val="false"/>
+                <w:u w:val="none"/>
+                <w:strike w:val="false"/>
+                <w:sz w:val="22"/>
+                <w:szCs w:val="22"/>
+                <w:color w:val="000000"/>
+              </w:rPr>
+            </w:pPr>
+            <w:r>
+              <w:rPr>
+                <w:rFonts w:ascii="Helvetica" w:hAnsi="Helvetica" w:eastAsia="Helvetica" w:cs="Helvetica"/>
+                <w:i w:val="false"/>
+                <w:b w:val="false"/>
+                <w:u w:val="none"/>
+                <w:strike w:val="false"/>
+                <w:sz w:val="22"/>
+                <w:szCs w:val="22"/>
+                <w:color w:val="000000"/>
+              </w:rPr>
+              <w:t xml:space="preserve"/>
+            </w:r>
+          </w:p>
+        </w:tc>
+        <w:tc>
+          <w:tcPr>
+            <w:tcBorders>
+              <w:bottom w:val="single" w:sz="4" w:space="0" w:color="000000"/>
+              <w:top w:val="single" w:sz="4" w:space="0" w:color="000000"/>
+              <w:left w:val="none" w:sz="0" w:space="0" w:color="000000"/>
+              <w:right w:val="none" w:sz="0" w:space="0" w:color="000000"/>
+            </w:tcBorders>
+            <w:shd w:val="clear" w:color="auto" w:fill="FFFFFF"/>
+            <w:tcMar>
+              <w:top w:w="0" w:type="dxa"/>
+              <w:bottom w:w="0" w:type="dxa"/>
+              <w:left w:w="0" w:type="dxa"/>
+              <w:right w:w="0" w:type="dxa"/>
+            </w:tcMar>
+            <w:vAlign w:val="top"/>
+          </w:tcPr>
+          <w:p>
+            <w:pPr>
+              <w:jc w:val="center"/>
+              <w:pBdr>
+                <w:bottom w:val="none" w:sz="0" w:space="0" w:color="000000"/>
+                <w:top w:val="none" w:sz="0" w:space="0" w:color="000000"/>
+                <w:left w:val="none" w:sz="0" w:space="0" w:color="000000"/>
+                <w:right w:val="none" w:sz="0" w:space="0" w:color="000000"/>
+              </w:pBdr>
+              <w:spacing w:after="100" w:before="100" w:line="240"/>
+              <w:ind w:left="100" w:right="100" w:firstLine="0" w:firstLineChars="0"/>
+              <w:rPr>
+                <w:rFonts w:ascii="Helvetica" w:hAnsi="Helvetica" w:eastAsia="Helvetica" w:cs="Helvetica"/>
+                <w:i w:val="false"/>
+                <w:b w:val="false"/>
+                <w:u w:val="none"/>
+                <w:strike w:val="false"/>
+                <w:sz w:val="22"/>
+                <w:szCs w:val="22"/>
+                <w:color w:val="000000"/>
+              </w:rPr>
+            </w:pPr>
+            <w:r>
+              <w:rPr>
+                <w:rFonts w:ascii="Helvetica" w:hAnsi="Helvetica" w:eastAsia="Helvetica" w:cs="Helvetica"/>
+                <w:i w:val="false"/>
+                <w:b w:val="false"/>
+                <w:u w:val="none"/>
+                <w:strike w:val="false"/>
+                <w:sz w:val="22"/>
+                <w:szCs w:val="22"/>
+                <w:color w:val="000000"/>
+              </w:rPr>
+              <w:t xml:space="preserve"/>
+            </w:r>
+          </w:p>
+        </w:tc>
+        <w:tc>
+          <w:tcPr>
+            <w:tcBorders>
+              <w:bottom w:val="single" w:sz="4" w:space="0" w:color="000000"/>
+              <w:top w:val="single" w:sz="4" w:space="0" w:color="000000"/>
+              <w:left w:val="none" w:sz="0" w:space="0" w:color="000000"/>
+              <w:right w:val="none" w:sz="0" w:space="0" w:color="000000"/>
+            </w:tcBorders>
+            <w:shd w:val="clear" w:color="auto" w:fill="FFFFFF"/>
+            <w:tcMar>
+              <w:top w:w="0" w:type="dxa"/>
+              <w:bottom w:w="0" w:type="dxa"/>
+              <w:left w:w="0" w:type="dxa"/>
+              <w:right w:w="0" w:type="dxa"/>
+            </w:tcMar>
+            <w:vAlign w:val="top"/>
+          </w:tcPr>
+          <w:p>
+            <w:pPr>
+              <w:jc w:val="center"/>
+              <w:pBdr>
+                <w:bottom w:val="none" w:sz="0" w:space="0" w:color="000000"/>
+                <w:top w:val="none" w:sz="0" w:space="0" w:color="000000"/>
+                <w:left w:val="none" w:sz="0" w:space="0" w:color="000000"/>
+                <w:right w:val="none" w:sz="0" w:space="0" w:color="000000"/>
+              </w:pBdr>
+              <w:spacing w:after="100" w:before="100" w:line="240"/>
+              <w:ind w:left="100" w:right="100" w:firstLine="0" w:firstLineChars="0"/>
+              <w:rPr>
+                <w:rFonts w:ascii="Helvetica" w:hAnsi="Helvetica" w:eastAsia="Helvetica" w:cs="Helvetica"/>
+                <w:i w:val="false"/>
+                <w:b w:val="false"/>
+                <w:u w:val="none"/>
+                <w:strike w:val="false"/>
+                <w:sz w:val="22"/>
+                <w:szCs w:val="22"/>
+                <w:color w:val="000000"/>
+              </w:rPr>
+            </w:pPr>
+            <w:r>
+              <w:rPr>
+                <w:rFonts w:ascii="Helvetica" w:hAnsi="Helvetica" w:eastAsia="Helvetica" w:cs="Helvetica"/>
+                <w:i w:val="false"/>
+                <w:b w:val="false"/>
+                <w:u w:val="none"/>
+                <w:strike w:val="false"/>
+                <w:sz w:val="22"/>
+                <w:szCs w:val="22"/>
+                <w:color w:val="000000"/>
+              </w:rPr>
+              <w:t xml:space="preserve"/>
+            </w:r>
+          </w:p>
+        </w:tc>
+        <w:tc>
+          <w:tcPr>
+            <w:tcBorders>
+              <w:bottom w:val="single" w:sz="4" w:space="0" w:color="000000"/>
+              <w:top w:val="single" w:sz="4" w:space="0" w:color="000000"/>
+              <w:left w:val="none" w:sz="0" w:space="0" w:color="000000"/>
+              <w:right w:val="none" w:sz="0" w:space="0" w:color="000000"/>
+            </w:tcBorders>
+            <w:shd w:val="clear" w:color="auto" w:fill="FFFFFF"/>
+            <w:tcMar>
+              <w:top w:w="0" w:type="dxa"/>
+              <w:bottom w:w="0" w:type="dxa"/>
+              <w:left w:w="0" w:type="dxa"/>
+              <w:right w:w="0" w:type="dxa"/>
+            </w:tcMar>
+            <w:vAlign w:val="top"/>
+          </w:tcPr>
+          <w:p>
+            <w:pPr>
+              <w:jc w:val="center"/>
+              <w:pBdr>
+                <w:bottom w:val="none" w:sz="0" w:space="0" w:color="000000"/>
+                <w:top w:val="none" w:sz="0" w:space="0" w:color="000000"/>
+                <w:left w:val="none" w:sz="0" w:space="0" w:color="000000"/>
+                <w:right w:val="none" w:sz="0" w:space="0" w:color="000000"/>
+              </w:pBdr>
+              <w:spacing w:after="100" w:before="100" w:line="240"/>
+              <w:ind w:left="100" w:right="100" w:firstLine="0" w:firstLineChars="0"/>
+              <w:rPr>
+                <w:rFonts w:ascii="Helvetica" w:hAnsi="Helvetica" w:eastAsia="Helvetica" w:cs="Helvetica"/>
+                <w:i w:val="false"/>
+                <w:b w:val="false"/>
+                <w:u w:val="none"/>
+                <w:strike w:val="false"/>
+                <w:sz w:val="22"/>
+                <w:szCs w:val="22"/>
+                <w:color w:val="000000"/>
+              </w:rPr>
+            </w:pPr>
+            <w:r>
+              <w:rPr>
+                <w:rFonts w:ascii="Helvetica" w:hAnsi="Helvetica" w:eastAsia="Helvetica" w:cs="Helvetica"/>
+                <w:i w:val="false"/>
+                <w:b w:val="false"/>
+                <w:u w:val="none"/>
+                <w:strike w:val="false"/>
+                <w:sz w:val="22"/>
+                <w:szCs w:val="22"/>
+                <w:color w:val="000000"/>
+              </w:rPr>
+              <w:t xml:space="preserve"/>
+            </w:r>
+          </w:p>
+        </w:tc>
+        <w:tc>
+          <w:tcPr>
+            <w:tcBorders>
+              <w:bottom w:val="single" w:sz="4" w:space="0" w:color="000000"/>
+              <w:top w:val="single" w:sz="4" w:space="0" w:color="000000"/>
+              <w:left w:val="none" w:sz="0" w:space="0" w:color="000000"/>
+              <w:right w:val="none" w:sz="0" w:space="0" w:color="000000"/>
+            </w:tcBorders>
+            <w:shd w:val="clear" w:color="auto" w:fill="FFFFFF"/>
+            <w:tcMar>
+              <w:top w:w="0" w:type="dxa"/>
+              <w:bottom w:w="0" w:type="dxa"/>
+              <w:left w:w="0" w:type="dxa"/>
+              <w:right w:w="0" w:type="dxa"/>
+            </w:tcMar>
+            <w:vAlign w:val="top"/>
+          </w:tcPr>
+          <w:p>
+            <w:pPr>
+              <w:jc w:val="center"/>
+              <w:pBdr>
+                <w:bottom w:val="none" w:sz="0" w:space="0" w:color="000000"/>
+                <w:top w:val="none" w:sz="0" w:space="0" w:color="000000"/>
+                <w:left w:val="none" w:sz="0" w:space="0" w:color="000000"/>
+                <w:right w:val="none" w:sz="0" w:space="0" w:color="000000"/>
+              </w:pBdr>
+              <w:spacing w:after="100" w:before="100" w:line="240"/>
+              <w:ind w:left="100" w:right="100" w:firstLine="0" w:firstLineChars="0"/>
+              <w:rPr>
+                <w:rFonts w:ascii="Helvetica" w:hAnsi="Helvetica" w:eastAsia="Helvetica" w:cs="Helvetica"/>
+                <w:i w:val="false"/>
+                <w:b w:val="false"/>
+                <w:u w:val="none"/>
+                <w:strike w:val="false"/>
+                <w:sz w:val="22"/>
+                <w:szCs w:val="22"/>
+                <w:color w:val="000000"/>
+              </w:rPr>
+            </w:pPr>
+            <w:r>
+              <w:rPr>
+                <w:rFonts w:ascii="Helvetica" w:hAnsi="Helvetica" w:eastAsia="Helvetica" w:cs="Helvetica"/>
+                <w:i w:val="false"/>
+                <w:b w:val="false"/>
+                <w:u w:val="none"/>
+                <w:strike w:val="false"/>
+                <w:sz w:val="22"/>
+                <w:szCs w:val="22"/>
+                <w:color w:val="000000"/>
+              </w:rPr>
+              <w:t xml:space="preserve"/>
+            </w:r>
+          </w:p>
+        </w:tc>
+        <w:tc>
+          <w:tcPr>
+            <w:tcBorders>
+              <w:bottom w:val="single" w:sz="4" w:space="0" w:color="000000"/>
+              <w:top w:val="single" w:sz="4" w:space="0" w:color="000000"/>
+              <w:left w:val="none" w:sz="0" w:space="0" w:color="000000"/>
+              <w:right w:val="none" w:sz="0" w:space="0" w:color="000000"/>
+            </w:tcBorders>
+            <w:shd w:val="clear" w:color="auto" w:fill="FFFFFF"/>
+            <w:tcMar>
+              <w:top w:w="0" w:type="dxa"/>
+              <w:bottom w:w="0" w:type="dxa"/>
+              <w:left w:w="0" w:type="dxa"/>
+              <w:right w:w="0" w:type="dxa"/>
+            </w:tcMar>
+            <w:vAlign w:val="top"/>
+          </w:tcPr>
+          <w:p>
+            <w:pPr>
+              <w:jc w:val="center"/>
+              <w:pBdr>
+                <w:bottom w:val="none" w:sz="0" w:space="0" w:color="000000"/>
+                <w:top w:val="none" w:sz="0" w:space="0" w:color="000000"/>
+                <w:left w:val="none" w:sz="0" w:space="0" w:color="000000"/>
+                <w:right w:val="none" w:sz="0" w:space="0" w:color="000000"/>
+              </w:pBdr>
+              <w:spacing w:after="100" w:before="100" w:line="240"/>
+              <w:ind w:left="100" w:right="100" w:firstLine="0" w:firstLineChars="0"/>
+              <w:rPr>
+                <w:rFonts w:ascii="Helvetica" w:hAnsi="Helvetica" w:eastAsia="Helvetica" w:cs="Helvetica"/>
+                <w:i w:val="false"/>
+                <w:b w:val="false"/>
+                <w:u w:val="none"/>
+                <w:strike w:val="false"/>
+                <w:sz w:val="22"/>
+                <w:szCs w:val="22"/>
+                <w:color w:val="000000"/>
+              </w:rPr>
+            </w:pPr>
+            <w:r>
+              <w:rPr>
+                <w:rFonts w:ascii="Helvetica" w:hAnsi="Helvetica" w:eastAsia="Helvetica" w:cs="Helvetica"/>
+                <w:i w:val="false"/>
+                <w:b w:val="false"/>
+                <w:u w:val="none"/>
+                <w:strike w:val="false"/>
+                <w:sz w:val="22"/>
+                <w:szCs w:val="22"/>
+                <w:color w:val="000000"/>
+              </w:rPr>
+              <w:t xml:space="preserve"/>
+            </w:r>
+          </w:p>
+        </w:tc>
+        <w:tc>
+          <w:tcPr>
+            <w:tcBorders>
+              <w:bottom w:val="single" w:sz="4" w:space="0" w:color="000000"/>
+              <w:top w:val="single" w:sz="4" w:space="0" w:color="000000"/>
+              <w:left w:val="none" w:sz="0" w:space="0" w:color="000000"/>
+              <w:right w:val="none" w:sz="0" w:space="0" w:color="000000"/>
+            </w:tcBorders>
+            <w:shd w:val="clear" w:color="auto" w:fill="FFFFFF"/>
+            <w:tcMar>
+              <w:top w:w="0" w:type="dxa"/>
+              <w:bottom w:w="0" w:type="dxa"/>
+              <w:left w:w="0" w:type="dxa"/>
+              <w:right w:w="0" w:type="dxa"/>
+            </w:tcMar>
+            <w:vAlign w:val="top"/>
+          </w:tcPr>
+          <w:p>
+            <w:pPr>
+              <w:jc w:val="center"/>
+              <w:pBdr>
+                <w:bottom w:val="none" w:sz="0" w:space="0" w:color="000000"/>
+                <w:top w:val="none" w:sz="0" w:space="0" w:color="000000"/>
+                <w:left w:val="none" w:sz="0" w:space="0" w:color="000000"/>
+                <w:right w:val="none" w:sz="0" w:space="0" w:color="000000"/>
+              </w:pBdr>
+              <w:spacing w:after="100" w:before="100" w:line="240"/>
+              <w:ind w:left="100" w:right="100" w:firstLine="0" w:firstLineChars="0"/>
+              <w:rPr>
+                <w:rFonts w:ascii="Helvetica" w:hAnsi="Helvetica" w:eastAsia="Helvetica" w:cs="Helvetica"/>
+                <w:i w:val="false"/>
+                <w:b w:val="false"/>
+                <w:u w:val="none"/>
+                <w:strike w:val="false"/>
+                <w:sz w:val="22"/>
+                <w:szCs w:val="22"/>
+                <w:color w:val="000000"/>
+              </w:rPr>
+            </w:pPr>
+            <w:r>
+              <w:rPr>
+                <w:rFonts w:ascii="Helvetica" w:hAnsi="Helvetica" w:eastAsia="Helvetica" w:cs="Helvetica"/>
+                <w:i w:val="false"/>
+                <w:b w:val="false"/>
+                <w:u w:val="none"/>
+                <w:strike w:val="false"/>
+                <w:sz w:val="22"/>
+                <w:szCs w:val="22"/>
+                <w:color w:val="000000"/>
+              </w:rPr>
+              <w:t xml:space="preserve"/>
+            </w:r>
+          </w:p>
+        </w:tc>
+        <w:tc>
+          <w:tcPr>
+            <w:tcBorders>
+              <w:bottom w:val="single" w:sz="4" w:space="0" w:color="000000"/>
+              <w:top w:val="single" w:sz="4" w:space="0" w:color="000000"/>
+              <w:left w:val="none" w:sz="0" w:space="0" w:color="000000"/>
+              <w:right w:val="none" w:sz="0" w:space="0" w:color="000000"/>
+            </w:tcBorders>
+            <w:shd w:val="clear" w:color="auto" w:fill="FFFFFF"/>
+            <w:tcMar>
+              <w:top w:w="0" w:type="dxa"/>
+              <w:bottom w:w="0" w:type="dxa"/>
+              <w:left w:w="0" w:type="dxa"/>
+              <w:right w:w="0" w:type="dxa"/>
+            </w:tcMar>
+            <w:vAlign w:val="top"/>
+          </w:tcPr>
+          <w:p>
+            <w:pPr>
+              <w:jc w:val="center"/>
+              <w:pBdr>
+                <w:bottom w:val="none" w:sz="0" w:space="0" w:color="000000"/>
+                <w:top w:val="none" w:sz="0" w:space="0" w:color="000000"/>
+                <w:left w:val="none" w:sz="0" w:space="0" w:color="000000"/>
+                <w:right w:val="none" w:sz="0" w:space="0" w:color="000000"/>
+              </w:pBdr>
+              <w:spacing w:after="100" w:before="100" w:line="240"/>
+              <w:ind w:left="100" w:right="100" w:firstLine="0" w:firstLineChars="0"/>
+              <w:rPr>
+                <w:rFonts w:ascii="Helvetica" w:hAnsi="Helvetica" w:eastAsia="Helvetica" w:cs="Helvetica"/>
+                <w:i w:val="false"/>
+                <w:b w:val="false"/>
+                <w:u w:val="none"/>
+                <w:strike w:val="false"/>
+                <w:sz w:val="22"/>
+                <w:szCs w:val="22"/>
+                <w:color w:val="000000"/>
+              </w:rPr>
+            </w:pPr>
+            <w:r>
+              <w:rPr>
+                <w:rFonts w:ascii="Helvetica" w:hAnsi="Helvetica" w:eastAsia="Helvetica" w:cs="Helvetica"/>
+                <w:i w:val="false"/>
+                <w:b w:val="false"/>
+                <w:u w:val="none"/>
+                <w:strike w:val="false"/>
+                <w:sz w:val="22"/>
+                <w:szCs w:val="22"/>
+                <w:color w:val="000000"/>
+              </w:rPr>
+              <w:t xml:space="preserve"/>
+            </w:r>
+          </w:p>
+        </w:tc>
+        <w:tc>
+          <w:tcPr>
+            <w:tcBorders>
+              <w:bottom w:val="single" w:sz="4" w:space="0" w:color="000000"/>
+              <w:top w:val="single" w:sz="4" w:space="0" w:color="000000"/>
+              <w:left w:val="none" w:sz="0" w:space="0" w:color="000000"/>
+              <w:right w:val="none" w:sz="0" w:space="0" w:color="000000"/>
+            </w:tcBorders>
+            <w:shd w:val="clear" w:color="auto" w:fill="FFFFFF"/>
+            <w:tcMar>
+              <w:top w:w="0" w:type="dxa"/>
+              <w:bottom w:w="0" w:type="dxa"/>
+              <w:left w:w="0" w:type="dxa"/>
+              <w:right w:w="0" w:type="dxa"/>
+            </w:tcMar>
+            <w:vAlign w:val="top"/>
+          </w:tcPr>
+          <w:p>
+            <w:pPr>
+              <w:jc w:val="center"/>
+              <w:pBdr>
+                <w:bottom w:val="none" w:sz="0" w:space="0" w:color="000000"/>
+                <w:top w:val="none" w:sz="0" w:space="0" w:color="000000"/>
+                <w:left w:val="none" w:sz="0" w:space="0" w:color="000000"/>
+                <w:right w:val="none" w:sz="0" w:space="0" w:color="000000"/>
+              </w:pBdr>
+              <w:spacing w:after="100" w:before="100" w:line="240"/>
+              <w:ind w:left="100" w:right="100" w:firstLine="0" w:firstLineChars="0"/>
+              <w:rPr>
+                <w:rFonts w:ascii="Helvetica" w:hAnsi="Helvetica" w:eastAsia="Helvetica" w:cs="Helvetica"/>
+                <w:i w:val="false"/>
+                <w:b w:val="false"/>
+                <w:u w:val="none"/>
+                <w:strike w:val="false"/>
+                <w:sz w:val="22"/>
+                <w:szCs w:val="22"/>
+                <w:color w:val="000000"/>
+              </w:rPr>
+            </w:pPr>
+            <w:r>
+              <w:rPr>
+                <w:rFonts w:ascii="Helvetica" w:hAnsi="Helvetica" w:eastAsia="Helvetica" w:cs="Helvetica"/>
+                <w:i w:val="false"/>
+                <w:b w:val="false"/>
+                <w:u w:val="none"/>
+                <w:strike w:val="false"/>
+                <w:sz w:val="22"/>
+                <w:szCs w:val="22"/>
+                <w:color w:val="000000"/>
+              </w:rPr>
+              <w:t xml:space="preserve"/>
+            </w:r>
+          </w:p>
+        </w:tc>
+        <w:tc>
+          <w:tcPr>
+            <w:tcBorders>
+              <w:bottom w:val="single" w:sz="4" w:space="0" w:color="000000"/>
+              <w:top w:val="single" w:sz="4" w:space="0" w:color="000000"/>
+              <w:left w:val="none" w:sz="0" w:space="0" w:color="000000"/>
+              <w:right w:val="none" w:sz="0" w:space="0" w:color="000000"/>
+            </w:tcBorders>
+            <w:shd w:val="clear" w:color="auto" w:fill="FFFFFF"/>
+            <w:tcMar>
+              <w:top w:w="0" w:type="dxa"/>
+              <w:bottom w:w="0" w:type="dxa"/>
+              <w:left w:w="0" w:type="dxa"/>
+              <w:right w:w="0" w:type="dxa"/>
+            </w:tcMar>
+            <w:vAlign w:val="top"/>
+          </w:tcPr>
+          <w:p>
+            <w:pPr>
+              <w:jc w:val="center"/>
+              <w:pBdr>
+                <w:bottom w:val="none" w:sz="0" w:space="0" w:color="000000"/>
+                <w:top w:val="none" w:sz="0" w:space="0" w:color="000000"/>
+                <w:left w:val="none" w:sz="0" w:space="0" w:color="000000"/>
+                <w:right w:val="none" w:sz="0" w:space="0" w:color="000000"/>
+              </w:pBdr>
+              <w:spacing w:after="100" w:before="100" w:line="240"/>
+              <w:ind w:left="100" w:right="100" w:firstLine="0" w:firstLineChars="0"/>
+              <w:rPr>
+                <w:rFonts w:ascii="Helvetica" w:hAnsi="Helvetica" w:eastAsia="Helvetica" w:cs="Helvetica"/>
+                <w:i w:val="false"/>
+                <w:b w:val="false"/>
+                <w:u w:val="none"/>
+                <w:strike w:val="false"/>
+                <w:sz w:val="22"/>
+                <w:szCs w:val="22"/>
+                <w:color w:val="000000"/>
+              </w:rPr>
+            </w:pPr>
+            <w:r>
+              <w:rPr>
+                <w:rFonts w:ascii="Helvetica" w:hAnsi="Helvetica" w:eastAsia="Helvetica" w:cs="Helvetica"/>
+                <w:i w:val="false"/>
+                <w:b w:val="false"/>
+                <w:u w:val="none"/>
+                <w:strike w:val="false"/>
+                <w:sz w:val="22"/>
+                <w:szCs w:val="22"/>
+                <w:color w:val="000000"/>
+              </w:rPr>
+              <w:t xml:space="preserve"/>
+            </w:r>
+          </w:p>
+        </w:tc>
+        <w:tc>
+          <w:tcPr>
+            <w:tcBorders>
+              <w:bottom w:val="single" w:sz="4" w:space="0" w:color="000000"/>
+              <w:top w:val="single" w:sz="4" w:space="0" w:color="000000"/>
+              <w:left w:val="none" w:sz="0" w:space="0" w:color="000000"/>
+              <w:right w:val="none" w:sz="0" w:space="0" w:color="000000"/>
+            </w:tcBorders>
+            <w:shd w:val="clear" w:color="auto" w:fill="FFFFFF"/>
+            <w:tcMar>
+              <w:top w:w="0" w:type="dxa"/>
+              <w:bottom w:w="0" w:type="dxa"/>
+              <w:left w:w="0" w:type="dxa"/>
+              <w:right w:w="0" w:type="dxa"/>
+            </w:tcMar>
+            <w:vAlign w:val="top"/>
+          </w:tcPr>
+          <w:p>
+            <w:pPr>
+              <w:jc w:val="center"/>
+              <w:pBdr>
+                <w:bottom w:val="none" w:sz="0" w:space="0" w:color="000000"/>
+                <w:top w:val="none" w:sz="0" w:space="0" w:color="000000"/>
+                <w:left w:val="none" w:sz="0" w:space="0" w:color="000000"/>
+                <w:right w:val="none" w:sz="0" w:space="0" w:color="000000"/>
+              </w:pBdr>
+              <w:spacing w:after="100" w:before="100" w:line="240"/>
+              <w:ind w:left="100" w:right="100" w:firstLine="0" w:firstLineChars="0"/>
+              <w:rPr>
+                <w:rFonts w:ascii="Helvetica" w:hAnsi="Helvetica" w:eastAsia="Helvetica" w:cs="Helvetica"/>
+                <w:i w:val="false"/>
+                <w:b w:val="false"/>
+                <w:u w:val="none"/>
+                <w:strike w:val="false"/>
+                <w:sz w:val="22"/>
+                <w:szCs w:val="22"/>
+                <w:color w:val="000000"/>
+              </w:rPr>
+            </w:pPr>
+            <w:r>
+              <w:rPr>
+                <w:rFonts w:ascii="Helvetica" w:hAnsi="Helvetica" w:eastAsia="Helvetica" w:cs="Helvetica"/>
+                <w:i w:val="false"/>
+                <w:b w:val="false"/>
+                <w:u w:val="none"/>
+                <w:strike w:val="false"/>
+                <w:sz w:val="22"/>
+                <w:szCs w:val="22"/>
+                <w:color w:val="000000"/>
+              </w:rPr>
+              <w:t xml:space="preserve"/>
+            </w:r>
+          </w:p>
+        </w:tc>
+      </w:tr>
+      <w:tr>
+        <w:trPr>
+          <w:trHeight w:val="786" w:hRule="auto"/>
+        </w:trPr>
+        body 9
+        <w:tc>
+          <w:tcPr>
+            <w:tcBorders>
+              <w:bottom w:val="single" w:sz="4" w:space="0" w:color="000000"/>
+              <w:top w:val="single" w:sz="4" w:space="0" w:color="000000"/>
+              <w:left w:val="none" w:sz="0" w:space="0" w:color="000000"/>
+              <w:right w:val="none" w:sz="0" w:space="0" w:color="000000"/>
+            </w:tcBorders>
+            <w:shd w:val="clear" w:color="auto" w:fill="FFFFFF"/>
+            <w:tcMar>
+              <w:top w:w="0" w:type="dxa"/>
+              <w:bottom w:w="0" w:type="dxa"/>
+              <w:left w:w="0" w:type="dxa"/>
+              <w:right w:w="0" w:type="dxa"/>
+            </w:tcMar>
+            <w:vAlign w:val="center"/>
+          </w:tcPr>
+          <w:p>
+            <w:pPr>
+              <w:jc w:val="left"/>
+              <w:pBdr>
+                <w:bottom w:val="none" w:sz="0" w:space="0" w:color="000000"/>
+                <w:top w:val="none" w:sz="0" w:space="0" w:color="000000"/>
+                <w:left w:val="none" w:sz="0" w:space="0" w:color="000000"/>
+                <w:right w:val="none" w:sz="0" w:space="0" w:color="000000"/>
+              </w:pBdr>
+              <w:spacing w:after="100" w:before="100" w:line="240"/>
+              <w:ind w:left="100" w:right="100" w:firstLine="0" w:firstLineChars="0"/>
+              <w:rPr>
+                <w:rFonts w:ascii="Helvetica" w:hAnsi="Helvetica" w:eastAsia="Helvetica" w:cs="Helvetica"/>
+                <w:i w:val="false"/>
+                <w:b w:val="false"/>
+                <w:u w:val="none"/>
+                <w:strike w:val="false"/>
+                <w:sz w:val="22"/>
+                <w:szCs w:val="22"/>
+                <w:color w:val="000000"/>
+              </w:rPr>
+            </w:pPr>
+            <w:r>
+              <w:rPr>
+                <w:rFonts w:ascii="Helvetica" w:hAnsi="Helvetica" w:eastAsia="Helvetica" w:cs="Helvetica"/>
+                <w:i w:val="false"/>
+                <w:b w:val="false"/>
+                <w:u w:val="none"/>
+                <w:strike w:val="false"/>
+                <w:sz w:val="22"/>
+                <w:szCs w:val="22"/>
+                <w:color w:val="000000"/>
+              </w:rPr>
+              <w:t xml:space="preserve">PCV13</w:t>
+            </w:r>
+          </w:p>
+        </w:tc>
+        <w:tc>
+          <w:tcPr>
+            <w:tcBorders>
+              <w:bottom w:val="single" w:sz="4" w:space="0" w:color="000000"/>
+              <w:top w:val="single" w:sz="4" w:space="0" w:color="000000"/>
+              <w:left w:val="none" w:sz="0" w:space="0" w:color="000000"/>
+              <w:right w:val="none" w:sz="0" w:space="0" w:color="000000"/>
+            </w:tcBorders>
+            <w:shd w:val="clear" w:color="auto" w:fill="FFFFFF"/>
+            <w:tcMar>
+              <w:top w:w="0" w:type="dxa"/>
+              <w:bottom w:w="0" w:type="dxa"/>
+              <w:left w:w="0" w:type="dxa"/>
+              <w:right w:w="0" w:type="dxa"/>
+            </w:tcMar>
+            <w:vAlign w:val="top"/>
+          </w:tcPr>
+          <w:p>
+            <w:pPr>
+              <w:jc w:val="center"/>
+              <w:pBdr>
+                <w:bottom w:val="none" w:sz="0" w:space="0" w:color="000000"/>
+                <w:top w:val="none" w:sz="0" w:space="0" w:color="000000"/>
+                <w:left w:val="none" w:sz="0" w:space="0" w:color="000000"/>
+                <w:right w:val="none" w:sz="0" w:space="0" w:color="000000"/>
+              </w:pBdr>
+              <w:spacing w:after="100" w:before="100" w:line="240"/>
+              <w:ind w:left="100" w:right="100" w:firstLine="0" w:firstLineChars="0"/>
+              <w:rPr>
+                <w:rFonts w:ascii="Helvetica" w:hAnsi="Helvetica" w:eastAsia="Helvetica" w:cs="Helvetica"/>
+                <w:i w:val="false"/>
+                <w:b w:val="false"/>
+                <w:u w:val="none"/>
+                <w:strike w:val="false"/>
+                <w:sz w:val="22"/>
+                <w:szCs w:val="22"/>
+                <w:color w:val="000000"/>
+              </w:rPr>
+            </w:pPr>
+            <w:r>
+              <w:rPr>
+                <w:rFonts w:ascii="Helvetica" w:hAnsi="Helvetica" w:eastAsia="Helvetica" w:cs="Helvetica"/>
+                <w:i w:val="false"/>
+                <w:b w:val="false"/>
+                <w:u w:val="none"/>
+                <w:strike w:val="false"/>
+                <w:sz w:val="22"/>
+                <w:szCs w:val="22"/>
+                <w:color w:val="000000"/>
+              </w:rPr>
+              <w:t xml:space="preserve">1,248,898</w:t>
+            </w:r>
+            <w:r>
+              <w:rPr>
+                <w:rFonts w:ascii="Helvetica" w:hAnsi="Helvetica" w:eastAsia="Helvetica" w:cs="Helvetica"/>
+                <w:i w:val="false"/>
+                <w:b w:val="false"/>
+                <w:u w:val="none"/>
+                <w:strike w:val="false"/>
+                <w:sz w:val="22"/>
+                <w:szCs w:val="22"/>
+                <w:color w:val="000000"/>
+              </w:rPr>
+              <w:br/>
+            </w:r>
+            <w:r>
+              <w:rPr>
+                <w:rFonts w:ascii="Helvetica" w:hAnsi="Helvetica" w:eastAsia="Helvetica" w:cs="Helvetica"/>
+                <w:i w:val="false"/>
+                <w:b w:val="false"/>
+                <w:u w:val="none"/>
+                <w:strike w:val="false"/>
+                <w:sz w:val="22"/>
+                <w:szCs w:val="22"/>
+                <w:color w:val="000000"/>
+              </w:rPr>
+              <w:t xml:space="preserve">(1,207,468–1,281,543)</w:t>
+            </w:r>
+          </w:p>
+        </w:tc>
+        <w:tc>
+          <w:tcPr>
+            <w:tcBorders>
+              <w:bottom w:val="single" w:sz="4" w:space="0" w:color="000000"/>
+              <w:top w:val="single" w:sz="4" w:space="0" w:color="000000"/>
+              <w:left w:val="none" w:sz="0" w:space="0" w:color="000000"/>
+              <w:right w:val="none" w:sz="0" w:space="0" w:color="000000"/>
+            </w:tcBorders>
+            <w:shd w:val="clear" w:color="auto" w:fill="FFFFFF"/>
+            <w:tcMar>
+              <w:top w:w="0" w:type="dxa"/>
+              <w:bottom w:w="0" w:type="dxa"/>
+              <w:left w:w="0" w:type="dxa"/>
+              <w:right w:w="0" w:type="dxa"/>
+            </w:tcMar>
+            <w:vAlign w:val="top"/>
+          </w:tcPr>
+          <w:p>
+            <w:pPr>
+              <w:jc w:val="center"/>
+              <w:pBdr>
+                <w:bottom w:val="none" w:sz="0" w:space="0" w:color="000000"/>
+                <w:top w:val="none" w:sz="0" w:space="0" w:color="000000"/>
+                <w:left w:val="none" w:sz="0" w:space="0" w:color="000000"/>
+                <w:right w:val="none" w:sz="0" w:space="0" w:color="000000"/>
+              </w:pBdr>
+              <w:spacing w:after="100" w:before="100" w:line="240"/>
+              <w:ind w:left="100" w:right="100" w:firstLine="0" w:firstLineChars="0"/>
+              <w:rPr>
+                <w:rFonts w:ascii="Helvetica" w:hAnsi="Helvetica" w:eastAsia="Helvetica" w:cs="Helvetica"/>
+                <w:i w:val="false"/>
+                <w:b w:val="false"/>
+                <w:u w:val="none"/>
+                <w:strike w:val="false"/>
+                <w:sz w:val="22"/>
+                <w:szCs w:val="22"/>
+                <w:color w:val="000000"/>
+              </w:rPr>
+            </w:pPr>
+            <w:r>
+              <w:rPr>
+                <w:rFonts w:ascii="Helvetica" w:hAnsi="Helvetica" w:eastAsia="Helvetica" w:cs="Helvetica"/>
+                <w:i w:val="false"/>
+                <w:b w:val="false"/>
+                <w:u w:val="none"/>
+                <w:strike w:val="false"/>
+                <w:sz w:val="22"/>
+                <w:szCs w:val="22"/>
+                <w:color w:val="000000"/>
+              </w:rPr>
+              <w:t xml:space="preserve">1,368</w:t>
+            </w:r>
+            <w:r>
+              <w:rPr>
+                <w:rFonts w:ascii="Helvetica" w:hAnsi="Helvetica" w:eastAsia="Helvetica" w:cs="Helvetica"/>
+                <w:i w:val="false"/>
+                <w:b w:val="false"/>
+                <w:u w:val="none"/>
+                <w:strike w:val="false"/>
+                <w:sz w:val="22"/>
+                <w:szCs w:val="22"/>
+                <w:color w:val="000000"/>
+              </w:rPr>
+              <w:br/>
+            </w:r>
+            <w:r>
+              <w:rPr>
+                <w:rFonts w:ascii="Helvetica" w:hAnsi="Helvetica" w:eastAsia="Helvetica" w:cs="Helvetica"/>
+                <w:i w:val="false"/>
+                <w:b w:val="false"/>
+                <w:u w:val="none"/>
+                <w:strike w:val="false"/>
+                <w:sz w:val="22"/>
+                <w:szCs w:val="22"/>
+                <w:color w:val="000000"/>
+              </w:rPr>
+              <w:t xml:space="preserve">(1,299–1,409)</w:t>
+            </w:r>
+          </w:p>
+        </w:tc>
+        <w:tc>
+          <w:tcPr>
+            <w:tcBorders>
+              <w:bottom w:val="single" w:sz="4" w:space="0" w:color="000000"/>
+              <w:top w:val="single" w:sz="4" w:space="0" w:color="000000"/>
+              <w:left w:val="none" w:sz="0" w:space="0" w:color="000000"/>
+              <w:right w:val="none" w:sz="0" w:space="0" w:color="000000"/>
+            </w:tcBorders>
+            <w:shd w:val="clear" w:color="auto" w:fill="FFFFFF"/>
+            <w:tcMar>
+              <w:top w:w="0" w:type="dxa"/>
+              <w:bottom w:w="0" w:type="dxa"/>
+              <w:left w:w="0" w:type="dxa"/>
+              <w:right w:w="0" w:type="dxa"/>
+            </w:tcMar>
+            <w:vAlign w:val="top"/>
+          </w:tcPr>
+          <w:p>
+            <w:pPr>
+              <w:jc w:val="center"/>
+              <w:pBdr>
+                <w:bottom w:val="none" w:sz="0" w:space="0" w:color="000000"/>
+                <w:top w:val="none" w:sz="0" w:space="0" w:color="000000"/>
+                <w:left w:val="none" w:sz="0" w:space="0" w:color="000000"/>
+                <w:right w:val="none" w:sz="0" w:space="0" w:color="000000"/>
+              </w:pBdr>
+              <w:spacing w:after="100" w:before="100" w:line="240"/>
+              <w:ind w:left="100" w:right="100" w:firstLine="0" w:firstLineChars="0"/>
+              <w:rPr>
+                <w:rFonts w:ascii="Helvetica" w:hAnsi="Helvetica" w:eastAsia="Helvetica" w:cs="Helvetica"/>
+                <w:i w:val="false"/>
+                <w:b w:val="false"/>
+                <w:u w:val="none"/>
+                <w:strike w:val="false"/>
+                <w:sz w:val="22"/>
+                <w:szCs w:val="22"/>
+                <w:color w:val="000000"/>
+              </w:rPr>
+            </w:pPr>
+            <w:r>
+              <w:rPr>
+                <w:rFonts w:ascii="Helvetica" w:hAnsi="Helvetica" w:eastAsia="Helvetica" w:cs="Helvetica"/>
+                <w:i w:val="false"/>
+                <w:b w:val="false"/>
+                <w:u w:val="none"/>
+                <w:strike w:val="false"/>
+                <w:sz w:val="22"/>
+                <w:szCs w:val="22"/>
+                <w:color w:val="000000"/>
+              </w:rPr>
+              <w:t xml:space="preserve">—</w:t>
+            </w:r>
+          </w:p>
+        </w:tc>
+        <w:tc>
+          <w:tcPr>
+            <w:tcBorders>
+              <w:bottom w:val="single" w:sz="4" w:space="0" w:color="000000"/>
+              <w:top w:val="single" w:sz="4" w:space="0" w:color="000000"/>
+              <w:left w:val="none" w:sz="0" w:space="0" w:color="000000"/>
+              <w:right w:val="none" w:sz="0" w:space="0" w:color="000000"/>
+            </w:tcBorders>
+            <w:shd w:val="clear" w:color="auto" w:fill="FFFFFF"/>
+            <w:tcMar>
+              <w:top w:w="0" w:type="dxa"/>
+              <w:bottom w:w="0" w:type="dxa"/>
+              <w:left w:w="0" w:type="dxa"/>
+              <w:right w:w="0" w:type="dxa"/>
+            </w:tcMar>
+            <w:vAlign w:val="top"/>
+          </w:tcPr>
+          <w:p>
+            <w:pPr>
+              <w:jc w:val="center"/>
+              <w:pBdr>
+                <w:bottom w:val="none" w:sz="0" w:space="0" w:color="000000"/>
+                <w:top w:val="none" w:sz="0" w:space="0" w:color="000000"/>
+                <w:left w:val="none" w:sz="0" w:space="0" w:color="000000"/>
+                <w:right w:val="none" w:sz="0" w:space="0" w:color="000000"/>
+              </w:pBdr>
+              <w:spacing w:after="100" w:before="100" w:line="240"/>
+              <w:ind w:left="100" w:right="100" w:firstLine="0" w:firstLineChars="0"/>
+              <w:rPr>
+                <w:rFonts w:ascii="Helvetica" w:hAnsi="Helvetica" w:eastAsia="Helvetica" w:cs="Helvetica"/>
+                <w:i w:val="false"/>
+                <w:b w:val="false"/>
+                <w:u w:val="none"/>
+                <w:strike w:val="false"/>
+                <w:sz w:val="22"/>
+                <w:szCs w:val="22"/>
+                <w:color w:val="000000"/>
+              </w:rPr>
+            </w:pPr>
+            <w:r>
+              <w:rPr>
+                <w:rFonts w:ascii="Helvetica" w:hAnsi="Helvetica" w:eastAsia="Helvetica" w:cs="Helvetica"/>
+                <w:i w:val="false"/>
+                <w:b w:val="false"/>
+                <w:u w:val="none"/>
+                <w:strike w:val="false"/>
+                <w:sz w:val="22"/>
+                <w:szCs w:val="22"/>
+                <w:color w:val="000000"/>
+              </w:rPr>
+              <w:t xml:space="preserve">—</w:t>
+            </w:r>
+          </w:p>
+        </w:tc>
+        <w:tc>
+          <w:tcPr>
+            <w:tcBorders>
+              <w:bottom w:val="single" w:sz="4" w:space="0" w:color="000000"/>
+              <w:top w:val="single" w:sz="4" w:space="0" w:color="000000"/>
+              <w:left w:val="none" w:sz="0" w:space="0" w:color="000000"/>
+              <w:right w:val="none" w:sz="0" w:space="0" w:color="000000"/>
+            </w:tcBorders>
+            <w:shd w:val="clear" w:color="auto" w:fill="FFFFFF"/>
+            <w:tcMar>
+              <w:top w:w="0" w:type="dxa"/>
+              <w:bottom w:w="0" w:type="dxa"/>
+              <w:left w:w="0" w:type="dxa"/>
+              <w:right w:w="0" w:type="dxa"/>
+            </w:tcMar>
+            <w:vAlign w:val="top"/>
+          </w:tcPr>
+          <w:p>
+            <w:pPr>
+              <w:jc w:val="center"/>
+              <w:pBdr>
+                <w:bottom w:val="none" w:sz="0" w:space="0" w:color="000000"/>
+                <w:top w:val="none" w:sz="0" w:space="0" w:color="000000"/>
+                <w:left w:val="none" w:sz="0" w:space="0" w:color="000000"/>
+                <w:right w:val="none" w:sz="0" w:space="0" w:color="000000"/>
+              </w:pBdr>
+              <w:spacing w:after="100" w:before="100" w:line="240"/>
+              <w:ind w:left="100" w:right="100" w:firstLine="0" w:firstLineChars="0"/>
+              <w:rPr>
+                <w:rFonts w:ascii="Helvetica" w:hAnsi="Helvetica" w:eastAsia="Helvetica" w:cs="Helvetica"/>
+                <w:i w:val="false"/>
+                <w:b w:val="false"/>
+                <w:u w:val="none"/>
+                <w:strike w:val="false"/>
+                <w:sz w:val="22"/>
+                <w:szCs w:val="22"/>
+                <w:color w:val="000000"/>
+              </w:rPr>
+            </w:pPr>
+            <w:r>
+              <w:rPr>
+                <w:rFonts w:ascii="Helvetica" w:hAnsi="Helvetica" w:eastAsia="Helvetica" w:cs="Helvetica"/>
+                <w:i w:val="false"/>
+                <w:b w:val="false"/>
+                <w:u w:val="none"/>
+                <w:strike w:val="false"/>
+                <w:sz w:val="22"/>
+                <w:szCs w:val="22"/>
+                <w:color w:val="000000"/>
+              </w:rPr>
+              <w:t xml:space="preserve">—</w:t>
+            </w:r>
+          </w:p>
+        </w:tc>
+        <w:tc>
+          <w:tcPr>
+            <w:tcBorders>
+              <w:bottom w:val="single" w:sz="4" w:space="0" w:color="000000"/>
+              <w:top w:val="single" w:sz="4" w:space="0" w:color="000000"/>
+              <w:left w:val="none" w:sz="0" w:space="0" w:color="000000"/>
+              <w:right w:val="none" w:sz="0" w:space="0" w:color="000000"/>
+            </w:tcBorders>
+            <w:shd w:val="clear" w:color="auto" w:fill="FFFFFF"/>
+            <w:tcMar>
+              <w:top w:w="0" w:type="dxa"/>
+              <w:bottom w:w="0" w:type="dxa"/>
+              <w:left w:w="0" w:type="dxa"/>
+              <w:right w:w="0" w:type="dxa"/>
+            </w:tcMar>
+            <w:vAlign w:val="top"/>
+          </w:tcPr>
+          <w:p>
+            <w:pPr>
+              <w:jc w:val="center"/>
+              <w:pBdr>
+                <w:bottom w:val="none" w:sz="0" w:space="0" w:color="000000"/>
+                <w:top w:val="none" w:sz="0" w:space="0" w:color="000000"/>
+                <w:left w:val="none" w:sz="0" w:space="0" w:color="000000"/>
+                <w:right w:val="none" w:sz="0" w:space="0" w:color="000000"/>
+              </w:pBdr>
+              <w:spacing w:after="100" w:before="100" w:line="240"/>
+              <w:ind w:left="100" w:right="100" w:firstLine="0" w:firstLineChars="0"/>
+              <w:rPr>
+                <w:rFonts w:ascii="Helvetica" w:hAnsi="Helvetica" w:eastAsia="Helvetica" w:cs="Helvetica"/>
+                <w:i w:val="false"/>
+                <w:b w:val="false"/>
+                <w:u w:val="none"/>
+                <w:strike w:val="false"/>
+                <w:sz w:val="22"/>
+                <w:szCs w:val="22"/>
+                <w:color w:val="000000"/>
+              </w:rPr>
+            </w:pPr>
+            <w:r>
+              <w:rPr>
+                <w:rFonts w:ascii="Helvetica" w:hAnsi="Helvetica" w:eastAsia="Helvetica" w:cs="Helvetica"/>
+                <w:i w:val="false"/>
+                <w:b w:val="false"/>
+                <w:u w:val="none"/>
+                <w:strike w:val="false"/>
+                <w:sz w:val="22"/>
+                <w:szCs w:val="22"/>
+                <w:color w:val="000000"/>
+              </w:rPr>
+              <w:t xml:space="preserve">—</w:t>
+            </w:r>
+          </w:p>
+        </w:tc>
+        <w:tc>
+          <w:tcPr>
+            <w:tcBorders>
+              <w:bottom w:val="single" w:sz="4" w:space="0" w:color="000000"/>
+              <w:top w:val="single" w:sz="4" w:space="0" w:color="000000"/>
+              <w:left w:val="none" w:sz="0" w:space="0" w:color="000000"/>
+              <w:right w:val="none" w:sz="0" w:space="0" w:color="000000"/>
+            </w:tcBorders>
+            <w:shd w:val="clear" w:color="auto" w:fill="FFFFFF"/>
+            <w:tcMar>
+              <w:top w:w="0" w:type="dxa"/>
+              <w:bottom w:w="0" w:type="dxa"/>
+              <w:left w:w="0" w:type="dxa"/>
+              <w:right w:w="0" w:type="dxa"/>
+            </w:tcMar>
+            <w:vAlign w:val="top"/>
+          </w:tcPr>
+          <w:p>
+            <w:pPr>
+              <w:jc w:val="center"/>
+              <w:pBdr>
+                <w:bottom w:val="none" w:sz="0" w:space="0" w:color="000000"/>
+                <w:top w:val="none" w:sz="0" w:space="0" w:color="000000"/>
+                <w:left w:val="none" w:sz="0" w:space="0" w:color="000000"/>
+                <w:right w:val="none" w:sz="0" w:space="0" w:color="000000"/>
+              </w:pBdr>
+              <w:spacing w:after="100" w:before="100" w:line="240"/>
+              <w:ind w:left="100" w:right="100" w:firstLine="0" w:firstLineChars="0"/>
+              <w:rPr>
+                <w:rFonts w:ascii="Helvetica" w:hAnsi="Helvetica" w:eastAsia="Helvetica" w:cs="Helvetica"/>
+                <w:i w:val="false"/>
+                <w:b w:val="false"/>
+                <w:u w:val="none"/>
+                <w:strike w:val="false"/>
+                <w:sz w:val="22"/>
+                <w:szCs w:val="22"/>
+                <w:color w:val="000000"/>
+              </w:rPr>
+            </w:pPr>
+            <w:r>
+              <w:rPr>
+                <w:rFonts w:ascii="Helvetica" w:hAnsi="Helvetica" w:eastAsia="Helvetica" w:cs="Helvetica"/>
+                <w:i w:val="false"/>
+                <w:b w:val="false"/>
+                <w:u w:val="none"/>
+                <w:strike w:val="false"/>
+                <w:sz w:val="22"/>
+                <w:szCs w:val="22"/>
+                <w:color w:val="000000"/>
+              </w:rPr>
+              <w:t xml:space="preserve">—</w:t>
+            </w:r>
+          </w:p>
+        </w:tc>
+        <w:tc>
+          <w:tcPr>
+            <w:tcBorders>
+              <w:bottom w:val="single" w:sz="4" w:space="0" w:color="000000"/>
+              <w:top w:val="single" w:sz="4" w:space="0" w:color="000000"/>
+              <w:left w:val="none" w:sz="0" w:space="0" w:color="000000"/>
+              <w:right w:val="none" w:sz="0" w:space="0" w:color="000000"/>
+            </w:tcBorders>
+            <w:shd w:val="clear" w:color="auto" w:fill="FFFFFF"/>
+            <w:tcMar>
+              <w:top w:w="0" w:type="dxa"/>
+              <w:bottom w:w="0" w:type="dxa"/>
+              <w:left w:w="0" w:type="dxa"/>
+              <w:right w:w="0" w:type="dxa"/>
+            </w:tcMar>
+            <w:vAlign w:val="top"/>
+          </w:tcPr>
+          <w:p>
+            <w:pPr>
+              <w:jc w:val="center"/>
+              <w:pBdr>
+                <w:bottom w:val="none" w:sz="0" w:space="0" w:color="000000"/>
+                <w:top w:val="none" w:sz="0" w:space="0" w:color="000000"/>
+                <w:left w:val="none" w:sz="0" w:space="0" w:color="000000"/>
+                <w:right w:val="none" w:sz="0" w:space="0" w:color="000000"/>
+              </w:pBdr>
+              <w:spacing w:after="100" w:before="100" w:line="240"/>
+              <w:ind w:left="100" w:right="100" w:firstLine="0" w:firstLineChars="0"/>
+              <w:rPr>
+                <w:rFonts w:ascii="Helvetica" w:hAnsi="Helvetica" w:eastAsia="Helvetica" w:cs="Helvetica"/>
+                <w:i w:val="false"/>
+                <w:b w:val="false"/>
+                <w:u w:val="none"/>
+                <w:strike w:val="false"/>
+                <w:sz w:val="22"/>
+                <w:szCs w:val="22"/>
+                <w:color w:val="000000"/>
+              </w:rPr>
+            </w:pPr>
+            <w:r>
+              <w:rPr>
+                <w:rFonts w:ascii="Helvetica" w:hAnsi="Helvetica" w:eastAsia="Helvetica" w:cs="Helvetica"/>
+                <w:i w:val="false"/>
+                <w:b w:val="false"/>
+                <w:u w:val="none"/>
+                <w:strike w:val="false"/>
+                <w:sz w:val="22"/>
+                <w:szCs w:val="22"/>
+                <w:color w:val="000000"/>
+              </w:rPr>
+              <w:t xml:space="preserve">2.80</w:t>
+            </w:r>
+            <w:r>
+              <w:rPr>
+                <w:rFonts w:ascii="Helvetica" w:hAnsi="Helvetica" w:eastAsia="Helvetica" w:cs="Helvetica"/>
+                <w:i w:val="false"/>
+                <w:b w:val="false"/>
+                <w:u w:val="none"/>
+                <w:strike w:val="false"/>
+                <w:sz w:val="22"/>
+                <w:szCs w:val="22"/>
+                <w:color w:val="000000"/>
+              </w:rPr>
+              <w:br/>
+            </w:r>
+            <w:r>
+              <w:rPr>
+                <w:rFonts w:ascii="Helvetica" w:hAnsi="Helvetica" w:eastAsia="Helvetica" w:cs="Helvetica"/>
+                <w:i w:val="false"/>
+                <w:b w:val="false"/>
+                <w:u w:val="none"/>
+                <w:strike w:val="false"/>
+                <w:sz w:val="22"/>
+                <w:szCs w:val="22"/>
+                <w:color w:val="000000"/>
+              </w:rPr>
+              <w:t xml:space="preserve">(1.94–4.02)</w:t>
+            </w:r>
+          </w:p>
+        </w:tc>
+        <w:tc>
+          <w:tcPr>
+            <w:tcBorders>
+              <w:bottom w:val="single" w:sz="4" w:space="0" w:color="000000"/>
+              <w:top w:val="single" w:sz="4" w:space="0" w:color="000000"/>
+              <w:left w:val="none" w:sz="0" w:space="0" w:color="000000"/>
+              <w:right w:val="none" w:sz="0" w:space="0" w:color="000000"/>
+            </w:tcBorders>
+            <w:shd w:val="clear" w:color="auto" w:fill="FFFFFF"/>
+            <w:tcMar>
+              <w:top w:w="0" w:type="dxa"/>
+              <w:bottom w:w="0" w:type="dxa"/>
+              <w:left w:w="0" w:type="dxa"/>
+              <w:right w:w="0" w:type="dxa"/>
+            </w:tcMar>
+            <w:vAlign w:val="top"/>
+          </w:tcPr>
+          <w:p>
+            <w:pPr>
+              <w:jc w:val="center"/>
+              <w:pBdr>
+                <w:bottom w:val="none" w:sz="0" w:space="0" w:color="000000"/>
+                <w:top w:val="none" w:sz="0" w:space="0" w:color="000000"/>
+                <w:left w:val="none" w:sz="0" w:space="0" w:color="000000"/>
+                <w:right w:val="none" w:sz="0" w:space="0" w:color="000000"/>
+              </w:pBdr>
+              <w:spacing w:after="100" w:before="100" w:line="240"/>
+              <w:ind w:left="100" w:right="100" w:firstLine="0" w:firstLineChars="0"/>
+              <w:rPr>
+                <w:rFonts w:ascii="Helvetica" w:hAnsi="Helvetica" w:eastAsia="Helvetica" w:cs="Helvetica"/>
+                <w:i w:val="false"/>
+                <w:b w:val="false"/>
+                <w:u w:val="none"/>
+                <w:strike w:val="false"/>
+                <w:sz w:val="22"/>
+                <w:szCs w:val="22"/>
+                <w:color w:val="000000"/>
+              </w:rPr>
+            </w:pPr>
+            <w:r>
+              <w:rPr>
+                <w:rFonts w:ascii="Helvetica" w:hAnsi="Helvetica" w:eastAsia="Helvetica" w:cs="Helvetica"/>
+                <w:i w:val="false"/>
+                <w:b w:val="false"/>
+                <w:u w:val="none"/>
+                <w:strike w:val="false"/>
+                <w:sz w:val="22"/>
+                <w:szCs w:val="22"/>
+                <w:color w:val="000000"/>
+              </w:rPr>
+              <w:t xml:space="preserve">30,034</w:t>
+            </w:r>
+            <w:r>
+              <w:rPr>
+                <w:rFonts w:ascii="Helvetica" w:hAnsi="Helvetica" w:eastAsia="Helvetica" w:cs="Helvetica"/>
+                <w:i w:val="false"/>
+                <w:b w:val="false"/>
+                <w:u w:val="none"/>
+                <w:strike w:val="false"/>
+                <w:sz w:val="22"/>
+                <w:szCs w:val="22"/>
+                <w:color w:val="000000"/>
+              </w:rPr>
+              <w:br/>
+            </w:r>
+            <w:r>
+              <w:rPr>
+                <w:rFonts w:ascii="Helvetica" w:hAnsi="Helvetica" w:eastAsia="Helvetica" w:cs="Helvetica"/>
+                <w:i w:val="false"/>
+                <w:b w:val="false"/>
+                <w:u w:val="none"/>
+                <w:strike w:val="false"/>
+                <w:sz w:val="22"/>
+                <w:szCs w:val="22"/>
+                <w:color w:val="000000"/>
+              </w:rPr>
+              <w:t xml:space="preserve">(29,289–30,951)</w:t>
+            </w:r>
+          </w:p>
+        </w:tc>
+        <w:tc>
+          <w:tcPr>
+            <w:tcBorders>
+              <w:bottom w:val="single" w:sz="4" w:space="0" w:color="000000"/>
+              <w:top w:val="single" w:sz="4" w:space="0" w:color="000000"/>
+              <w:left w:val="none" w:sz="0" w:space="0" w:color="000000"/>
+              <w:right w:val="none" w:sz="0" w:space="0" w:color="000000"/>
+            </w:tcBorders>
+            <w:shd w:val="clear" w:color="auto" w:fill="FFFFFF"/>
+            <w:tcMar>
+              <w:top w:w="0" w:type="dxa"/>
+              <w:bottom w:w="0" w:type="dxa"/>
+              <w:left w:w="0" w:type="dxa"/>
+              <w:right w:w="0" w:type="dxa"/>
+            </w:tcMar>
+            <w:vAlign w:val="top"/>
+          </w:tcPr>
+          <w:p>
+            <w:pPr>
+              <w:jc w:val="center"/>
+              <w:pBdr>
+                <w:bottom w:val="none" w:sz="0" w:space="0" w:color="000000"/>
+                <w:top w:val="none" w:sz="0" w:space="0" w:color="000000"/>
+                <w:left w:val="none" w:sz="0" w:space="0" w:color="000000"/>
+                <w:right w:val="none" w:sz="0" w:space="0" w:color="000000"/>
+              </w:pBdr>
+              <w:spacing w:after="100" w:before="100" w:line="240"/>
+              <w:ind w:left="100" w:right="100" w:firstLine="0" w:firstLineChars="0"/>
+              <w:rPr>
+                <w:rFonts w:ascii="Helvetica" w:hAnsi="Helvetica" w:eastAsia="Helvetica" w:cs="Helvetica"/>
+                <w:i w:val="false"/>
+                <w:b w:val="false"/>
+                <w:u w:val="none"/>
+                <w:strike w:val="false"/>
+                <w:sz w:val="22"/>
+                <w:szCs w:val="22"/>
+                <w:color w:val="000000"/>
+              </w:rPr>
+            </w:pPr>
+            <w:r>
+              <w:rPr>
+                <w:rFonts w:ascii="Helvetica" w:hAnsi="Helvetica" w:eastAsia="Helvetica" w:cs="Helvetica"/>
+                <w:i w:val="false"/>
+                <w:b w:val="false"/>
+                <w:u w:val="none"/>
+                <w:strike w:val="false"/>
+                <w:sz w:val="22"/>
+                <w:szCs w:val="22"/>
+                <w:color w:val="000000"/>
+              </w:rPr>
+              <w:t xml:space="preserve">4,908</w:t>
+            </w:r>
+            <w:r>
+              <w:rPr>
+                <w:rFonts w:ascii="Helvetica" w:hAnsi="Helvetica" w:eastAsia="Helvetica" w:cs="Helvetica"/>
+                <w:i w:val="false"/>
+                <w:b w:val="false"/>
+                <w:u w:val="none"/>
+                <w:strike w:val="false"/>
+                <w:sz w:val="22"/>
+                <w:szCs w:val="22"/>
+                <w:color w:val="000000"/>
+              </w:rPr>
+              <w:br/>
+            </w:r>
+            <w:r>
+              <w:rPr>
+                <w:rFonts w:ascii="Helvetica" w:hAnsi="Helvetica" w:eastAsia="Helvetica" w:cs="Helvetica"/>
+                <w:i w:val="false"/>
+                <w:b w:val="false"/>
+                <w:u w:val="none"/>
+                <w:strike w:val="false"/>
+                <w:sz w:val="22"/>
+                <w:szCs w:val="22"/>
+                <w:color w:val="000000"/>
+              </w:rPr>
+              <w:t xml:space="preserve">(4,799–5,092)</w:t>
+            </w:r>
+          </w:p>
+        </w:tc>
+        <w:tc>
+          <w:tcPr>
+            <w:tcBorders>
+              <w:bottom w:val="single" w:sz="4" w:space="0" w:color="000000"/>
+              <w:top w:val="single" w:sz="4" w:space="0" w:color="000000"/>
+              <w:left w:val="none" w:sz="0" w:space="0" w:color="000000"/>
+              <w:right w:val="none" w:sz="0" w:space="0" w:color="000000"/>
+            </w:tcBorders>
+            <w:shd w:val="clear" w:color="auto" w:fill="FFFFFF"/>
+            <w:tcMar>
+              <w:top w:w="0" w:type="dxa"/>
+              <w:bottom w:w="0" w:type="dxa"/>
+              <w:left w:w="0" w:type="dxa"/>
+              <w:right w:w="0" w:type="dxa"/>
+            </w:tcMar>
+            <w:vAlign w:val="top"/>
+          </w:tcPr>
+          <w:p>
+            <w:pPr>
+              <w:jc w:val="center"/>
+              <w:pBdr>
+                <w:bottom w:val="none" w:sz="0" w:space="0" w:color="000000"/>
+                <w:top w:val="none" w:sz="0" w:space="0" w:color="000000"/>
+                <w:left w:val="none" w:sz="0" w:space="0" w:color="000000"/>
+                <w:right w:val="none" w:sz="0" w:space="0" w:color="000000"/>
+              </w:pBdr>
+              <w:spacing w:after="100" w:before="100" w:line="240"/>
+              <w:ind w:left="100" w:right="100" w:firstLine="0" w:firstLineChars="0"/>
+              <w:rPr>
+                <w:rFonts w:ascii="Helvetica" w:hAnsi="Helvetica" w:eastAsia="Helvetica" w:cs="Helvetica"/>
+                <w:i w:val="false"/>
+                <w:b w:val="false"/>
+                <w:u w:val="none"/>
+                <w:strike w:val="false"/>
+                <w:sz w:val="22"/>
+                <w:szCs w:val="22"/>
+                <w:color w:val="000000"/>
+              </w:rPr>
+            </w:pPr>
+            <w:r>
+              <w:rPr>
+                <w:rFonts w:ascii="Helvetica" w:hAnsi="Helvetica" w:eastAsia="Helvetica" w:cs="Helvetica"/>
+                <w:i w:val="false"/>
+                <w:b w:val="false"/>
+                <w:u w:val="none"/>
+                <w:strike w:val="false"/>
+                <w:sz w:val="22"/>
+                <w:szCs w:val="22"/>
+                <w:color w:val="000000"/>
+              </w:rPr>
+              <w:t xml:space="preserve">87</w:t>
+            </w:r>
+            <w:r>
+              <w:rPr>
+                <w:rFonts w:ascii="Helvetica" w:hAnsi="Helvetica" w:eastAsia="Helvetica" w:cs="Helvetica"/>
+                <w:i w:val="false"/>
+                <w:b w:val="false"/>
+                <w:u w:val="none"/>
+                <w:strike w:val="false"/>
+                <w:sz w:val="22"/>
+                <w:szCs w:val="22"/>
+                <w:color w:val="000000"/>
+              </w:rPr>
+              <w:br/>
+            </w:r>
+            <w:r>
+              <w:rPr>
+                <w:rFonts w:ascii="Helvetica" w:hAnsi="Helvetica" w:eastAsia="Helvetica" w:cs="Helvetica"/>
+                <w:i w:val="false"/>
+                <w:b w:val="false"/>
+                <w:u w:val="none"/>
+                <w:strike w:val="false"/>
+                <w:sz w:val="22"/>
+                <w:szCs w:val="22"/>
+                <w:color w:val="000000"/>
+              </w:rPr>
+              <w:t xml:space="preserve">(83–92)</w:t>
+            </w:r>
+          </w:p>
+        </w:tc>
+        <w:tc>
+          <w:tcPr>
+            <w:tcBorders>
+              <w:bottom w:val="single" w:sz="4" w:space="0" w:color="000000"/>
+              <w:top w:val="single" w:sz="4" w:space="0" w:color="000000"/>
+              <w:left w:val="none" w:sz="0" w:space="0" w:color="000000"/>
+              <w:right w:val="none" w:sz="0" w:space="0" w:color="000000"/>
+            </w:tcBorders>
+            <w:shd w:val="clear" w:color="auto" w:fill="FFFFFF"/>
+            <w:tcMar>
+              <w:top w:w="0" w:type="dxa"/>
+              <w:bottom w:w="0" w:type="dxa"/>
+              <w:left w:w="0" w:type="dxa"/>
+              <w:right w:w="0" w:type="dxa"/>
+            </w:tcMar>
+            <w:vAlign w:val="top"/>
+          </w:tcPr>
+          <w:p>
+            <w:pPr>
+              <w:jc w:val="center"/>
+              <w:pBdr>
+                <w:bottom w:val="none" w:sz="0" w:space="0" w:color="000000"/>
+                <w:top w:val="none" w:sz="0" w:space="0" w:color="000000"/>
+                <w:left w:val="none" w:sz="0" w:space="0" w:color="000000"/>
+                <w:right w:val="none" w:sz="0" w:space="0" w:color="000000"/>
+              </w:pBdr>
+              <w:spacing w:after="100" w:before="100" w:line="240"/>
+              <w:ind w:left="100" w:right="100" w:firstLine="0" w:firstLineChars="0"/>
+              <w:rPr>
+                <w:rFonts w:ascii="Helvetica" w:hAnsi="Helvetica" w:eastAsia="Helvetica" w:cs="Helvetica"/>
+                <w:i w:val="false"/>
+                <w:b w:val="false"/>
+                <w:u w:val="none"/>
+                <w:strike w:val="false"/>
+                <w:sz w:val="22"/>
+                <w:szCs w:val="22"/>
+                <w:color w:val="000000"/>
+              </w:rPr>
+            </w:pPr>
+            <w:r>
+              <w:rPr>
+                <w:rFonts w:ascii="Helvetica" w:hAnsi="Helvetica" w:eastAsia="Helvetica" w:cs="Helvetica"/>
+                <w:i w:val="false"/>
+                <w:b w:val="false"/>
+                <w:u w:val="none"/>
+                <w:strike w:val="false"/>
+                <w:sz w:val="22"/>
+                <w:szCs w:val="22"/>
+                <w:color w:val="000000"/>
+              </w:rPr>
+              <w:t xml:space="preserve">—</w:t>
+            </w:r>
+          </w:p>
+        </w:tc>
+        <w:tc>
+          <w:tcPr>
+            <w:tcBorders>
+              <w:bottom w:val="single" w:sz="4" w:space="0" w:color="000000"/>
+              <w:top w:val="single" w:sz="4" w:space="0" w:color="000000"/>
+              <w:left w:val="none" w:sz="0" w:space="0" w:color="000000"/>
+              <w:right w:val="none" w:sz="0" w:space="0" w:color="000000"/>
+            </w:tcBorders>
+            <w:shd w:val="clear" w:color="auto" w:fill="FFFFFF"/>
+            <w:tcMar>
+              <w:top w:w="0" w:type="dxa"/>
+              <w:bottom w:w="0" w:type="dxa"/>
+              <w:left w:w="0" w:type="dxa"/>
+              <w:right w:w="0" w:type="dxa"/>
+            </w:tcMar>
+            <w:vAlign w:val="top"/>
+          </w:tcPr>
+          <w:p>
+            <w:pPr>
+              <w:jc w:val="center"/>
+              <w:pBdr>
+                <w:bottom w:val="none" w:sz="0" w:space="0" w:color="000000"/>
+                <w:top w:val="none" w:sz="0" w:space="0" w:color="000000"/>
+                <w:left w:val="none" w:sz="0" w:space="0" w:color="000000"/>
+                <w:right w:val="none" w:sz="0" w:space="0" w:color="000000"/>
+              </w:pBdr>
+              <w:spacing w:after="100" w:before="100" w:line="240"/>
+              <w:ind w:left="100" w:right="100" w:firstLine="0" w:firstLineChars="0"/>
+              <w:rPr>
+                <w:rFonts w:ascii="Helvetica" w:hAnsi="Helvetica" w:eastAsia="Helvetica" w:cs="Helvetica"/>
+                <w:i w:val="false"/>
+                <w:b w:val="false"/>
+                <w:u w:val="none"/>
+                <w:strike w:val="false"/>
+                <w:sz w:val="22"/>
+                <w:szCs w:val="22"/>
+                <w:color w:val="000000"/>
+              </w:rPr>
+            </w:pPr>
+            <w:r>
+              <w:rPr>
+                <w:rFonts w:ascii="Helvetica" w:hAnsi="Helvetica" w:eastAsia="Helvetica" w:cs="Helvetica"/>
+                <w:i w:val="false"/>
+                <w:b w:val="false"/>
+                <w:u w:val="none"/>
+                <w:strike w:val="false"/>
+                <w:sz w:val="22"/>
+                <w:szCs w:val="22"/>
+                <w:color w:val="000000"/>
+              </w:rPr>
+              <w:t xml:space="preserve">—</w:t>
+            </w:r>
+          </w:p>
+        </w:tc>
+        <w:tc>
+          <w:tcPr>
+            <w:tcBorders>
+              <w:bottom w:val="single" w:sz="4" w:space="0" w:color="000000"/>
+              <w:top w:val="single" w:sz="4" w:space="0" w:color="000000"/>
+              <w:left w:val="none" w:sz="0" w:space="0" w:color="000000"/>
+              <w:right w:val="none" w:sz="0" w:space="0" w:color="000000"/>
+            </w:tcBorders>
+            <w:shd w:val="clear" w:color="auto" w:fill="FFFFFF"/>
+            <w:tcMar>
+              <w:top w:w="0" w:type="dxa"/>
+              <w:bottom w:w="0" w:type="dxa"/>
+              <w:left w:w="0" w:type="dxa"/>
+              <w:right w:w="0" w:type="dxa"/>
+            </w:tcMar>
+            <w:vAlign w:val="top"/>
+          </w:tcPr>
+          <w:p>
+            <w:pPr>
+              <w:jc w:val="center"/>
+              <w:pBdr>
+                <w:bottom w:val="none" w:sz="0" w:space="0" w:color="000000"/>
+                <w:top w:val="none" w:sz="0" w:space="0" w:color="000000"/>
+                <w:left w:val="none" w:sz="0" w:space="0" w:color="000000"/>
+                <w:right w:val="none" w:sz="0" w:space="0" w:color="000000"/>
+              </w:pBdr>
+              <w:spacing w:after="100" w:before="100" w:line="240"/>
+              <w:ind w:left="100" w:right="100" w:firstLine="0" w:firstLineChars="0"/>
+              <w:rPr>
+                <w:rFonts w:ascii="Helvetica" w:hAnsi="Helvetica" w:eastAsia="Helvetica" w:cs="Helvetica"/>
+                <w:i w:val="false"/>
+                <w:b w:val="false"/>
+                <w:u w:val="none"/>
+                <w:strike w:val="false"/>
+                <w:sz w:val="22"/>
+                <w:szCs w:val="22"/>
+                <w:color w:val="000000"/>
+              </w:rPr>
+            </w:pPr>
+            <w:r>
+              <w:rPr>
+                <w:rFonts w:ascii="Helvetica" w:hAnsi="Helvetica" w:eastAsia="Helvetica" w:cs="Helvetica"/>
+                <w:i w:val="false"/>
+                <w:b w:val="false"/>
+                <w:u w:val="none"/>
+                <w:strike w:val="false"/>
+                <w:sz w:val="22"/>
+                <w:szCs w:val="22"/>
+                <w:color w:val="000000"/>
+              </w:rPr>
+              <w:t xml:space="preserve">—</w:t>
+            </w:r>
+          </w:p>
+        </w:tc>
+      </w:tr>
+      <w:tr>
+        <w:trPr>
+          <w:trHeight w:val="786" w:hRule="auto"/>
+        </w:trPr>
+        body10
         <w:tc>
           <w:tcPr>
             <w:tcBorders>
@@ -2972,7 +9127,7 @@
                 <w:szCs w:val="22"/>
                 <w:color w:val="000000"/>
               </w:rPr>
-              <w:t xml:space="preserve">1,516,802</w:t>
+              <w:t xml:space="preserve">1,379,705</w:t>
             </w:r>
             <w:r>
               <w:rPr>
@@ -2998,7 +9153,7 @@
                 <w:szCs w:val="22"/>
                 <w:color w:val="000000"/>
               </w:rPr>
-              <w:t xml:space="preserve">(1,479,479–1,555,064)</w:t>
+              <w:t xml:space="preserve">(1,349,408–1,410,775)</w:t>
             </w:r>
           </w:p>
         </w:tc>
@@ -3052,7 +9207,7 @@
                 <w:szCs w:val="22"/>
                 <w:color w:val="000000"/>
               </w:rPr>
-              <w:t xml:space="preserve">1,370</w:t>
+              <w:t xml:space="preserve">1,118</w:t>
             </w:r>
             <w:r>
               <w:rPr>
@@ -3078,7 +9233,7 @@
                 <w:szCs w:val="22"/>
                 <w:color w:val="000000"/>
               </w:rPr>
-              <w:t xml:space="preserve">(1,299–1,439)</w:t>
+              <w:t xml:space="preserve">(1,068–1,162)</w:t>
             </w:r>
           </w:p>
         </w:tc>
@@ -3132,7 +9287,7 @@
                 <w:szCs w:val="22"/>
                 <w:color w:val="000000"/>
               </w:rPr>
-              <w:t xml:space="preserve">125,133</w:t>
+              <w:t xml:space="preserve">132,204</w:t>
             </w:r>
             <w:r>
               <w:rPr>
@@ -3158,7 +9313,7 @@
                 <w:szCs w:val="22"/>
                 <w:color w:val="000000"/>
               </w:rPr>
-              <w:t xml:space="preserve">(120,620–129,566)</w:t>
+              <w:t xml:space="preserve">(126,585–137,302)</w:t>
             </w:r>
           </w:p>
         </w:tc>
@@ -3212,7 +9367,7 @@
                 <w:szCs w:val="22"/>
                 <w:color w:val="000000"/>
               </w:rPr>
-              <w:t xml:space="preserve">293</w:t>
+              <w:t xml:space="preserve">238</w:t>
             </w:r>
             <w:r>
               <w:rPr>
@@ -3238,7 +9393,7 @@
                 <w:szCs w:val="22"/>
                 <w:color w:val="000000"/>
               </w:rPr>
-              <w:t xml:space="preserve">(279–308)</w:t>
+              <w:t xml:space="preserve">(231–250)</w:t>
             </w:r>
           </w:p>
         </w:tc>
@@ -3292,7 +9447,7 @@
                 <w:szCs w:val="22"/>
                 <w:color w:val="000000"/>
               </w:rPr>
-              <w:t xml:space="preserve">758,876</w:t>
+              <w:t xml:space="preserve">591,543</w:t>
             </w:r>
             <w:r>
               <w:rPr>
@@ -3318,7 +9473,7 @@
                 <w:szCs w:val="22"/>
                 <w:color w:val="000000"/>
               </w:rPr>
-              <w:t xml:space="preserve">(712,005–806,586)</w:t>
+              <w:t xml:space="preserve">(551,568–620,260)</w:t>
             </w:r>
           </w:p>
         </w:tc>
@@ -3372,7 +9527,7 @@
                 <w:szCs w:val="22"/>
                 <w:color w:val="000000"/>
               </w:rPr>
-              <w:t xml:space="preserve">251</w:t>
+              <w:t xml:space="preserve">196</w:t>
             </w:r>
             <w:r>
               <w:rPr>
@@ -3398,7 +9553,7 @@
                 <w:szCs w:val="22"/>
                 <w:color w:val="000000"/>
               </w:rPr>
-              <w:t xml:space="preserve">(235–268)</w:t>
+              <w:t xml:space="preserve">(183–206)</w:t>
             </w:r>
           </w:p>
         </w:tc>
@@ -3452,7 +9607,7 @@
                 <w:szCs w:val="22"/>
                 <w:color w:val="000000"/>
               </w:rPr>
-              <w:t xml:space="preserve">97·20</w:t>
+              <w:t xml:space="preserve">557</w:t>
             </w:r>
             <w:r>
               <w:rPr>
@@ -3478,17 +9633,578 @@
                 <w:szCs w:val="22"/>
                 <w:color w:val="000000"/>
               </w:rPr>
-              <w:t xml:space="preserve">(95·98–98·06)</w:t>
+              <w:t xml:space="preserve">(515–589)</w:t>
+            </w:r>
+          </w:p>
+        </w:tc>
+        <w:tc>
+          <w:tcPr>
+            <w:tcBorders>
+              <w:bottom w:val="single" w:sz="12" w:space="0" w:color="666666"/>
+              <w:top w:val="single" w:sz="4" w:space="0" w:color="000000"/>
+              <w:left w:val="none" w:sz="0" w:space="0" w:color="000000"/>
+              <w:right w:val="none" w:sz="0" w:space="0" w:color="000000"/>
+            </w:tcBorders>
+            <w:shd w:val="clear" w:color="auto" w:fill="FFFFFF"/>
+            <w:tcMar>
+              <w:top w:w="0" w:type="dxa"/>
+              <w:bottom w:w="0" w:type="dxa"/>
+              <w:left w:w="0" w:type="dxa"/>
+              <w:right w:w="0" w:type="dxa"/>
+            </w:tcMar>
+            <w:vAlign w:val="top"/>
+          </w:tcPr>
+          <w:p>
+            <w:pPr>
+              <w:jc w:val="center"/>
+              <w:pBdr>
+                <w:bottom w:val="none" w:sz="0" w:space="0" w:color="000000"/>
+                <w:top w:val="none" w:sz="0" w:space="0" w:color="000000"/>
+                <w:left w:val="none" w:sz="0" w:space="0" w:color="000000"/>
+                <w:right w:val="none" w:sz="0" w:space="0" w:color="000000"/>
+              </w:pBdr>
+              <w:spacing w:after="100" w:before="100" w:line="240"/>
+              <w:ind w:left="100" w:right="100" w:firstLine="0" w:firstLineChars="0"/>
+              <w:rPr>
+                <w:rFonts w:ascii="Helvetica" w:hAnsi="Helvetica" w:eastAsia="Helvetica" w:cs="Helvetica"/>
+                <w:i w:val="false"/>
+                <w:b w:val="false"/>
+                <w:u w:val="none"/>
+                <w:strike w:val="false"/>
+                <w:sz w:val="22"/>
+                <w:szCs w:val="22"/>
+                <w:color w:val="000000"/>
+              </w:rPr>
+            </w:pPr>
+            <w:r>
+              <w:rPr>
+                <w:rFonts w:ascii="Helvetica" w:hAnsi="Helvetica" w:eastAsia="Helvetica" w:cs="Helvetica"/>
+                <w:i w:val="false"/>
+                <w:b w:val="false"/>
+                <w:u w:val="none"/>
+                <w:strike w:val="false"/>
+                <w:sz w:val="22"/>
+                <w:szCs w:val="22"/>
+                <w:color w:val="000000"/>
+              </w:rPr>
+              <w:t xml:space="preserve">97.20</w:t>
+            </w:r>
+            <w:r>
+              <w:rPr>
+                <w:rFonts w:ascii="Helvetica" w:hAnsi="Helvetica" w:eastAsia="Helvetica" w:cs="Helvetica"/>
+                <w:i w:val="false"/>
+                <w:b w:val="false"/>
+                <w:u w:val="none"/>
+                <w:strike w:val="false"/>
+                <w:sz w:val="22"/>
+                <w:szCs w:val="22"/>
+                <w:color w:val="000000"/>
+              </w:rPr>
+              <w:br/>
+            </w:r>
+            <w:r>
+              <w:rPr>
+                <w:rFonts w:ascii="Helvetica" w:hAnsi="Helvetica" w:eastAsia="Helvetica" w:cs="Helvetica"/>
+                <w:i w:val="false"/>
+                <w:b w:val="false"/>
+                <w:u w:val="none"/>
+                <w:strike w:val="false"/>
+                <w:sz w:val="22"/>
+                <w:szCs w:val="22"/>
+                <w:color w:val="000000"/>
+              </w:rPr>
+              <w:t xml:space="preserve">(95.98–98.06)</w:t>
+            </w:r>
+          </w:p>
+        </w:tc>
+        <w:tc>
+          <w:tcPr>
+            <w:tcBorders>
+              <w:bottom w:val="single" w:sz="12" w:space="0" w:color="666666"/>
+              <w:top w:val="single" w:sz="4" w:space="0" w:color="000000"/>
+              <w:left w:val="none" w:sz="0" w:space="0" w:color="000000"/>
+              <w:right w:val="none" w:sz="0" w:space="0" w:color="000000"/>
+            </w:tcBorders>
+            <w:shd w:val="clear" w:color="auto" w:fill="FFFFFF"/>
+            <w:tcMar>
+              <w:top w:w="0" w:type="dxa"/>
+              <w:bottom w:w="0" w:type="dxa"/>
+              <w:left w:w="0" w:type="dxa"/>
+              <w:right w:w="0" w:type="dxa"/>
+            </w:tcMar>
+            <w:vAlign w:val="top"/>
+          </w:tcPr>
+          <w:p>
+            <w:pPr>
+              <w:jc w:val="center"/>
+              <w:pBdr>
+                <w:bottom w:val="none" w:sz="0" w:space="0" w:color="000000"/>
+                <w:top w:val="none" w:sz="0" w:space="0" w:color="000000"/>
+                <w:left w:val="none" w:sz="0" w:space="0" w:color="000000"/>
+                <w:right w:val="none" w:sz="0" w:space="0" w:color="000000"/>
+              </w:pBdr>
+              <w:spacing w:after="100" w:before="100" w:line="240"/>
+              <w:ind w:left="100" w:right="100" w:firstLine="0" w:firstLineChars="0"/>
+              <w:rPr>
+                <w:rFonts w:ascii="Helvetica" w:hAnsi="Helvetica" w:eastAsia="Helvetica" w:cs="Helvetica"/>
+                <w:i w:val="false"/>
+                <w:b w:val="false"/>
+                <w:u w:val="none"/>
+                <w:strike w:val="false"/>
+                <w:sz w:val="22"/>
+                <w:szCs w:val="22"/>
+                <w:color w:val="000000"/>
+              </w:rPr>
+            </w:pPr>
+            <w:r>
+              <w:rPr>
+                <w:rFonts w:ascii="Helvetica" w:hAnsi="Helvetica" w:eastAsia="Helvetica" w:cs="Helvetica"/>
+                <w:i w:val="false"/>
+                <w:b w:val="false"/>
+                <w:u w:val="none"/>
+                <w:strike w:val="false"/>
+                <w:sz w:val="22"/>
+                <w:szCs w:val="22"/>
+                <w:color w:val="000000"/>
+              </w:rPr>
+              <w:t xml:space="preserve">29,983</w:t>
+            </w:r>
+            <w:r>
+              <w:rPr>
+                <w:rFonts w:ascii="Helvetica" w:hAnsi="Helvetica" w:eastAsia="Helvetica" w:cs="Helvetica"/>
+                <w:i w:val="false"/>
+                <w:b w:val="false"/>
+                <w:u w:val="none"/>
+                <w:strike w:val="false"/>
+                <w:sz w:val="22"/>
+                <w:szCs w:val="22"/>
+                <w:color w:val="000000"/>
+              </w:rPr>
+              <w:br/>
+            </w:r>
+            <w:r>
+              <w:rPr>
+                <w:rFonts w:ascii="Helvetica" w:hAnsi="Helvetica" w:eastAsia="Helvetica" w:cs="Helvetica"/>
+                <w:i w:val="false"/>
+                <w:b w:val="false"/>
+                <w:u w:val="none"/>
+                <w:strike w:val="false"/>
+                <w:sz w:val="22"/>
+                <w:szCs w:val="22"/>
+                <w:color w:val="000000"/>
+              </w:rPr>
+              <w:t xml:space="preserve">(29,272–30,903)</w:t>
+            </w:r>
+          </w:p>
+        </w:tc>
+        <w:tc>
+          <w:tcPr>
+            <w:tcBorders>
+              <w:bottom w:val="single" w:sz="12" w:space="0" w:color="666666"/>
+              <w:top w:val="single" w:sz="4" w:space="0" w:color="000000"/>
+              <w:left w:val="none" w:sz="0" w:space="0" w:color="000000"/>
+              <w:right w:val="none" w:sz="0" w:space="0" w:color="000000"/>
+            </w:tcBorders>
+            <w:shd w:val="clear" w:color="auto" w:fill="FFFFFF"/>
+            <w:tcMar>
+              <w:top w:w="0" w:type="dxa"/>
+              <w:bottom w:w="0" w:type="dxa"/>
+              <w:left w:w="0" w:type="dxa"/>
+              <w:right w:w="0" w:type="dxa"/>
+            </w:tcMar>
+            <w:vAlign w:val="top"/>
+          </w:tcPr>
+          <w:p>
+            <w:pPr>
+              <w:jc w:val="center"/>
+              <w:pBdr>
+                <w:bottom w:val="none" w:sz="0" w:space="0" w:color="000000"/>
+                <w:top w:val="none" w:sz="0" w:space="0" w:color="000000"/>
+                <w:left w:val="none" w:sz="0" w:space="0" w:color="000000"/>
+                <w:right w:val="none" w:sz="0" w:space="0" w:color="000000"/>
+              </w:pBdr>
+              <w:spacing w:after="100" w:before="100" w:line="240"/>
+              <w:ind w:left="100" w:right="100" w:firstLine="0" w:firstLineChars="0"/>
+              <w:rPr>
+                <w:rFonts w:ascii="Helvetica" w:hAnsi="Helvetica" w:eastAsia="Helvetica" w:cs="Helvetica"/>
+                <w:i w:val="false"/>
+                <w:b w:val="false"/>
+                <w:u w:val="none"/>
+                <w:strike w:val="false"/>
+                <w:sz w:val="22"/>
+                <w:szCs w:val="22"/>
+                <w:color w:val="000000"/>
+              </w:rPr>
+            </w:pPr>
+            <w:r>
+              <w:rPr>
+                <w:rFonts w:ascii="Helvetica" w:hAnsi="Helvetica" w:eastAsia="Helvetica" w:cs="Helvetica"/>
+                <w:i w:val="false"/>
+                <w:b w:val="false"/>
+                <w:u w:val="none"/>
+                <w:strike w:val="false"/>
+                <w:sz w:val="22"/>
+                <w:szCs w:val="22"/>
+                <w:color w:val="000000"/>
+              </w:rPr>
+              <w:t xml:space="preserve">4,874</w:t>
+            </w:r>
+            <w:r>
+              <w:rPr>
+                <w:rFonts w:ascii="Helvetica" w:hAnsi="Helvetica" w:eastAsia="Helvetica" w:cs="Helvetica"/>
+                <w:i w:val="false"/>
+                <w:b w:val="false"/>
+                <w:u w:val="none"/>
+                <w:strike w:val="false"/>
+                <w:sz w:val="22"/>
+                <w:szCs w:val="22"/>
+                <w:color w:val="000000"/>
+              </w:rPr>
+              <w:br/>
+            </w:r>
+            <w:r>
+              <w:rPr>
+                <w:rFonts w:ascii="Helvetica" w:hAnsi="Helvetica" w:eastAsia="Helvetica" w:cs="Helvetica"/>
+                <w:i w:val="false"/>
+                <w:b w:val="false"/>
+                <w:u w:val="none"/>
+                <w:strike w:val="false"/>
+                <w:sz w:val="22"/>
+                <w:szCs w:val="22"/>
+                <w:color w:val="000000"/>
+              </w:rPr>
+              <w:t xml:space="preserve">(4,769–5,047)</w:t>
+            </w:r>
+          </w:p>
+        </w:tc>
+        <w:tc>
+          <w:tcPr>
+            <w:tcBorders>
+              <w:bottom w:val="single" w:sz="12" w:space="0" w:color="666666"/>
+              <w:top w:val="single" w:sz="4" w:space="0" w:color="000000"/>
+              <w:left w:val="none" w:sz="0" w:space="0" w:color="000000"/>
+              <w:right w:val="none" w:sz="0" w:space="0" w:color="000000"/>
+            </w:tcBorders>
+            <w:shd w:val="clear" w:color="auto" w:fill="FFFFFF"/>
+            <w:tcMar>
+              <w:top w:w="0" w:type="dxa"/>
+              <w:bottom w:w="0" w:type="dxa"/>
+              <w:left w:w="0" w:type="dxa"/>
+              <w:right w:w="0" w:type="dxa"/>
+            </w:tcMar>
+            <w:vAlign w:val="top"/>
+          </w:tcPr>
+          <w:p>
+            <w:pPr>
+              <w:jc w:val="center"/>
+              <w:pBdr>
+                <w:bottom w:val="none" w:sz="0" w:space="0" w:color="000000"/>
+                <w:top w:val="none" w:sz="0" w:space="0" w:color="000000"/>
+                <w:left w:val="none" w:sz="0" w:space="0" w:color="000000"/>
+                <w:right w:val="none" w:sz="0" w:space="0" w:color="000000"/>
+              </w:pBdr>
+              <w:spacing w:after="100" w:before="100" w:line="240"/>
+              <w:ind w:left="100" w:right="100" w:firstLine="0" w:firstLineChars="0"/>
+              <w:rPr>
+                <w:rFonts w:ascii="Helvetica" w:hAnsi="Helvetica" w:eastAsia="Helvetica" w:cs="Helvetica"/>
+                <w:i w:val="false"/>
+                <w:b w:val="false"/>
+                <w:u w:val="none"/>
+                <w:strike w:val="false"/>
+                <w:sz w:val="22"/>
+                <w:szCs w:val="22"/>
+                <w:color w:val="000000"/>
+              </w:rPr>
+            </w:pPr>
+            <w:r>
+              <w:rPr>
+                <w:rFonts w:ascii="Helvetica" w:hAnsi="Helvetica" w:eastAsia="Helvetica" w:cs="Helvetica"/>
+                <w:i w:val="false"/>
+                <w:b w:val="false"/>
+                <w:u w:val="none"/>
+                <w:strike w:val="false"/>
+                <w:sz w:val="22"/>
+                <w:szCs w:val="22"/>
+                <w:color w:val="000000"/>
+              </w:rPr>
+              <w:t xml:space="preserve">72</w:t>
+            </w:r>
+            <w:r>
+              <w:rPr>
+                <w:rFonts w:ascii="Helvetica" w:hAnsi="Helvetica" w:eastAsia="Helvetica" w:cs="Helvetica"/>
+                <w:i w:val="false"/>
+                <w:b w:val="false"/>
+                <w:u w:val="none"/>
+                <w:strike w:val="false"/>
+                <w:sz w:val="22"/>
+                <w:szCs w:val="22"/>
+                <w:color w:val="000000"/>
+              </w:rPr>
+              <w:br/>
+            </w:r>
+            <w:r>
+              <w:rPr>
+                <w:rFonts w:ascii="Helvetica" w:hAnsi="Helvetica" w:eastAsia="Helvetica" w:cs="Helvetica"/>
+                <w:i w:val="false"/>
+                <w:b w:val="false"/>
+                <w:u w:val="none"/>
+                <w:strike w:val="false"/>
+                <w:sz w:val="22"/>
+                <w:szCs w:val="22"/>
+                <w:color w:val="000000"/>
+              </w:rPr>
+              <w:t xml:space="preserve">(68–75)</w:t>
+            </w:r>
+          </w:p>
+        </w:tc>
+        <w:tc>
+          <w:tcPr>
+            <w:tcBorders>
+              <w:bottom w:val="single" w:sz="12" w:space="0" w:color="666666"/>
+              <w:top w:val="single" w:sz="4" w:space="0" w:color="000000"/>
+              <w:left w:val="none" w:sz="0" w:space="0" w:color="000000"/>
+              <w:right w:val="none" w:sz="0" w:space="0" w:color="000000"/>
+            </w:tcBorders>
+            <w:shd w:val="clear" w:color="auto" w:fill="FFFFFF"/>
+            <w:tcMar>
+              <w:top w:w="0" w:type="dxa"/>
+              <w:bottom w:w="0" w:type="dxa"/>
+              <w:left w:w="0" w:type="dxa"/>
+              <w:right w:w="0" w:type="dxa"/>
+            </w:tcMar>
+            <w:vAlign w:val="top"/>
+          </w:tcPr>
+          <w:p>
+            <w:pPr>
+              <w:jc w:val="center"/>
+              <w:pBdr>
+                <w:bottom w:val="none" w:sz="0" w:space="0" w:color="000000"/>
+                <w:top w:val="none" w:sz="0" w:space="0" w:color="000000"/>
+                <w:left w:val="none" w:sz="0" w:space="0" w:color="000000"/>
+                <w:right w:val="none" w:sz="0" w:space="0" w:color="000000"/>
+              </w:pBdr>
+              <w:spacing w:after="100" w:before="100" w:line="240"/>
+              <w:ind w:left="100" w:right="100" w:firstLine="0" w:firstLineChars="0"/>
+              <w:rPr>
+                <w:rFonts w:ascii="Helvetica" w:hAnsi="Helvetica" w:eastAsia="Helvetica" w:cs="Helvetica"/>
+                <w:i w:val="false"/>
+                <w:b w:val="false"/>
+                <w:u w:val="none"/>
+                <w:strike w:val="false"/>
+                <w:sz w:val="22"/>
+                <w:szCs w:val="22"/>
+                <w:color w:val="000000"/>
+              </w:rPr>
+            </w:pPr>
+            <w:r>
+              <w:rPr>
+                <w:rFonts w:ascii="Helvetica" w:hAnsi="Helvetica" w:eastAsia="Helvetica" w:cs="Helvetica"/>
+                <w:i w:val="false"/>
+                <w:b w:val="false"/>
+                <w:u w:val="none"/>
+                <w:strike w:val="false"/>
+                <w:sz w:val="22"/>
+                <w:szCs w:val="22"/>
+                <w:color w:val="000000"/>
+              </w:rPr>
+              <w:t xml:space="preserve">40</w:t>
+            </w:r>
+            <w:r>
+              <w:rPr>
+                <w:rFonts w:ascii="Helvetica" w:hAnsi="Helvetica" w:eastAsia="Helvetica" w:cs="Helvetica"/>
+                <w:i w:val="false"/>
+                <w:b w:val="false"/>
+                <w:u w:val="none"/>
+                <w:strike w:val="false"/>
+                <w:sz w:val="22"/>
+                <w:szCs w:val="22"/>
+                <w:color w:val="000000"/>
+              </w:rPr>
+              <w:br/>
+            </w:r>
+            <w:r>
+              <w:rPr>
+                <w:rFonts w:ascii="Helvetica" w:hAnsi="Helvetica" w:eastAsia="Helvetica" w:cs="Helvetica"/>
+                <w:i w:val="false"/>
+                <w:b w:val="false"/>
+                <w:u w:val="none"/>
+                <w:strike w:val="false"/>
+                <w:sz w:val="22"/>
+                <w:szCs w:val="22"/>
+                <w:color w:val="000000"/>
+              </w:rPr>
+              <w:t xml:space="preserve">(38–43)</w:t>
+            </w:r>
+          </w:p>
+        </w:tc>
+        <w:tc>
+          <w:tcPr>
+            <w:tcBorders>
+              <w:bottom w:val="single" w:sz="12" w:space="0" w:color="666666"/>
+              <w:top w:val="single" w:sz="4" w:space="0" w:color="000000"/>
+              <w:left w:val="none" w:sz="0" w:space="0" w:color="000000"/>
+              <w:right w:val="none" w:sz="0" w:space="0" w:color="000000"/>
+            </w:tcBorders>
+            <w:shd w:val="clear" w:color="auto" w:fill="FFFFFF"/>
+            <w:tcMar>
+              <w:top w:w="0" w:type="dxa"/>
+              <w:bottom w:w="0" w:type="dxa"/>
+              <w:left w:w="0" w:type="dxa"/>
+              <w:right w:w="0" w:type="dxa"/>
+            </w:tcMar>
+            <w:vAlign w:val="top"/>
+          </w:tcPr>
+          <w:p>
+            <w:pPr>
+              <w:jc w:val="center"/>
+              <w:pBdr>
+                <w:bottom w:val="none" w:sz="0" w:space="0" w:color="000000"/>
+                <w:top w:val="none" w:sz="0" w:space="0" w:color="000000"/>
+                <w:left w:val="none" w:sz="0" w:space="0" w:color="000000"/>
+                <w:right w:val="none" w:sz="0" w:space="0" w:color="000000"/>
+              </w:pBdr>
+              <w:spacing w:after="100" w:before="100" w:line="240"/>
+              <w:ind w:left="100" w:right="100" w:firstLine="0" w:firstLineChars="0"/>
+              <w:rPr>
+                <w:rFonts w:ascii="Helvetica" w:hAnsi="Helvetica" w:eastAsia="Helvetica" w:cs="Helvetica"/>
+                <w:i w:val="false"/>
+                <w:b w:val="false"/>
+                <w:u w:val="none"/>
+                <w:strike w:val="false"/>
+                <w:sz w:val="22"/>
+                <w:szCs w:val="22"/>
+                <w:color w:val="000000"/>
+              </w:rPr>
+            </w:pPr>
+            <w:r>
+              <w:rPr>
+                <w:rFonts w:ascii="Helvetica" w:hAnsi="Helvetica" w:eastAsia="Helvetica" w:cs="Helvetica"/>
+                <w:i w:val="false"/>
+                <w:b w:val="false"/>
+                <w:u w:val="none"/>
+                <w:strike w:val="false"/>
+                <w:sz w:val="22"/>
+                <w:szCs w:val="22"/>
+                <w:color w:val="000000"/>
+              </w:rPr>
+              <w:t xml:space="preserve">40</w:t>
+            </w:r>
+            <w:r>
+              <w:rPr>
+                <w:rFonts w:ascii="Helvetica" w:hAnsi="Helvetica" w:eastAsia="Helvetica" w:cs="Helvetica"/>
+                <w:i w:val="false"/>
+                <w:b w:val="false"/>
+                <w:u w:val="none"/>
+                <w:strike w:val="false"/>
+                <w:sz w:val="22"/>
+                <w:szCs w:val="22"/>
+                <w:color w:val="000000"/>
+              </w:rPr>
+              <w:br/>
+            </w:r>
+            <w:r>
+              <w:rPr>
+                <w:rFonts w:ascii="Helvetica" w:hAnsi="Helvetica" w:eastAsia="Helvetica" w:cs="Helvetica"/>
+                <w:i w:val="false"/>
+                <w:b w:val="false"/>
+                <w:u w:val="none"/>
+                <w:strike w:val="false"/>
+                <w:sz w:val="22"/>
+                <w:szCs w:val="22"/>
+                <w:color w:val="000000"/>
+              </w:rPr>
+              <w:t xml:space="preserve">(39–43)</w:t>
+            </w:r>
+          </w:p>
+        </w:tc>
+        <w:tc>
+          <w:tcPr>
+            <w:tcBorders>
+              <w:bottom w:val="single" w:sz="12" w:space="0" w:color="666666"/>
+              <w:top w:val="single" w:sz="4" w:space="0" w:color="000000"/>
+              <w:left w:val="none" w:sz="0" w:space="0" w:color="000000"/>
+              <w:right w:val="none" w:sz="0" w:space="0" w:color="000000"/>
+            </w:tcBorders>
+            <w:shd w:val="clear" w:color="auto" w:fill="FFFFFF"/>
+            <w:tcMar>
+              <w:top w:w="0" w:type="dxa"/>
+              <w:bottom w:w="0" w:type="dxa"/>
+              <w:left w:w="0" w:type="dxa"/>
+              <w:right w:w="0" w:type="dxa"/>
+            </w:tcMar>
+            <w:vAlign w:val="top"/>
+          </w:tcPr>
+          <w:p>
+            <w:pPr>
+              <w:jc w:val="center"/>
+              <w:pBdr>
+                <w:bottom w:val="none" w:sz="0" w:space="0" w:color="000000"/>
+                <w:top w:val="none" w:sz="0" w:space="0" w:color="000000"/>
+                <w:left w:val="none" w:sz="0" w:space="0" w:color="000000"/>
+                <w:right w:val="none" w:sz="0" w:space="0" w:color="000000"/>
+              </w:pBdr>
+              <w:spacing w:after="100" w:before="100" w:line="240"/>
+              <w:ind w:left="100" w:right="100" w:firstLine="0" w:firstLineChars="0"/>
+              <w:rPr>
+                <w:rFonts w:ascii="Helvetica" w:hAnsi="Helvetica" w:eastAsia="Helvetica" w:cs="Helvetica"/>
+                <w:i w:val="false"/>
+                <w:b w:val="false"/>
+                <w:u w:val="none"/>
+                <w:strike w:val="false"/>
+                <w:sz w:val="22"/>
+                <w:szCs w:val="22"/>
+                <w:color w:val="000000"/>
+              </w:rPr>
+            </w:pPr>
+            <w:r>
+              <w:rPr>
+                <w:rFonts w:ascii="Helvetica" w:hAnsi="Helvetica" w:eastAsia="Helvetica" w:cs="Helvetica"/>
+                <w:i w:val="false"/>
+                <w:b w:val="false"/>
+                <w:u w:val="none"/>
+                <w:strike w:val="false"/>
+                <w:sz w:val="22"/>
+                <w:szCs w:val="22"/>
+                <w:color w:val="000000"/>
+              </w:rPr>
+              <w:t xml:space="preserve">15</w:t>
+            </w:r>
+            <w:r>
+              <w:rPr>
+                <w:rFonts w:ascii="Helvetica" w:hAnsi="Helvetica" w:eastAsia="Helvetica" w:cs="Helvetica"/>
+                <w:i w:val="false"/>
+                <w:b w:val="false"/>
+                <w:u w:val="none"/>
+                <w:strike w:val="false"/>
+                <w:sz w:val="22"/>
+                <w:szCs w:val="22"/>
+                <w:color w:val="000000"/>
+              </w:rPr>
+              <w:br/>
+            </w:r>
+            <w:r>
+              <w:rPr>
+                <w:rFonts w:ascii="Helvetica" w:hAnsi="Helvetica" w:eastAsia="Helvetica" w:cs="Helvetica"/>
+                <w:i w:val="false"/>
+                <w:b w:val="false"/>
+                <w:u w:val="none"/>
+                <w:strike w:val="false"/>
+                <w:sz w:val="22"/>
+                <w:szCs w:val="22"/>
+                <w:color w:val="000000"/>
+              </w:rPr>
+              <w:t xml:space="preserve">(15–16)</w:t>
             </w:r>
           </w:p>
         </w:tc>
       </w:tr>
     </w:tbl>
     <w:sectPr>
-      <w:pgMar w:header="708" w:bottom="1417" w:top="1417" w:right="1417" w:left="1417" w:footer="708" w:gutter="0"/>
-      <w:pgSz w:h="16838" w:w="11906" w:orient="portrait"/>
       <w:type w:val="continuous"/>
-      <w:cols/>
+      <w:pgSz w:w="11900" w:h="16840"/>
+      <w:pgMar w:top="1417" w:right="1417" w:bottom="1417" w:left="1417" w:header="708" w:footer="708" w:gutter="0"/>
+      <w:cols w:space="708"/>
+      <w:docGrid w:linePitch="360"/>
     </w:sectPr>
   </w:body>
 </w:document>
